--- a/06-学生侧材料/讲义/_数学工具/数学工具-第5讲-偏导与全微分.docx
+++ b/06-学生侧材料/讲义/_数学工具/数学工具-第5讲-偏导与全微分.docx
@@ -28074,8 +28074,25 @@
                 <w:b/>
                 <w:bCs/>
               </w:rPr>
-              <w:t xml:space="preserve"> = a/V_m</w:t>
-            </w:r>
+              <w:t xml:space="preserve"> = a/</w:t>
+            </w:r>
+            <m:oMath>
+              <m:sSub>
+                <m:e>
+                  <m:r>
+                    <m:t>V</m:t>
+                  </m:r>
+                </m:e>
+                <m:sub>
+                  <m:r>
+                    <m:rPr>
+                      <m:sty m:val="p"/>
+                    </m:rPr>
+                    <m:t>m</m:t>
+                  </m:r>
+                </m:sub>
+              </m:sSub>
+            </m:oMath>
             <w:r>
               <w:rPr>
                 <w:rFonts w:ascii="Times New Roman" w:hAnsi="Times New Roman" w:eastAsia="Times New Roman" w:cs="Times New Roman"/>
@@ -31604,7 +31621,7 @@
     <ns0:name ns0:val="Verbatim Char"/>
     <ns0:basedOn ns0:val="BodyTextChar"/>
     <ns0:rPr>
-      <ns0:rFonts ns0:ascii="SimSun" ns0:hAnsi="SimSun" ns0:eastAsia="SimSun" ns0:cs="SimSun"/>
+      <ns0:rFonts ns0:ascii="SimSun" ns0:cs="SimSun" ns0:eastAsia="SimSun" ns0:hAnsi="SimSun"/>
       <ns0:b ns0:val="0"/>
       <ns0:sz ns0:val="20"/>
     </ns0:rPr>
@@ -31682,7 +31699,7 @@
       <w:wordWrap w:val="off"/>
     </w:pPr>
     <ns0:rPr>
-      <w:rFonts w:ascii="SimSun" w:hAnsi="SimSun" w:eastAsia="SimSun" w:cs="SimSun"/>
+      <w:rFonts ns0:ascii="SimSun" ns0:hAnsi="SimSun" ns0:eastAsia="SimSun" ns0:cs="SimSun"/>
     </ns0:rPr>
   </w:style>
   <w:style w:type="character" w:customStyle="1" w:styleId="KeywordTok">

--- a/06-学生侧材料/讲义/_数学工具/数学工具-第5讲-偏导与全微分.docx
+++ b/06-学生侧材料/讲义/_数学工具/数学工具-第5讲-偏导与全微分.docx
@@ -18224,6 +18224,12 @@
       </w:pPr>
       <w:r>
         <w:rPr>
+          <w:rFonts w:ascii="Times New Roman" w:hAnsi="Times New Roman" w:eastAsia="Times New Roman" w:cs="Times New Roman"/>
+        </w:rPr>
+        <w:t xml:space="preserve">10.1 </w:t>
+      </w:r>
+      <w:r>
+        <w:rPr>
           <w:rFonts w:hint="eastAsia" w:ascii="Times New Roman" w:hAnsi="Times New Roman" w:eastAsia="SimHei" w:cs="Times New Roman"/>
         </w:rPr>
         <w:t>基础巩固</w:t>
@@ -18255,11 +18261,22 @@
     </w:p>
     <w:p>
       <w:pPr>
-        <w:numPr>
-          <w:ilvl w:val="0"/>
-          <w:numId w:val="1004"/>
-        </w:numPr>
+        <w:pStyle w:val="FirstParagraph"/>
       </w:pPr>
+      <w:r>
+        <w:rPr>
+          <w:rFonts w:ascii="Times New Roman" w:hAnsi="Times New Roman" w:eastAsia="Times New Roman" w:cs="Times New Roman"/>
+          <w:b/>
+          <w:bCs/>
+        </w:rPr>
+        <w:t xml:space="preserve">1.</w:t>
+      </w:r>
+      <w:r>
+        <w:rPr>
+          <w:rFonts w:ascii="Times New Roman" w:hAnsi="Times New Roman" w:eastAsia="Times New Roman" w:cs="Times New Roman"/>
+        </w:rPr>
+        <w:t xml:space="preserve"> </w:t>
+      </w:r>
       <w:r>
         <w:rPr>
           <w:rFonts w:hint="eastAsia" w:ascii="Times New Roman" w:hAnsi="Times New Roman" w:eastAsia="FangSong" w:cs="Times New Roman"/>
@@ -18570,11 +18587,22 @@
     </w:p>
     <w:p>
       <w:pPr>
-        <w:numPr>
-          <w:ilvl w:val="0"/>
-          <w:numId w:val="1004"/>
-        </w:numPr>
+        <w:pStyle w:val="BodyText"/>
       </w:pPr>
+      <w:r>
+        <w:rPr>
+          <w:rFonts w:ascii="Times New Roman" w:hAnsi="Times New Roman" w:eastAsia="Times New Roman" w:cs="Times New Roman"/>
+          <w:b/>
+          <w:bCs/>
+        </w:rPr>
+        <w:t xml:space="preserve">2.</w:t>
+      </w:r>
+      <w:r>
+        <w:rPr>
+          <w:rFonts w:ascii="Times New Roman" w:hAnsi="Times New Roman" w:eastAsia="Times New Roman" w:cs="Times New Roman"/>
+        </w:rPr>
+        <w:t xml:space="preserve"> </w:t>
+      </w:r>
       <w:r>
         <w:rPr>
           <w:rFonts w:hint="eastAsia" w:ascii="Times New Roman" w:hAnsi="Times New Roman" w:eastAsia="FangSong" w:cs="Times New Roman"/>
@@ -18806,11 +18834,22 @@
     </w:p>
     <w:p>
       <w:pPr>
-        <w:numPr>
-          <w:ilvl w:val="0"/>
-          <w:numId w:val="1004"/>
-        </w:numPr>
+        <w:pStyle w:val="BodyText"/>
       </w:pPr>
+      <w:r>
+        <w:rPr>
+          <w:rFonts w:ascii="Times New Roman" w:hAnsi="Times New Roman" w:eastAsia="Times New Roman" w:cs="Times New Roman"/>
+          <w:b/>
+          <w:bCs/>
+        </w:rPr>
+        <w:t xml:space="preserve">3.</w:t>
+      </w:r>
+      <w:r>
+        <w:rPr>
+          <w:rFonts w:ascii="Times New Roman" w:hAnsi="Times New Roman" w:eastAsia="Times New Roman" w:cs="Times New Roman"/>
+        </w:rPr>
+        <w:t xml:space="preserve"> </w:t>
+      </w:r>
       <w:r>
         <w:rPr>
           <w:rFonts w:hint="eastAsia" w:ascii="Times New Roman" w:hAnsi="Times New Roman" w:eastAsia="FangSong" w:cs="Times New Roman"/>
@@ -18914,11 +18953,22 @@
     </w:p>
     <w:p>
       <w:pPr>
-        <w:numPr>
-          <w:ilvl w:val="0"/>
-          <w:numId w:val="1004"/>
-        </w:numPr>
+        <w:pStyle w:val="BodyText"/>
       </w:pPr>
+      <w:r>
+        <w:rPr>
+          <w:rFonts w:ascii="Times New Roman" w:hAnsi="Times New Roman" w:eastAsia="Times New Roman" w:cs="Times New Roman"/>
+          <w:b/>
+          <w:bCs/>
+        </w:rPr>
+        <w:t xml:space="preserve">4.</w:t>
+      </w:r>
+      <w:r>
+        <w:rPr>
+          <w:rFonts w:ascii="Times New Roman" w:hAnsi="Times New Roman" w:eastAsia="Times New Roman" w:cs="Times New Roman"/>
+        </w:rPr>
+        <w:t xml:space="preserve"> </w:t>
+      </w:r>
       <w:r>
         <w:rPr>
           <w:rFonts w:hint="eastAsia" w:ascii="Times New Roman" w:hAnsi="Times New Roman" w:eastAsia="FangSong" w:cs="Times New Roman"/>
@@ -19086,11 +19136,22 @@
     </w:p>
     <w:p>
       <w:pPr>
-        <w:numPr>
-          <w:ilvl w:val="0"/>
-          <w:numId w:val="1004"/>
-        </w:numPr>
+        <w:pStyle w:val="BodyText"/>
       </w:pPr>
+      <w:r>
+        <w:rPr>
+          <w:rFonts w:ascii="Times New Roman" w:hAnsi="Times New Roman" w:eastAsia="Times New Roman" w:cs="Times New Roman"/>
+          <w:b/>
+          <w:bCs/>
+        </w:rPr>
+        <w:t xml:space="preserve">5.</w:t>
+      </w:r>
+      <w:r>
+        <w:rPr>
+          <w:rFonts w:ascii="Times New Roman" w:hAnsi="Times New Roman" w:eastAsia="Times New Roman" w:cs="Times New Roman"/>
+        </w:rPr>
+        <w:t xml:space="preserve"> </w:t>
+      </w:r>
       <w:r>
         <w:rPr>
           <w:rFonts w:hint="eastAsia" w:ascii="Times New Roman" w:hAnsi="Times New Roman" w:eastAsia="FangSong" w:cs="Times New Roman"/>
@@ -19143,11 +19204,22 @@
     </w:p>
     <w:p>
       <w:pPr>
-        <w:numPr>
-          <w:ilvl w:val="0"/>
-          <w:numId w:val="1004"/>
-        </w:numPr>
+        <w:pStyle w:val="BodyText"/>
       </w:pPr>
+      <w:r>
+        <w:rPr>
+          <w:rFonts w:ascii="Times New Roman" w:hAnsi="Times New Roman" w:eastAsia="Times New Roman" w:cs="Times New Roman"/>
+          <w:b/>
+          <w:bCs/>
+        </w:rPr>
+        <w:t xml:space="preserve">6.</w:t>
+      </w:r>
+      <w:r>
+        <w:rPr>
+          <w:rFonts w:ascii="Times New Roman" w:hAnsi="Times New Roman" w:eastAsia="Times New Roman" w:cs="Times New Roman"/>
+        </w:rPr>
+        <w:t xml:space="preserve"> </w:t>
+      </w:r>
       <w:r>
         <w:rPr>
           <w:rFonts w:hint="eastAsia" w:ascii="Times New Roman" w:hAnsi="Times New Roman" w:eastAsia="FangSong" w:cs="Times New Roman"/>
@@ -19314,6 +19386,12 @@
       </w:pPr>
       <w:r>
         <w:rPr>
+          <w:rFonts w:ascii="Times New Roman" w:hAnsi="Times New Roman" w:eastAsia="Times New Roman" w:cs="Times New Roman"/>
+        </w:rPr>
+        <w:t xml:space="preserve">10.2 </w:t>
+      </w:r>
+      <w:r>
+        <w:rPr>
           <w:rFonts w:hint="eastAsia" w:ascii="Times New Roman" w:hAnsi="Times New Roman" w:eastAsia="SimHei" w:cs="Times New Roman"/>
         </w:rPr>
         <w:t>竞赛入门</w:t>
@@ -19345,11 +19423,22 @@
     </w:p>
     <w:p>
       <w:pPr>
-        <w:numPr>
-          <w:ilvl w:val="0"/>
-          <w:numId w:val="1005"/>
-        </w:numPr>
+        <w:pStyle w:val="FirstParagraph"/>
       </w:pPr>
+      <w:r>
+        <w:rPr>
+          <w:rFonts w:ascii="Times New Roman" w:hAnsi="Times New Roman" w:eastAsia="Times New Roman" w:cs="Times New Roman"/>
+          <w:b/>
+          <w:bCs/>
+        </w:rPr>
+        <w:t xml:space="preserve">7.</w:t>
+      </w:r>
+      <w:r>
+        <w:rPr>
+          <w:rFonts w:ascii="Times New Roman" w:hAnsi="Times New Roman" w:eastAsia="Times New Roman" w:cs="Times New Roman"/>
+        </w:rPr>
+        <w:t xml:space="preserve"> </w:t>
+      </w:r>
       <w:r>
         <w:rPr>
           <w:rFonts w:hint="eastAsia" w:ascii="Times New Roman" w:hAnsi="Times New Roman" w:eastAsia="FangSong" w:cs="Times New Roman"/>
@@ -19560,11 +19649,22 @@
     </w:p>
     <w:p>
       <w:pPr>
-        <w:numPr>
-          <w:ilvl w:val="0"/>
-          <w:numId w:val="1005"/>
-        </w:numPr>
+        <w:pStyle w:val="BodyText"/>
       </w:pPr>
+      <w:r>
+        <w:rPr>
+          <w:rFonts w:ascii="Times New Roman" w:hAnsi="Times New Roman" w:eastAsia="Times New Roman" w:cs="Times New Roman"/>
+          <w:b/>
+          <w:bCs/>
+        </w:rPr>
+        <w:t xml:space="preserve">8.</w:t>
+      </w:r>
+      <w:r>
+        <w:rPr>
+          <w:rFonts w:ascii="Times New Roman" w:hAnsi="Times New Roman" w:eastAsia="Times New Roman" w:cs="Times New Roman"/>
+        </w:rPr>
+        <w:t xml:space="preserve"> </w:t>
+      </w:r>
       <w:r>
         <w:rPr>
           <w:rFonts w:hint="eastAsia" w:ascii="Times New Roman" w:hAnsi="Times New Roman" w:eastAsia="FangSong" w:cs="Times New Roman"/>
@@ -19721,11 +19821,22 @@
     </w:p>
     <w:p>
       <w:pPr>
-        <w:numPr>
-          <w:ilvl w:val="0"/>
-          <w:numId w:val="1005"/>
-        </w:numPr>
+        <w:pStyle w:val="BodyText"/>
       </w:pPr>
+      <w:r>
+        <w:rPr>
+          <w:rFonts w:ascii="Times New Roman" w:hAnsi="Times New Roman" w:eastAsia="Times New Roman" w:cs="Times New Roman"/>
+          <w:b/>
+          <w:bCs/>
+        </w:rPr>
+        <w:t xml:space="preserve">9.</w:t>
+      </w:r>
+      <w:r>
+        <w:rPr>
+          <w:rFonts w:ascii="Times New Roman" w:hAnsi="Times New Roman" w:eastAsia="Times New Roman" w:cs="Times New Roman"/>
+        </w:rPr>
+        <w:t xml:space="preserve"> </w:t>
+      </w:r>
       <w:r>
         <w:rPr>
           <w:rFonts w:hint="eastAsia" w:ascii="Times New Roman" w:hAnsi="Times New Roman" w:eastAsia="FangSong" w:cs="Times New Roman"/>
@@ -19929,11 +20040,22 @@
     </w:p>
     <w:p>
       <w:pPr>
-        <w:numPr>
-          <w:ilvl w:val="0"/>
-          <w:numId w:val="1005"/>
-        </w:numPr>
+        <w:pStyle w:val="BodyText"/>
       </w:pPr>
+      <w:r>
+        <w:rPr>
+          <w:rFonts w:ascii="Times New Roman" w:hAnsi="Times New Roman" w:eastAsia="Times New Roman" w:cs="Times New Roman"/>
+          <w:b/>
+          <w:bCs/>
+        </w:rPr>
+        <w:t xml:space="preserve">10.</w:t>
+      </w:r>
+      <w:r>
+        <w:rPr>
+          <w:rFonts w:ascii="Times New Roman" w:hAnsi="Times New Roman" w:eastAsia="Times New Roman" w:cs="Times New Roman"/>
+        </w:rPr>
+        <w:t xml:space="preserve"> </w:t>
+      </w:r>
       <w:r>
         <w:rPr>
           <w:rFonts w:hint="eastAsia" w:ascii="Times New Roman" w:hAnsi="Times New Roman" w:eastAsia="FangSong" w:cs="Times New Roman"/>
@@ -20113,11 +20235,22 @@
     </w:p>
     <w:p>
       <w:pPr>
-        <w:numPr>
-          <w:ilvl w:val="0"/>
-          <w:numId w:val="1005"/>
-        </w:numPr>
+        <w:pStyle w:val="BodyText"/>
       </w:pPr>
+      <w:r>
+        <w:rPr>
+          <w:rFonts w:ascii="Times New Roman" w:hAnsi="Times New Roman" w:eastAsia="Times New Roman" w:cs="Times New Roman"/>
+          <w:b/>
+          <w:bCs/>
+        </w:rPr>
+        <w:t xml:space="preserve">11.</w:t>
+      </w:r>
+      <w:r>
+        <w:rPr>
+          <w:rFonts w:ascii="Times New Roman" w:hAnsi="Times New Roman" w:eastAsia="Times New Roman" w:cs="Times New Roman"/>
+        </w:rPr>
+        <w:t xml:space="preserve"> </w:t>
+      </w:r>
       <w:r>
         <w:rPr>
           <w:rFonts w:hint="eastAsia" w:ascii="Times New Roman" w:hAnsi="Times New Roman" w:eastAsia="FangSong" w:cs="Times New Roman"/>
@@ -20225,11 +20358,22 @@
     </w:p>
     <w:p>
       <w:pPr>
-        <w:numPr>
-          <w:ilvl w:val="0"/>
-          <w:numId w:val="1005"/>
-        </w:numPr>
+        <w:pStyle w:val="BodyText"/>
       </w:pPr>
+      <w:r>
+        <w:rPr>
+          <w:rFonts w:ascii="Times New Roman" w:hAnsi="Times New Roman" w:eastAsia="Times New Roman" w:cs="Times New Roman"/>
+          <w:b/>
+          <w:bCs/>
+        </w:rPr>
+        <w:t xml:space="preserve">12.</w:t>
+      </w:r>
+      <w:r>
+        <w:rPr>
+          <w:rFonts w:ascii="Times New Roman" w:hAnsi="Times New Roman" w:eastAsia="Times New Roman" w:cs="Times New Roman"/>
+        </w:rPr>
+        <w:t xml:space="preserve"> </w:t>
+      </w:r>
       <w:r>
         <w:rPr>
           <w:rFonts w:hint="eastAsia" w:ascii="Times New Roman" w:hAnsi="Times New Roman" w:eastAsia="FangSong" w:cs="Times New Roman"/>
@@ -20345,7 +20489,7 @@
       </w:r>
     </w:p>
     <w:bookmarkEnd w:id="42"/>
-    <w:bookmarkStart w:id="43" w:name="真题挑战6-题竞赛风格改编"/>
+    <w:bookmarkStart w:id="43" w:name="真题挑战6-题竞赛风格改编6-题"/>
     <w:p>
       <w:pPr>
         <w:pStyle w:val="Heading3"/>
@@ -20353,6 +20497,12 @@
       </w:pPr>
       <w:r>
         <w:rPr>
+          <w:rFonts w:ascii="Times New Roman" w:hAnsi="Times New Roman" w:eastAsia="Times New Roman" w:cs="Times New Roman"/>
+        </w:rPr>
+        <w:t xml:space="preserve">10.3 </w:t>
+      </w:r>
+      <w:r>
+        <w:rPr>
           <w:rFonts w:hint="eastAsia" w:ascii="Times New Roman" w:hAnsi="Times New Roman" w:eastAsia="SimHei" w:cs="Times New Roman"/>
         </w:rPr>
         <w:t>真题挑战</w:t>
@@ -20386,6 +20536,24 @@
           <w:rFonts w:hint="eastAsia" w:ascii="Times New Roman" w:hAnsi="Times New Roman" w:eastAsia="SimHei" w:cs="Times New Roman"/>
         </w:rPr>
         <w:t>竞赛风格改编</w:t>
+      </w:r>
+      <w:r>
+        <w:rPr>
+          <w:rFonts w:hint="eastAsia" w:ascii="Times New Roman" w:hAnsi="Times New Roman" w:eastAsia="Times New Roman" w:cs="Times New Roman"/>
+        </w:rPr>
+        <w:t>）（6</w:t>
+      </w:r>
+      <w:r>
+        <w:rPr>
+          <w:rFonts w:ascii="Times New Roman" w:hAnsi="Times New Roman" w:eastAsia="Times New Roman" w:cs="Times New Roman"/>
+        </w:rPr>
+        <w:t xml:space="preserve"> </w:t>
+      </w:r>
+      <w:r>
+        <w:rPr>
+          <w:rFonts w:hint="eastAsia" w:ascii="Times New Roman" w:hAnsi="Times New Roman" w:eastAsia="SimHei" w:cs="Times New Roman"/>
+        </w:rPr>
+        <w:t>题</w:t>
       </w:r>
       <w:r>
         <w:rPr>
@@ -20396,11 +20564,22 @@
     </w:p>
     <w:p>
       <w:pPr>
-        <w:numPr>
-          <w:ilvl w:val="0"/>
-          <w:numId w:val="1006"/>
-        </w:numPr>
+        <w:pStyle w:val="FirstParagraph"/>
       </w:pPr>
+      <w:r>
+        <w:rPr>
+          <w:rFonts w:ascii="Times New Roman" w:hAnsi="Times New Roman" w:eastAsia="Times New Roman" w:cs="Times New Roman"/>
+          <w:b/>
+          <w:bCs/>
+        </w:rPr>
+        <w:t xml:space="preserve">13.</w:t>
+      </w:r>
+      <w:r>
+        <w:rPr>
+          <w:rFonts w:ascii="Times New Roman" w:hAnsi="Times New Roman" w:eastAsia="Times New Roman" w:cs="Times New Roman"/>
+        </w:rPr>
+        <w:t xml:space="preserve"> </w:t>
+      </w:r>
       <w:r>
         <w:rPr>
           <w:rFonts w:hint="eastAsia" w:ascii="Times New Roman" w:hAnsi="Times New Roman" w:eastAsia="FangSong" w:cs="Times New Roman"/>
@@ -20767,11 +20946,22 @@
     </w:p>
     <w:p>
       <w:pPr>
-        <w:numPr>
-          <w:ilvl w:val="0"/>
-          <w:numId w:val="1006"/>
-        </w:numPr>
+        <w:pStyle w:val="BodyText"/>
       </w:pPr>
+      <w:r>
+        <w:rPr>
+          <w:rFonts w:ascii="Times New Roman" w:hAnsi="Times New Roman" w:eastAsia="Times New Roman" w:cs="Times New Roman"/>
+          <w:b/>
+          <w:bCs/>
+        </w:rPr>
+        <w:t xml:space="preserve">14.</w:t>
+      </w:r>
+      <w:r>
+        <w:rPr>
+          <w:rFonts w:ascii="Times New Roman" w:hAnsi="Times New Roman" w:eastAsia="Times New Roman" w:cs="Times New Roman"/>
+        </w:rPr>
+        <w:t xml:space="preserve"> </w:t>
+      </w:r>
       <w:r>
         <w:rPr>
           <w:rFonts w:hint="eastAsia" w:ascii="Times New Roman" w:hAnsi="Times New Roman" w:eastAsia="FangSong" w:cs="Times New Roman"/>
@@ -21010,11 +21200,22 @@
     </w:p>
     <w:p>
       <w:pPr>
-        <w:numPr>
-          <w:ilvl w:val="0"/>
-          <w:numId w:val="1006"/>
-        </w:numPr>
+        <w:pStyle w:val="BodyText"/>
       </w:pPr>
+      <w:r>
+        <w:rPr>
+          <w:rFonts w:ascii="Times New Roman" w:hAnsi="Times New Roman" w:eastAsia="Times New Roman" w:cs="Times New Roman"/>
+          <w:b/>
+          <w:bCs/>
+        </w:rPr>
+        <w:t xml:space="preserve">15.</w:t>
+      </w:r>
+      <w:r>
+        <w:rPr>
+          <w:rFonts w:ascii="Times New Roman" w:hAnsi="Times New Roman" w:eastAsia="Times New Roman" w:cs="Times New Roman"/>
+        </w:rPr>
+        <w:t xml:space="preserve"> </w:t>
+      </w:r>
       <w:r>
         <w:rPr>
           <w:rFonts w:hint="eastAsia" w:ascii="Times New Roman" w:hAnsi="Times New Roman" w:eastAsia="FangSong" w:cs="Times New Roman"/>
@@ -21402,11 +21603,22 @@
     </w:p>
     <w:p>
       <w:pPr>
-        <w:numPr>
-          <w:ilvl w:val="0"/>
-          <w:numId w:val="1006"/>
-        </w:numPr>
+        <w:pStyle w:val="BodyText"/>
       </w:pPr>
+      <w:r>
+        <w:rPr>
+          <w:rFonts w:ascii="Times New Roman" w:hAnsi="Times New Roman" w:eastAsia="Times New Roman" w:cs="Times New Roman"/>
+          <w:b/>
+          <w:bCs/>
+        </w:rPr>
+        <w:t xml:space="preserve">16.</w:t>
+      </w:r>
+      <w:r>
+        <w:rPr>
+          <w:rFonts w:ascii="Times New Roman" w:hAnsi="Times New Roman" w:eastAsia="Times New Roman" w:cs="Times New Roman"/>
+        </w:rPr>
+        <w:t xml:space="preserve"> </w:t>
+      </w:r>
       <w:r>
         <w:rPr>
           <w:rFonts w:hint="eastAsia" w:ascii="Times New Roman" w:hAnsi="Times New Roman" w:eastAsia="FangSong" w:cs="Times New Roman"/>
@@ -21507,11 +21719,22 @@
     </w:p>
     <w:p>
       <w:pPr>
-        <w:numPr>
-          <w:ilvl w:val="0"/>
-          <w:numId w:val="1006"/>
-        </w:numPr>
+        <w:pStyle w:val="BodyText"/>
       </w:pPr>
+      <w:r>
+        <w:rPr>
+          <w:rFonts w:ascii="Times New Roman" w:hAnsi="Times New Roman" w:eastAsia="Times New Roman" w:cs="Times New Roman"/>
+          <w:b/>
+          <w:bCs/>
+        </w:rPr>
+        <w:t xml:space="preserve">17.</w:t>
+      </w:r>
+      <w:r>
+        <w:rPr>
+          <w:rFonts w:ascii="Times New Roman" w:hAnsi="Times New Roman" w:eastAsia="Times New Roman" w:cs="Times New Roman"/>
+        </w:rPr>
+        <w:t xml:space="preserve"> </w:t>
+      </w:r>
       <w:r>
         <w:rPr>
           <w:rFonts w:hint="eastAsia" w:ascii="Times New Roman" w:hAnsi="Times New Roman" w:eastAsia="FangSong" w:cs="Times New Roman"/>
@@ -22126,11 +22349,22 @@
     </w:p>
     <w:p>
       <w:pPr>
-        <w:numPr>
-          <w:ilvl w:val="0"/>
-          <w:numId w:val="1006"/>
-        </w:numPr>
+        <w:pStyle w:val="BodyText"/>
       </w:pPr>
+      <w:r>
+        <w:rPr>
+          <w:rFonts w:ascii="Times New Roman" w:hAnsi="Times New Roman" w:eastAsia="Times New Roman" w:cs="Times New Roman"/>
+          <w:b/>
+          <w:bCs/>
+        </w:rPr>
+        <w:t xml:space="preserve">18.</w:t>
+      </w:r>
+      <w:r>
+        <w:rPr>
+          <w:rFonts w:ascii="Times New Roman" w:hAnsi="Times New Roman" w:eastAsia="Times New Roman" w:cs="Times New Roman"/>
+        </w:rPr>
+        <w:t xml:space="preserve"> </w:t>
+      </w:r>
       <w:r>
         <w:rPr>
           <w:rFonts w:hint="eastAsia" w:ascii="Times New Roman" w:hAnsi="Times New Roman" w:eastAsia="FangSong" w:cs="Times New Roman"/>
@@ -22450,7 +22684,7 @@
         <w:pStyle w:val="Compact"/>
         <w:numPr>
           <w:ilvl w:val="0"/>
-          <w:numId w:val="1007"/>
+          <w:numId w:val="1004"/>
         </w:numPr>
       </w:pPr>
       <w:r>
@@ -22656,7 +22890,7 @@
         <w:pStyle w:val="Compact"/>
         <w:numPr>
           <w:ilvl w:val="0"/>
-          <w:numId w:val="1007"/>
+          <w:numId w:val="1004"/>
         </w:numPr>
       </w:pPr>
       <w:r>
@@ -30638,176 +30872,6 @@
       </w:rPr>
     </w:lvl>
   </w:abstractNum>
-  <w:abstractNum w:abstractNumId="99417">
-    <w:nsid w:val="00A99417"/>
-    <w:multiLevelType w:val="multilevel"/>
-    <w:lvl w:ilvl="0">
-      <w:start w:val="7"/>
-      <w:numFmt w:val="decimal"/>
-      <w:lvlText w:val="%1."/>
-      <w:lvlJc w:val="left"/>
-      <w:pPr>
-        <w:ind w:left="720" w:hanging="360"/>
-      </w:pPr>
-    </w:lvl>
-    <w:lvl w:ilvl="1">
-      <w:start w:val="7"/>
-      <w:numFmt w:val="decimal"/>
-      <w:lvlText w:val="%2."/>
-      <w:lvlJc w:val="left"/>
-      <w:pPr>
-        <w:ind w:left="1440" w:hanging="360"/>
-      </w:pPr>
-    </w:lvl>
-    <w:lvl w:ilvl="2">
-      <w:start w:val="7"/>
-      <w:numFmt w:val="decimal"/>
-      <w:lvlText w:val="%3."/>
-      <w:lvlJc w:val="left"/>
-      <w:pPr>
-        <w:ind w:left="2160" w:hanging="360"/>
-      </w:pPr>
-    </w:lvl>
-    <w:lvl w:ilvl="3">
-      <w:start w:val="7"/>
-      <w:numFmt w:val="decimal"/>
-      <w:lvlText w:val="%4."/>
-      <w:lvlJc w:val="left"/>
-      <w:pPr>
-        <w:ind w:left="2880" w:hanging="360"/>
-      </w:pPr>
-    </w:lvl>
-    <w:lvl w:ilvl="4">
-      <w:start w:val="7"/>
-      <w:numFmt w:val="decimal"/>
-      <w:lvlText w:val="%5."/>
-      <w:lvlJc w:val="left"/>
-      <w:pPr>
-        <w:ind w:left="3600" w:hanging="360"/>
-      </w:pPr>
-    </w:lvl>
-    <w:lvl w:ilvl="5">
-      <w:start w:val="7"/>
-      <w:numFmt w:val="decimal"/>
-      <w:lvlText w:val="%6."/>
-      <w:lvlJc w:val="left"/>
-      <w:pPr>
-        <w:ind w:left="4320" w:hanging="360"/>
-      </w:pPr>
-    </w:lvl>
-    <w:lvl w:ilvl="6">
-      <w:start w:val="7"/>
-      <w:numFmt w:val="decimal"/>
-      <w:lvlText w:val="%7."/>
-      <w:lvlJc w:val="left"/>
-      <w:pPr>
-        <w:ind w:left="5040" w:hanging="360"/>
-      </w:pPr>
-    </w:lvl>
-    <w:lvl w:ilvl="7">
-      <w:start w:val="7"/>
-      <w:numFmt w:val="decimal"/>
-      <w:lvlText w:val="%8."/>
-      <w:lvlJc w:val="left"/>
-      <w:pPr>
-        <w:ind w:left="5760" w:hanging="360"/>
-      </w:pPr>
-    </w:lvl>
-    <w:lvl w:ilvl="8">
-      <w:start w:val="7"/>
-      <w:numFmt w:val="decimal"/>
-      <w:lvlText w:val="%9."/>
-      <w:lvlJc w:val="left"/>
-      <w:pPr>
-        <w:ind w:left="6480" w:hanging="360"/>
-      </w:pPr>
-    </w:lvl>
-  </w:abstractNum>
-  <w:abstractNum w:abstractNumId="994113">
-    <w:nsid w:val="0A994113"/>
-    <w:multiLevelType w:val="multilevel"/>
-    <w:lvl w:ilvl="0">
-      <w:start w:val="13"/>
-      <w:numFmt w:val="decimal"/>
-      <w:lvlText w:val="%1."/>
-      <w:lvlJc w:val="left"/>
-      <w:pPr>
-        <w:ind w:left="720" w:hanging="360"/>
-      </w:pPr>
-    </w:lvl>
-    <w:lvl w:ilvl="1">
-      <w:start w:val="13"/>
-      <w:numFmt w:val="decimal"/>
-      <w:lvlText w:val="%2."/>
-      <w:lvlJc w:val="left"/>
-      <w:pPr>
-        <w:ind w:left="1440" w:hanging="360"/>
-      </w:pPr>
-    </w:lvl>
-    <w:lvl w:ilvl="2">
-      <w:start w:val="13"/>
-      <w:numFmt w:val="decimal"/>
-      <w:lvlText w:val="%3."/>
-      <w:lvlJc w:val="left"/>
-      <w:pPr>
-        <w:ind w:left="2160" w:hanging="360"/>
-      </w:pPr>
-    </w:lvl>
-    <w:lvl w:ilvl="3">
-      <w:start w:val="13"/>
-      <w:numFmt w:val="decimal"/>
-      <w:lvlText w:val="%4."/>
-      <w:lvlJc w:val="left"/>
-      <w:pPr>
-        <w:ind w:left="2880" w:hanging="360"/>
-      </w:pPr>
-    </w:lvl>
-    <w:lvl w:ilvl="4">
-      <w:start w:val="13"/>
-      <w:numFmt w:val="decimal"/>
-      <w:lvlText w:val="%5."/>
-      <w:lvlJc w:val="left"/>
-      <w:pPr>
-        <w:ind w:left="3600" w:hanging="360"/>
-      </w:pPr>
-    </w:lvl>
-    <w:lvl w:ilvl="5">
-      <w:start w:val="13"/>
-      <w:numFmt w:val="decimal"/>
-      <w:lvlText w:val="%6."/>
-      <w:lvlJc w:val="left"/>
-      <w:pPr>
-        <w:ind w:left="4320" w:hanging="360"/>
-      </w:pPr>
-    </w:lvl>
-    <w:lvl w:ilvl="6">
-      <w:start w:val="13"/>
-      <w:numFmt w:val="decimal"/>
-      <w:lvlText w:val="%7."/>
-      <w:lvlJc w:val="left"/>
-      <w:pPr>
-        <w:ind w:left="5040" w:hanging="360"/>
-      </w:pPr>
-    </w:lvl>
-    <w:lvl w:ilvl="7">
-      <w:start w:val="13"/>
-      <w:numFmt w:val="decimal"/>
-      <w:lvlText w:val="%8."/>
-      <w:lvlJc w:val="left"/>
-      <w:pPr>
-        <w:ind w:left="5760" w:hanging="360"/>
-      </w:pPr>
-    </w:lvl>
-    <w:lvl w:ilvl="8">
-      <w:start w:val="13"/>
-      <w:numFmt w:val="decimal"/>
-      <w:lvlText w:val="%9."/>
-      <w:lvlJc w:val="left"/>
-      <w:pPr>
-        <w:ind w:left="6480" w:hanging="360"/>
-      </w:pPr>
-    </w:lvl>
-  </w:abstractNum>
   <w:num w:numId="1000">
     <w:abstractNumId w:val="990"/>
   </w:num>
@@ -30848,96 +30912,6 @@
     <w:abstractNumId w:val="991"/>
   </w:num>
   <w:num w:numId="1004">
-    <w:abstractNumId w:val="99411"/>
-    <w:lvlOverride w:ilvl="0">
-      <w:startOverride w:val="1"/>
-    </w:lvlOverride>
-    <w:lvlOverride w:ilvl="1">
-      <w:startOverride w:val="1"/>
-    </w:lvlOverride>
-    <w:lvlOverride w:ilvl="2">
-      <w:startOverride w:val="1"/>
-    </w:lvlOverride>
-    <w:lvlOverride w:ilvl="3">
-      <w:startOverride w:val="1"/>
-    </w:lvlOverride>
-    <w:lvlOverride w:ilvl="4">
-      <w:startOverride w:val="1"/>
-    </w:lvlOverride>
-    <w:lvlOverride w:ilvl="5">
-      <w:startOverride w:val="1"/>
-    </w:lvlOverride>
-    <w:lvlOverride w:ilvl="6">
-      <w:startOverride w:val="1"/>
-    </w:lvlOverride>
-    <w:lvlOverride w:ilvl="7">
-      <w:startOverride w:val="1"/>
-    </w:lvlOverride>
-    <w:lvlOverride w:ilvl="8">
-      <w:startOverride w:val="1"/>
-    </w:lvlOverride>
-  </w:num>
-  <w:num w:numId="1005">
-    <w:abstractNumId w:val="99417"/>
-    <w:lvlOverride w:ilvl="0">
-      <w:startOverride w:val="7"/>
-    </w:lvlOverride>
-    <w:lvlOverride w:ilvl="1">
-      <w:startOverride w:val="7"/>
-    </w:lvlOverride>
-    <w:lvlOverride w:ilvl="2">
-      <w:startOverride w:val="7"/>
-    </w:lvlOverride>
-    <w:lvlOverride w:ilvl="3">
-      <w:startOverride w:val="7"/>
-    </w:lvlOverride>
-    <w:lvlOverride w:ilvl="4">
-      <w:startOverride w:val="7"/>
-    </w:lvlOverride>
-    <w:lvlOverride w:ilvl="5">
-      <w:startOverride w:val="7"/>
-    </w:lvlOverride>
-    <w:lvlOverride w:ilvl="6">
-      <w:startOverride w:val="7"/>
-    </w:lvlOverride>
-    <w:lvlOverride w:ilvl="7">
-      <w:startOverride w:val="7"/>
-    </w:lvlOverride>
-    <w:lvlOverride w:ilvl="8">
-      <w:startOverride w:val="7"/>
-    </w:lvlOverride>
-  </w:num>
-  <w:num w:numId="1006">
-    <w:abstractNumId w:val="994113"/>
-    <w:lvlOverride w:ilvl="0">
-      <w:startOverride w:val="13"/>
-    </w:lvlOverride>
-    <w:lvlOverride w:ilvl="1">
-      <w:startOverride w:val="13"/>
-    </w:lvlOverride>
-    <w:lvlOverride w:ilvl="2">
-      <w:startOverride w:val="13"/>
-    </w:lvlOverride>
-    <w:lvlOverride w:ilvl="3">
-      <w:startOverride w:val="13"/>
-    </w:lvlOverride>
-    <w:lvlOverride w:ilvl="4">
-      <w:startOverride w:val="13"/>
-    </w:lvlOverride>
-    <w:lvlOverride w:ilvl="5">
-      <w:startOverride w:val="13"/>
-    </w:lvlOverride>
-    <w:lvlOverride w:ilvl="6">
-      <w:startOverride w:val="13"/>
-    </w:lvlOverride>
-    <w:lvlOverride w:ilvl="7">
-      <w:startOverride w:val="13"/>
-    </w:lvlOverride>
-    <w:lvlOverride w:ilvl="8">
-      <w:startOverride w:val="13"/>
-    </w:lvlOverride>
-  </w:num>
-  <w:num w:numId="1007">
     <w:abstractNumId w:val="991"/>
   </w:num>
 </w:numbering>

--- a/06-学生侧材料/讲义/_数学工具/数学工具-第5讲-偏导与全微分.docx
+++ b/06-学生侧材料/讲义/_数学工具/数学工具-第5讲-偏导与全微分.docx
@@ -63,6 +63,71 @@
           <w:rFonts w:hint="eastAsia" w:ascii="Times New Roman" w:hAnsi="Times New Roman" w:eastAsia="SimHei" w:cs="Times New Roman"/>
         </w:rPr>
         <w:t xml:space="preserve">学习目标</w:t>
+      </w:r>
+    </w:p>
+    <w:p>
+      <w:pPr>
+        <w:pStyle w:val="BlockText"/>
+      </w:pPr>
+      <w:r>
+        <w:rPr>
+          <w:rFonts w:hint="eastAsia" w:ascii="Times New Roman" w:hAnsi="Times New Roman" w:eastAsia="FangSong" w:cs="Times New Roman"/>
+        </w:rPr>
+        <w:t>对齐考纲</w:t>
+      </w:r>
+      <w:r>
+        <w:rPr>
+          <w:rFonts w:hint="eastAsia" w:ascii="Times New Roman" w:hAnsi="Times New Roman" w:eastAsia="Times New Roman" w:cs="Times New Roman"/>
+        </w:rPr>
+        <w:t>：§06</w:t>
+      </w:r>
+      <w:r>
+        <w:rPr>
+          <w:rFonts w:ascii="Times New Roman" w:hAnsi="Times New Roman" w:eastAsia="Times New Roman" w:cs="Times New Roman"/>
+        </w:rPr>
+        <w:t xml:space="preserve"> </w:t>
+      </w:r>
+      <w:r>
+        <w:rPr>
+          <w:rFonts w:hint="eastAsia" w:ascii="Times New Roman" w:hAnsi="Times New Roman" w:eastAsia="FangSong" w:cs="Times New Roman"/>
+        </w:rPr>
+        <w:t>热力学初步</w:t>
+      </w:r>
+      <w:r>
+        <w:rPr>
+          <w:rFonts w:hint="eastAsia" w:ascii="Times New Roman" w:hAnsi="Times New Roman" w:eastAsia="Times New Roman" w:cs="Times New Roman"/>
+        </w:rPr>
+        <w:t>·</w:t>
+      </w:r>
+      <w:r>
+        <w:rPr>
+          <w:rFonts w:hint="eastAsia" w:ascii="Times New Roman" w:hAnsi="Times New Roman" w:eastAsia="FangSong" w:cs="Times New Roman"/>
+        </w:rPr>
+        <w:t>决赛</w:t>
+      </w:r>
+      <w:r>
+        <w:rPr>
+          <w:rFonts w:hint="eastAsia" w:ascii="Times New Roman" w:hAnsi="Times New Roman" w:eastAsia="Times New Roman" w:cs="Times New Roman"/>
+        </w:rPr>
+        <w:t>04</w:t>
+      </w:r>
+      <w:r>
+        <w:rPr>
+          <w:rFonts w:ascii="Times New Roman" w:hAnsi="Times New Roman" w:eastAsia="Times New Roman" w:cs="Times New Roman"/>
+        </w:rPr>
+        <w:t xml:space="preserve"> </w:t>
+      </w:r>
+      <w:r>
+        <w:rPr>
+          <w:rFonts w:hint="eastAsia" w:ascii="Times New Roman" w:hAnsi="Times New Roman" w:eastAsia="FangSong" w:cs="Times New Roman"/>
+        </w:rPr>
+        <w:t xml:space="preserve">热力学</w:t>
+      </w:r>
+      <w:r>
+        <w:rPr>
+          <w:rFonts w:ascii="Times New Roman" w:hAnsi="Times New Roman" w:eastAsia="Times New Roman" w:cs="Times New Roman"/>
+        </w:rPr>
+        <w:t xml:space="preserve"> </w:t>
       </w:r>
     </w:p>
     <w:p>

--- a/06-学生侧材料/讲义/_数学工具/数学工具-第5讲-偏导与全微分.docx
+++ b/06-学生侧材料/讲义/_数学工具/数学工具-第5讲-偏导与全微分.docx
@@ -20008,26 +20008,62 @@
           <w:rStyle w:val="VerbatimChar"/>
           <w:rFonts w:ascii="Times New Roman" w:hAnsi="Times New Roman" w:eastAsia="Times New Roman" w:cs="Times New Roman"/>
         </w:rPr>
-        <w:t xml:space="preserve">M = T</w:t>
-      </w:r>
-      <w:r>
-        <w:rPr>
-          <w:rFonts w:ascii="Times New Roman" w:hAnsi="Times New Roman" w:eastAsia="Times New Roman" w:cs="Times New Roman"/>
-        </w:rPr>
-        <w:t xml:space="preserve">、</w:t>
+        <w:t xml:space="preserve">M = 0</w:t>
+      </w:r>
+      <w:r>
+        <w:rPr>
+          <w:rFonts w:hint="eastAsia" w:ascii="Times New Roman" w:hAnsi="Times New Roman" w:eastAsia="Times New Roman" w:cs="Times New Roman"/>
+        </w:rPr>
+        <w:t xml:space="preserve">（dT</w:t>
+      </w:r>
+      <w:r>
+        <w:rPr>
+          <w:rFonts w:ascii="Times New Roman" w:hAnsi="Times New Roman" w:eastAsia="Times New Roman" w:cs="Times New Roman"/>
+        </w:rPr>
+        <w:t xml:space="preserve"> </w:t>
+      </w:r>
+      <w:r>
+        <w:rPr>
+          <w:rFonts w:hint="eastAsia" w:ascii="Times New Roman" w:hAnsi="Times New Roman" w:eastAsia="FangSong" w:cs="Times New Roman"/>
+        </w:rPr>
+        <w:t>系数</w:t>
+      </w:r>
+      <w:r>
+        <w:rPr>
+          <w:rFonts w:hint="eastAsia" w:ascii="Times New Roman" w:hAnsi="Times New Roman" w:eastAsia="Times New Roman" w:cs="Times New Roman"/>
+        </w:rPr>
+        <w:t>）、</w:t>
       </w:r>
       <w:r>
         <w:rPr>
           <w:rStyle w:val="VerbatimChar"/>
           <w:rFonts w:ascii="Times New Roman" w:hAnsi="Times New Roman" w:eastAsia="Times New Roman" w:cs="Times New Roman"/>
         </w:rPr>
-        <w:t xml:space="preserve">N = 0</w:t>
-      </w:r>
-      <w:r>
-        <w:rPr>
-          <w:rFonts w:hint="eastAsia" w:ascii="Times New Roman" w:hAnsi="Times New Roman" w:eastAsia="Times New Roman" w:cs="Times New Roman"/>
-        </w:rPr>
-        <w:t>，</w:t>
+        <w:t xml:space="preserve">N = T</w:t>
+      </w:r>
+      <w:r>
+        <w:rPr>
+          <w:rFonts w:hint="eastAsia" w:ascii="Times New Roman" w:hAnsi="Times New Roman" w:eastAsia="Times New Roman" w:cs="Times New Roman"/>
+        </w:rPr>
+        <w:t xml:space="preserve">（dS</w:t>
+      </w:r>
+      <w:r>
+        <w:rPr>
+          <w:rFonts w:ascii="Times New Roman" w:hAnsi="Times New Roman" w:eastAsia="Times New Roman" w:cs="Times New Roman"/>
+        </w:rPr>
+        <w:t xml:space="preserve"> </w:t>
+      </w:r>
+      <w:r>
+        <w:rPr>
+          <w:rFonts w:hint="eastAsia" w:ascii="Times New Roman" w:hAnsi="Times New Roman" w:eastAsia="FangSong" w:cs="Times New Roman"/>
+        </w:rPr>
+        <w:t>系数</w:t>
+      </w:r>
+      <w:r>
+        <w:rPr>
+          <w:rFonts w:hint="eastAsia" w:ascii="Times New Roman" w:hAnsi="Times New Roman" w:eastAsia="Times New Roman" w:cs="Times New Roman"/>
+        </w:rPr>
+        <w:t>），</w:t>
       </w:r>
       <w:r>
         <w:rPr>
@@ -20554,7 +20590,7 @@
       </w:r>
     </w:p>
     <w:bookmarkEnd w:id="42"/>
-    <w:bookmarkStart w:id="43" w:name="真题挑战6-题竞赛风格改编6-题"/>
+    <w:bookmarkStart w:id="43" w:name="真题挑战6-题竞赛风格改编"/>
     <w:p>
       <w:pPr>
         <w:pStyle w:val="Heading3"/>
@@ -20601,24 +20637,6 @@
           <w:rFonts w:hint="eastAsia" w:ascii="Times New Roman" w:hAnsi="Times New Roman" w:eastAsia="SimHei" w:cs="Times New Roman"/>
         </w:rPr>
         <w:t>竞赛风格改编</w:t>
-      </w:r>
-      <w:r>
-        <w:rPr>
-          <w:rFonts w:hint="eastAsia" w:ascii="Times New Roman" w:hAnsi="Times New Roman" w:eastAsia="Times New Roman" w:cs="Times New Roman"/>
-        </w:rPr>
-        <w:t>）（6</w:t>
-      </w:r>
-      <w:r>
-        <w:rPr>
-          <w:rFonts w:ascii="Times New Roman" w:hAnsi="Times New Roman" w:eastAsia="Times New Roman" w:cs="Times New Roman"/>
-        </w:rPr>
-        <w:t xml:space="preserve"> </w:t>
-      </w:r>
-      <w:r>
-        <w:rPr>
-          <w:rFonts w:hint="eastAsia" w:ascii="Times New Roman" w:hAnsi="Times New Roman" w:eastAsia="SimHei" w:cs="Times New Roman"/>
-        </w:rPr>
-        <w:t>题</w:t>
       </w:r>
       <w:r>
         <w:rPr>
@@ -25132,19 +25150,19 @@
         <w:rPr>
           <w:rFonts w:hint="eastAsia" w:ascii="Times New Roman" w:hAnsi="Times New Roman" w:eastAsia="FangSong" w:cs="Times New Roman"/>
         </w:rPr>
-        <w:t>不等</w:t>
-      </w:r>
-      <w:r>
-        <w:rPr>
-          <w:rFonts w:ascii="Times New Roman" w:hAnsi="Times New Roman" w:eastAsia="Times New Roman" w:cs="Times New Roman"/>
-        </w:rPr>
-        <w:t xml:space="preserve"> ⇒ </w:t>
-      </w:r>
-      <w:r>
-        <w:rPr>
-          <w:rFonts w:hint="eastAsia" w:ascii="Times New Roman" w:hAnsi="Times New Roman" w:eastAsia="FangSong" w:cs="Times New Roman"/>
-        </w:rPr>
-        <w:t xml:space="preserve">一般</w:t>
+        <w:t>不恒等</w:t>
+      </w:r>
+      <w:r>
+        <w:rPr>
+          <w:rFonts w:ascii="Times New Roman" w:hAnsi="Times New Roman" w:eastAsia="Times New Roman" w:cs="Times New Roman"/>
+        </w:rPr>
+        <w:t xml:space="preserve"> ⇒</w:t>
+      </w:r>
+      <w:r>
+        <w:rPr>
+          <w:rFonts w:ascii="Times New Roman" w:hAnsi="Times New Roman" w:eastAsia="Times New Roman" w:cs="Times New Roman"/>
+        </w:rPr>
+        <w:t xml:space="preserve"> </w:t>
       </w:r>
       <w:r>
         <w:rPr>
@@ -26876,6 +26894,76 @@
         <w:rPr>
           <w:rFonts w:hint="eastAsia" w:ascii="Times New Roman" w:hAnsi="Times New Roman" w:eastAsia="Times New Roman" w:cs="Times New Roman"/>
         </w:rPr>
+        <w:t>，</w:t>
+      </w:r>
+      <w:r>
+        <w:rPr>
+          <w:rFonts w:hint="eastAsia" w:ascii="Times New Roman" w:hAnsi="Times New Roman" w:eastAsia="FangSong" w:cs="Times New Roman"/>
+        </w:rPr>
+        <w:t>写成</w:t>
+      </w:r>
+      <w:r>
+        <w:rPr>
+          <w:rFonts w:ascii="Times New Roman" w:hAnsi="Times New Roman" w:eastAsia="Times New Roman" w:cs="Times New Roman"/>
+        </w:rPr>
+        <w:t xml:space="preserve"> </w:t>
+      </w:r>
+      <m:oMath>
+        <m:oMathPr>
+          <m:ctrlPr>
+            <w:rPr>
+              <w:sz w:val="28"/>
+              <w:szCs w:val="28"/>
+            </w:rPr>
+          </m:ctrlPr>
+        </m:oMathPr>
+        <m:r>
+          <m:t>M</m:t>
+        </m:r>
+        <m:r>
+          <m:t> </m:t>
+        </m:r>
+        <m:r>
+          <m:t>d</m:t>
+        </m:r>
+        <m:r>
+          <m:t>T</m:t>
+        </m:r>
+        <m:r>
+          <m:rPr>
+            <m:sty m:val="p"/>
+          </m:rPr>
+          <m:t>+</m:t>
+        </m:r>
+        <m:r>
+          <m:t>N</m:t>
+        </m:r>
+        <m:r>
+          <m:t> </m:t>
+        </m:r>
+        <m:r>
+          <m:t>d</m:t>
+        </m:r>
+        <m:r>
+          <m:t>S</m:t>
+        </m:r>
+      </m:oMath>
+      <w:r>
+        <w:rPr>
+          <w:rFonts w:ascii="Times New Roman" w:hAnsi="Times New Roman" w:eastAsia="Times New Roman" w:cs="Times New Roman"/>
+        </w:rPr>
+        <w:t xml:space="preserve"> </w:t>
+      </w:r>
+      <w:r>
+        <w:rPr>
+          <w:rFonts w:hint="eastAsia" w:ascii="Times New Roman" w:hAnsi="Times New Roman" w:eastAsia="FangSong" w:cs="Times New Roman"/>
+        </w:rPr>
+        <w:t>的形式</w:t>
+      </w:r>
+      <w:r>
+        <w:rPr>
+          <w:rFonts w:hint="eastAsia" w:ascii="Times New Roman" w:hAnsi="Times New Roman" w:eastAsia="Times New Roman" w:cs="Times New Roman"/>
+        </w:rPr>
         <w:t>：</w:t>
       </w:r>
       <w:r>
@@ -26883,7 +26971,7 @@
           <w:rStyle w:val="VerbatimChar"/>
           <w:rFonts w:ascii="Times New Roman" w:hAnsi="Times New Roman" w:eastAsia="Times New Roman" w:cs="Times New Roman"/>
         </w:rPr>
-        <w:t xml:space="preserve">M = T</w:t>
+        <w:t xml:space="preserve">M = 0</w:t>
       </w:r>
       <w:r>
         <w:rPr>
@@ -26914,7 +27002,7 @@
           <w:rStyle w:val="VerbatimChar"/>
           <w:rFonts w:ascii="Times New Roman" w:hAnsi="Times New Roman" w:eastAsia="Times New Roman" w:cs="Times New Roman"/>
         </w:rPr>
-        <w:t xml:space="preserve">N = 0</w:t>
+        <w:t xml:space="preserve">N = T</w:t>
       </w:r>
       <w:r>
         <w:rPr>
@@ -26939,6 +27027,18 @@
           <w:rFonts w:hint="eastAsia" w:ascii="Times New Roman" w:hAnsi="Times New Roman" w:eastAsia="Times New Roman" w:cs="Times New Roman"/>
         </w:rPr>
         <w:t>）。</w:t>
+      </w:r>
+      <w:r>
+        <w:rPr>
+          <w:rFonts w:hint="eastAsia" w:ascii="Times New Roman" w:hAnsi="Times New Roman" w:eastAsia="FangSong" w:cs="Times New Roman"/>
+        </w:rPr>
+        <w:t>判据要求</w:t>
+      </w:r>
+      <w:r>
+        <w:rPr>
+          <w:rFonts w:ascii="Times New Roman" w:hAnsi="Times New Roman" w:eastAsia="Times New Roman" w:cs="Times New Roman"/>
+        </w:rPr>
+        <w:t xml:space="preserve"> </w:t>
       </w:r>
       <m:oMath>
         <m:oMathPr>
@@ -27023,7 +27123,81 @@
                       <m:t>∂</m:t>
                     </m:r>
                     <m:r>
+                      <m:t>N</m:t>
+                    </m:r>
+                  </m:num>
+                  <m:den>
+                    <m:r>
+                      <m:rPr>
+                        <m:sty m:val="p"/>
+                      </m:rPr>
+                      <m:t>∂</m:t>
+                    </m:r>
+                    <m:r>
                       <m:t>T</m:t>
+                    </m:r>
+                  </m:den>
+                </m:f>
+              </m:e>
+            </m:d>
+          </m:e>
+          <m:sub>
+            <m:r>
+              <m:t>S</m:t>
+            </m:r>
+          </m:sub>
+        </m:sSub>
+      </m:oMath>
+      <w:r>
+        <w:rPr>
+          <w:rFonts w:hint="eastAsia" w:ascii="Times New Roman" w:hAnsi="Times New Roman" w:eastAsia="Times New Roman" w:cs="Times New Roman"/>
+        </w:rPr>
+        <w:t>，</w:t>
+      </w:r>
+      <w:r>
+        <w:rPr>
+          <w:rFonts w:hint="eastAsia" w:ascii="Times New Roman" w:hAnsi="Times New Roman" w:eastAsia="FangSong" w:cs="Times New Roman"/>
+        </w:rPr>
+        <w:t>而现在</w:t>
+      </w:r>
+      <w:r>
+        <w:rPr>
+          <w:rFonts w:ascii="Times New Roman" w:hAnsi="Times New Roman" w:eastAsia="Times New Roman" w:cs="Times New Roman"/>
+        </w:rPr>
+        <w:t xml:space="preserve"> </w:t>
+      </w:r>
+      <m:oMath>
+        <m:oMathPr>
+          <m:ctrlPr>
+            <w:rPr>
+              <w:sz w:val="28"/>
+              <w:szCs w:val="28"/>
+            </w:rPr>
+          </m:ctrlPr>
+        </m:oMathPr>
+        <m:sSub>
+          <m:e>
+            <m:d>
+              <m:dPr>
+                <m:begChr m:val="("/>
+                <m:sepChr m:val=""/>
+                <m:endChr m:val=")"/>
+                <m:grow/>
+              </m:dPr>
+              <m:e>
+                <m:f>
+                  <m:fPr>
+                    <m:type m:val="bar"/>
+                  </m:fPr>
+                  <m:num>
+                    <m:r>
+                      <m:rPr>
+                        <m:sty m:val="p"/>
+                      </m:rPr>
+                      <m:t>∂</m:t>
+                    </m:r>
+                    <m:r>
+                      <m:t>M</m:t>
                     </m:r>
                   </m:num>
                   <m:den>
@@ -27051,7 +27225,7 @@
           <m:rPr>
             <m:sty m:val="p"/>
           </m:rPr>
-          <m:t>≠</m:t>
+          <m:t>=</m:t>
         </m:r>
         <m:r>
           <m:t>0</m:t>
@@ -27061,55 +27235,7 @@
         <w:rPr>
           <w:rFonts w:hint="eastAsia" w:ascii="Times New Roman" w:hAnsi="Times New Roman" w:eastAsia="Times New Roman" w:cs="Times New Roman"/>
         </w:rPr>
-        <w:t>（</w:t>
-      </w:r>
-      <w:r>
-        <w:rPr>
-          <w:rFonts w:hint="eastAsia" w:ascii="Times New Roman" w:hAnsi="Times New Roman" w:eastAsia="FangSong" w:cs="Times New Roman"/>
-        </w:rPr>
-        <w:t>一般</w:t>
-      </w:r>
-      <w:r>
-        <w:rPr>
-          <w:rFonts w:ascii="Times New Roman" w:hAnsi="Times New Roman" w:eastAsia="Times New Roman" w:cs="Times New Roman"/>
-        </w:rPr>
-        <w:t xml:space="preserve"> T </w:t>
-      </w:r>
-      <w:r>
-        <w:rPr>
-          <w:rFonts w:hint="eastAsia" w:ascii="Times New Roman" w:hAnsi="Times New Roman" w:eastAsia="FangSong" w:cs="Times New Roman"/>
-        </w:rPr>
-        <w:t xml:space="preserve">随</w:t>
-      </w:r>
-      <w:r>
-        <w:rPr>
-          <w:rFonts w:ascii="Times New Roman" w:hAnsi="Times New Roman" w:eastAsia="Times New Roman" w:cs="Times New Roman"/>
-        </w:rPr>
-        <w:t xml:space="preserve"> S </w:t>
-      </w:r>
-      <w:r>
-        <w:rPr>
-          <w:rFonts w:hint="eastAsia" w:ascii="Times New Roman" w:hAnsi="Times New Roman" w:eastAsia="FangSong" w:cs="Times New Roman"/>
-        </w:rPr>
-        <w:t>变</w:t>
-      </w:r>
-      <w:r>
-        <w:rPr>
-          <w:rFonts w:hint="eastAsia" w:ascii="Times New Roman" w:hAnsi="Times New Roman" w:eastAsia="Times New Roman" w:cs="Times New Roman"/>
-        </w:rPr>
-        <w:t>），</w:t>
-      </w:r>
-      <w:r>
-        <w:rPr>
-          <w:rFonts w:hint="eastAsia" w:ascii="Times New Roman" w:hAnsi="Times New Roman" w:eastAsia="FangSong" w:cs="Times New Roman"/>
-        </w:rPr>
-        <w:t>而</w:t>
-      </w:r>
-      <w:r>
-        <w:rPr>
-          <w:rFonts w:ascii="Times New Roman" w:hAnsi="Times New Roman" w:eastAsia="Times New Roman" w:cs="Times New Roman"/>
-        </w:rPr>
-        <w:t xml:space="preserve"> </w:t>
+        <w:t xml:space="preserve">，</w:t>
       </w:r>
       <m:oMath>
         <m:oMathPr>
@@ -27120,60 +27246,145 @@
             </w:rPr>
           </m:ctrlPr>
         </m:oMathPr>
-        <m:f>
-          <m:fPr>
-            <m:type m:val="bar"/>
-          </m:fPr>
-          <m:num>
-            <m:r>
-              <m:rPr>
-                <m:sty m:val="p"/>
-              </m:rPr>
-              <m:t>∂</m:t>
-            </m:r>
-            <m:r>
-              <m:t>N</m:t>
-            </m:r>
-          </m:num>
-          <m:den>
-            <m:r>
-              <m:rPr>
-                <m:sty m:val="p"/>
-              </m:rPr>
-              <m:t>∂</m:t>
-            </m:r>
-            <m:r>
-              <m:t>T</m:t>
-            </m:r>
-          </m:den>
-        </m:f>
+        <m:sSub>
+          <m:e>
+            <m:d>
+              <m:dPr>
+                <m:begChr m:val="("/>
+                <m:sepChr m:val=""/>
+                <m:endChr m:val=")"/>
+                <m:grow/>
+              </m:dPr>
+              <m:e>
+                <m:f>
+                  <m:fPr>
+                    <m:type m:val="bar"/>
+                  </m:fPr>
+                  <m:num>
+                    <m:r>
+                      <m:rPr>
+                        <m:sty m:val="p"/>
+                      </m:rPr>
+                      <m:t>∂</m:t>
+                    </m:r>
+                    <m:r>
+                      <m:t>N</m:t>
+                    </m:r>
+                  </m:num>
+                  <m:den>
+                    <m:r>
+                      <m:rPr>
+                        <m:sty m:val="p"/>
+                      </m:rPr>
+                      <m:t>∂</m:t>
+                    </m:r>
+                    <m:r>
+                      <m:t>T</m:t>
+                    </m:r>
+                  </m:den>
+                </m:f>
+              </m:e>
+            </m:d>
+          </m:e>
+          <m:sub>
+            <m:r>
+              <m:t>S</m:t>
+            </m:r>
+          </m:sub>
+        </m:sSub>
         <m:r>
           <m:rPr>
             <m:sty m:val="p"/>
           </m:rPr>
           <m:t>=</m:t>
         </m:r>
+        <m:sSub>
+          <m:e>
+            <m:d>
+              <m:dPr>
+                <m:begChr m:val="("/>
+                <m:sepChr m:val=""/>
+                <m:endChr m:val=")"/>
+                <m:grow/>
+              </m:dPr>
+              <m:e>
+                <m:f>
+                  <m:fPr>
+                    <m:type m:val="bar"/>
+                  </m:fPr>
+                  <m:num>
+                    <m:r>
+                      <m:rPr>
+                        <m:sty m:val="p"/>
+                      </m:rPr>
+                      <m:t>∂</m:t>
+                    </m:r>
+                    <m:r>
+                      <m:t>T</m:t>
+                    </m:r>
+                  </m:num>
+                  <m:den>
+                    <m:r>
+                      <m:rPr>
+                        <m:sty m:val="p"/>
+                      </m:rPr>
+                      <m:t>∂</m:t>
+                    </m:r>
+                    <m:r>
+                      <m:t>T</m:t>
+                    </m:r>
+                  </m:den>
+                </m:f>
+              </m:e>
+            </m:d>
+          </m:e>
+          <m:sub>
+            <m:r>
+              <m:t>S</m:t>
+            </m:r>
+          </m:sub>
+        </m:sSub>
+        <m:r>
+          <m:rPr>
+            <m:sty m:val="p"/>
+          </m:rPr>
+          <m:t>=</m:t>
+        </m:r>
+        <m:r>
+          <m:t>1</m:t>
+        </m:r>
+      </m:oMath>
+      <w:r>
+        <w:rPr>
+          <w:rFonts w:hint="eastAsia" w:ascii="Times New Roman" w:hAnsi="Times New Roman" w:eastAsia="Times New Roman" w:cs="Times New Roman"/>
+        </w:rPr>
+        <w:t xml:space="preserve">，</w:t>
+      </w:r>
+      <m:oMath>
         <m:r>
           <m:t>0</m:t>
         </m:r>
+        <m:r>
+          <m:rPr>
+            <m:sty m:val="p"/>
+          </m:rPr>
+          <m:t>≠</m:t>
+        </m:r>
+        <m:r>
+          <m:t>1</m:t>
+        </m:r>
       </m:oMath>
       <w:r>
         <w:rPr>
-          <w:rFonts w:hint="eastAsia" w:ascii="Times New Roman" w:hAnsi="Times New Roman" w:eastAsia="Times New Roman" w:cs="Times New Roman"/>
-        </w:rPr>
-        <w:t>，</w:t>
-      </w:r>
-      <w:r>
-        <w:rPr>
-          <w:rFonts w:hint="eastAsia" w:ascii="Times New Roman" w:hAnsi="Times New Roman" w:eastAsia="FangSong" w:cs="Times New Roman"/>
-        </w:rPr>
-        <w:t>判据不成立</w:t>
-      </w:r>
-      <w:r>
-        <w:rPr>
-          <w:rFonts w:ascii="Times New Roman" w:hAnsi="Times New Roman" w:eastAsia="Times New Roman" w:cs="Times New Roman"/>
-        </w:rPr>
-        <w:t xml:space="preserve"> ⇒</w:t>
+          <w:rFonts w:ascii="Times New Roman" w:hAnsi="Times New Roman" w:eastAsia="Times New Roman" w:cs="Times New Roman"/>
+        </w:rPr>
+        <w:t xml:space="preserve"> </w:t>
+      </w:r>
+      <w:r>
+        <w:rPr>
+          <w:rFonts w:ascii="Times New Roman" w:hAnsi="Times New Roman" w:eastAsia="Times New Roman" w:cs="Times New Roman"/>
+        </w:rPr>
+        <w:t xml:space="preserve">⇒</w:t>
       </w:r>
       <w:r>
         <w:rPr>

--- a/06-学生侧材料/讲义/_数学工具/数学工具-第5讲-偏导与全微分.docx
+++ b/06-学生侧材料/讲义/_数学工具/数学工具-第5讲-偏导与全微分.docx
@@ -2,7 +2,7 @@
 <file path=word/document.xml><?xml version="1.0" encoding="utf-8"?>
 <w:document xmlns:w="http://schemas.openxmlformats.org/wordprocessingml/2006/main" xmlns:m="http://schemas.openxmlformats.org/officeDocument/2006/math" xmlns:r="http://schemas.openxmlformats.org/officeDocument/2006/relationships" xmlns:o="urn:schemas-microsoft-com:office:office" xmlns:v="urn:schemas-microsoft-com:vml" xmlns:w10="urn:schemas-microsoft-com:office:word" xmlns:a="http://schemas.openxmlformats.org/drawingml/2006/main" xmlns:pic="http://schemas.openxmlformats.org/drawingml/2006/picture" xmlns:wp="http://schemas.openxmlformats.org/drawingml/2006/wordprocessingDrawing">
   <w:body>
-    <w:bookmarkStart w:id="48" w:name="第5讲偏导与全微分当化学量不止依赖一个变量"/>
+    <w:bookmarkStart w:id="49" w:name="第5讲偏导与全微分当化学量不止依赖一个变量"/>
     <w:p>
       <w:pPr>
         <w:pStyle w:val="Heading1"/>
@@ -16237,7 +16237,465 @@
     </w:p>
     <w:bookmarkEnd w:id="38"/>
     <w:bookmarkEnd w:id="39"/>
-    <w:bookmarkStart w:id="40" w:name="九核心公式速查"/>
+    <w:bookmarkStart w:id="40" w:name="本讲小结"/>
+    <w:p>
+      <w:pPr>
+        <w:pStyle w:val="Heading2"/>
+        <w:spacing w:before="280" w:after="120"/>
+      </w:pPr>
+      <w:r>
+        <w:rPr>
+          <w:rFonts w:hint="eastAsia" w:ascii="Times New Roman" w:hAnsi="Times New Roman" w:eastAsia="SimHei" w:cs="Times New Roman"/>
+        </w:rPr>
+        <w:t xml:space="preserve">本讲小结</w:t>
+      </w:r>
+    </w:p>
+    <w:p>
+      <w:pPr>
+        <w:pStyle w:val="FirstParagraph"/>
+      </w:pPr>
+      <w:r>
+        <w:rPr>
+          <w:rFonts w:hint="eastAsia" w:ascii="Times New Roman" w:hAnsi="Times New Roman" w:eastAsia="FangSong" w:cs="Times New Roman"/>
+        </w:rPr>
+        <w:t>本讲主线</w:t>
+      </w:r>
+      <w:r>
+        <w:rPr>
+          <w:rFonts w:hint="eastAsia" w:ascii="Times New Roman" w:hAnsi="Times New Roman" w:eastAsia="Times New Roman" w:cs="Times New Roman"/>
+        </w:rPr>
+        <w:t>：</w:t>
+      </w:r>
+      <w:r>
+        <w:rPr>
+          <w:rFonts w:hint="eastAsia" w:ascii="Times New Roman" w:hAnsi="Times New Roman" w:eastAsia="FangSong" w:cs="Times New Roman"/>
+          <w:b/>
+          <w:bCs/>
+        </w:rPr>
+        <w:t>状态函数是多元函数</w:t>
+      </w:r>
+      <w:r>
+        <w:rPr>
+          <w:rFonts w:hint="eastAsia" w:ascii="Times New Roman" w:hAnsi="Times New Roman" w:eastAsia="Times New Roman" w:cs="Times New Roman"/>
+          <w:b/>
+          <w:bCs/>
+        </w:rPr>
+        <w:t>，</w:t>
+      </w:r>
+      <w:r>
+        <w:rPr>
+          <w:rFonts w:hint="eastAsia" w:ascii="Times New Roman" w:hAnsi="Times New Roman" w:eastAsia="FangSong" w:cs="Times New Roman"/>
+          <w:b/>
+          <w:bCs/>
+        </w:rPr>
+        <w:t>偏导是它在每个方向上的斜率</w:t>
+      </w:r>
+      <w:r>
+        <w:rPr>
+          <w:rFonts w:hint="eastAsia" w:ascii="Times New Roman" w:hAnsi="Times New Roman" w:eastAsia="Times New Roman" w:cs="Times New Roman"/>
+          <w:b/>
+          <w:bCs/>
+        </w:rPr>
+        <w:t>，</w:t>
+      </w:r>
+      <w:r>
+        <w:rPr>
+          <w:rFonts w:hint="eastAsia" w:ascii="Times New Roman" w:hAnsi="Times New Roman" w:eastAsia="FangSong" w:cs="Times New Roman"/>
+          <w:b/>
+          <w:bCs/>
+        </w:rPr>
+        <w:t>全微分把所有方向的变化加总</w:t>
+      </w:r>
+      <w:r>
+        <w:rPr>
+          <w:rFonts w:ascii="Times New Roman" w:hAnsi="Times New Roman" w:eastAsia="Times New Roman" w:cs="Times New Roman"/>
+        </w:rPr>
+        <w:t xml:space="preserve">。</w:t>
+      </w:r>
+    </w:p>
+    <w:p>
+      <w:pPr>
+        <w:pStyle w:val="Compact"/>
+        <w:numPr>
+          <w:ilvl w:val="0"/>
+          <w:numId w:val="1004"/>
+        </w:numPr>
+      </w:pPr>
+      <w:r>
+        <w:rPr>
+          <w:rFonts w:hint="eastAsia" w:ascii="Times New Roman" w:hAnsi="Times New Roman" w:eastAsia="FangSong" w:cs="Times New Roman"/>
+          <w:b/>
+          <w:bCs/>
+        </w:rPr>
+        <w:t xml:space="preserve">偏导计算</w:t>
+      </w:r>
+      <w:r>
+        <w:rPr>
+          <w:rFonts w:hint="eastAsia" w:ascii="Times New Roman" w:hAnsi="Times New Roman" w:eastAsia="Times New Roman" w:cs="Times New Roman"/>
+        </w:rPr>
+        <w:t>：</w:t>
+      </w:r>
+      <w:r>
+        <w:rPr>
+          <w:rFonts w:hint="eastAsia" w:ascii="Times New Roman" w:hAnsi="Times New Roman" w:eastAsia="FangSong" w:cs="Times New Roman"/>
+        </w:rPr>
+        <w:t>把其他变量当常数</w:t>
+      </w:r>
+      <w:r>
+        <w:rPr>
+          <w:rFonts w:hint="eastAsia" w:ascii="Times New Roman" w:hAnsi="Times New Roman" w:eastAsia="Times New Roman" w:cs="Times New Roman"/>
+        </w:rPr>
+        <w:t>，</w:t>
+      </w:r>
+      <w:r>
+        <w:rPr>
+          <w:rFonts w:hint="eastAsia" w:ascii="Times New Roman" w:hAnsi="Times New Roman" w:eastAsia="FangSong" w:cs="Times New Roman"/>
+        </w:rPr>
+        <w:t>对目标变量求导</w:t>
+      </w:r>
+      <w:r>
+        <w:rPr>
+          <w:rFonts w:hint="eastAsia" w:ascii="Times New Roman" w:hAnsi="Times New Roman" w:eastAsia="Times New Roman" w:cs="Times New Roman"/>
+        </w:rPr>
+        <w:t>；</w:t>
+      </w:r>
+      <w:r>
+        <w:rPr>
+          <w:rFonts w:hint="eastAsia" w:ascii="Times New Roman" w:hAnsi="Times New Roman" w:eastAsia="FangSong" w:cs="Times New Roman"/>
+        </w:rPr>
+        <w:t>记号</w:t>
+      </w:r>
+      <w:r>
+        <w:rPr>
+          <w:rFonts w:ascii="Times New Roman" w:hAnsi="Times New Roman" w:eastAsia="Times New Roman" w:cs="Times New Roman"/>
+        </w:rPr>
+        <w:t xml:space="preserve"> </w:t>
+      </w:r>
+      <w:r>
+        <w:rPr>
+          <w:rStyle w:val="VerbatimChar"/>
+          <w:rFonts w:ascii="Times New Roman" w:hAnsi="Times New Roman" w:eastAsia="Times New Roman" w:cs="Times New Roman"/>
+        </w:rPr>
+        <w:t xml:space="preserve">(∂p/∂T)_V</w:t>
+      </w:r>
+      <w:r>
+        <w:rPr>
+          <w:rFonts w:ascii="Times New Roman" w:hAnsi="Times New Roman" w:eastAsia="Times New Roman" w:cs="Times New Roman"/>
+        </w:rPr>
+        <w:t xml:space="preserve"> </w:t>
+      </w:r>
+      <w:r>
+        <w:rPr>
+          <w:rFonts w:hint="eastAsia" w:ascii="Times New Roman" w:hAnsi="Times New Roman" w:eastAsia="FangSong" w:cs="Times New Roman"/>
+        </w:rPr>
+        <w:t xml:space="preserve">的关键是</w:t>
+      </w:r>
+      <w:r>
+        <w:rPr>
+          <w:rFonts w:hint="eastAsia" w:ascii="Times New Roman" w:hAnsi="Times New Roman" w:eastAsia="FangSong" w:cs="Times New Roman"/>
+          <w:b/>
+          <w:bCs/>
+        </w:rPr>
+        <w:t xml:space="preserve">下标声明谁被固定</w:t>
+      </w:r>
+      <w:r>
+        <w:rPr>
+          <w:rFonts w:ascii="Times New Roman" w:hAnsi="Times New Roman" w:eastAsia="Times New Roman" w:cs="Times New Roman"/>
+        </w:rPr>
+        <w:t xml:space="preserve">。</w:t>
+      </w:r>
+    </w:p>
+    <w:p>
+      <w:pPr>
+        <w:pStyle w:val="Compact"/>
+        <w:numPr>
+          <w:ilvl w:val="0"/>
+          <w:numId w:val="1004"/>
+        </w:numPr>
+      </w:pPr>
+      <w:r>
+        <w:rPr>
+          <w:rFonts w:hint="eastAsia" w:ascii="Times New Roman" w:hAnsi="Times New Roman" w:eastAsia="FangSong" w:cs="Times New Roman"/>
+          <w:b/>
+          <w:bCs/>
+        </w:rPr>
+        <w:t xml:space="preserve">全微分</w:t>
+      </w:r>
+      <w:r>
+        <w:rPr>
+          <w:rFonts w:ascii="Times New Roman" w:hAnsi="Times New Roman" w:eastAsia="Times New Roman" w:cs="Times New Roman"/>
+        </w:rPr>
+        <w:t xml:space="preserve"> </w:t>
+      </w:r>
+      <w:r>
+        <w:rPr>
+          <w:rStyle w:val="VerbatimChar"/>
+          <w:rFonts w:ascii="Times New Roman" w:hAnsi="Times New Roman" w:eastAsia="Times New Roman" w:cs="Times New Roman"/>
+        </w:rPr>
+        <w:t xml:space="preserve">dU = (∂U/∂T)_V dT + (∂U/∂V)_T dV</w:t>
+      </w:r>
+      <w:r>
+        <w:rPr>
+          <w:rFonts w:ascii="Times New Roman" w:hAnsi="Times New Roman" w:eastAsia="Times New Roman" w:cs="Times New Roman"/>
+        </w:rPr>
+        <w:t xml:space="preserve"> </w:t>
+      </w:r>
+      <w:r>
+        <w:rPr>
+          <w:rFonts w:hint="eastAsia" w:ascii="Times New Roman" w:hAnsi="Times New Roman" w:eastAsia="FangSong" w:cs="Times New Roman"/>
+        </w:rPr>
+        <w:t>是两个方向变化的加总</w:t>
+      </w:r>
+      <w:r>
+        <w:rPr>
+          <w:rFonts w:hint="eastAsia" w:ascii="Times New Roman" w:hAnsi="Times New Roman" w:eastAsia="Times New Roman" w:cs="Times New Roman"/>
+        </w:rPr>
+        <w:t>；</w:t>
+      </w:r>
+      <w:r>
+        <w:rPr>
+          <w:rFonts w:hint="eastAsia" w:ascii="Times New Roman" w:hAnsi="Times New Roman" w:eastAsia="FangSong" w:cs="Times New Roman"/>
+          <w:b/>
+          <w:bCs/>
+        </w:rPr>
+        <w:t xml:space="preserve">恰当微分检验</w:t>
+      </w:r>
+      <w:r>
+        <w:rPr>
+          <w:rFonts w:hint="eastAsia" w:ascii="Times New Roman" w:hAnsi="Times New Roman" w:eastAsia="Times New Roman" w:cs="Times New Roman"/>
+        </w:rPr>
+        <w:t>（</w:t>
+      </w:r>
+      <w:r>
+        <w:rPr>
+          <w:rFonts w:hint="eastAsia" w:ascii="Times New Roman" w:hAnsi="Times New Roman" w:eastAsia="FangSong" w:cs="Times New Roman"/>
+        </w:rPr>
+        <w:t>交叉偏导相等</w:t>
+      </w:r>
+      <w:r>
+        <w:rPr>
+          <w:rFonts w:hint="eastAsia" w:ascii="Times New Roman" w:hAnsi="Times New Roman" w:eastAsia="Times New Roman" w:cs="Times New Roman"/>
+        </w:rPr>
+        <w:t>）</w:t>
+      </w:r>
+      <w:r>
+        <w:rPr>
+          <w:rFonts w:hint="eastAsia" w:ascii="Times New Roman" w:hAnsi="Times New Roman" w:eastAsia="FangSong" w:cs="Times New Roman"/>
+        </w:rPr>
+        <w:t>是</w:t>
+      </w:r>
+      <w:r>
+        <w:rPr>
+          <w:rFonts w:hint="eastAsia" w:ascii="Times New Roman" w:hAnsi="Times New Roman" w:eastAsia="Times New Roman" w:cs="Times New Roman"/>
+        </w:rPr>
+        <w:t>「</w:t>
+      </w:r>
+      <w:r>
+        <w:rPr>
+          <w:rFonts w:hint="eastAsia" w:ascii="Times New Roman" w:hAnsi="Times New Roman" w:eastAsia="FangSong" w:cs="Times New Roman"/>
+        </w:rPr>
+        <w:t>这个量是不是状态函数</w:t>
+      </w:r>
+      <w:r>
+        <w:rPr>
+          <w:rFonts w:hint="eastAsia" w:ascii="Times New Roman" w:hAnsi="Times New Roman" w:eastAsia="Times New Roman" w:cs="Times New Roman"/>
+        </w:rPr>
+        <w:t>」</w:t>
+      </w:r>
+      <w:r>
+        <w:rPr>
+          <w:rFonts w:hint="eastAsia" w:ascii="Times New Roman" w:hAnsi="Times New Roman" w:eastAsia="FangSong" w:cs="Times New Roman"/>
+        </w:rPr>
+        <w:t>的试金石</w:t>
+      </w:r>
+      <w:r>
+        <w:rPr>
+          <w:rFonts w:hint="eastAsia" w:ascii="Times New Roman" w:hAnsi="Times New Roman" w:eastAsia="Times New Roman" w:cs="Times New Roman"/>
+        </w:rPr>
+        <w:t>。</w:t>
+      </w:r>
+    </w:p>
+    <w:p>
+      <w:pPr>
+        <w:pStyle w:val="Compact"/>
+        <w:numPr>
+          <w:ilvl w:val="0"/>
+          <w:numId w:val="1004"/>
+        </w:numPr>
+      </w:pPr>
+      <w:r>
+        <w:rPr>
+          <w:rFonts w:ascii="Times New Roman" w:hAnsi="Times New Roman" w:eastAsia="Times New Roman" w:cs="Times New Roman"/>
+          <w:b/>
+          <w:bCs/>
+        </w:rPr>
+        <w:t xml:space="preserve">Maxwell </w:t>
+      </w:r>
+      <w:r>
+        <w:rPr>
+          <w:rFonts w:hint="eastAsia" w:ascii="Times New Roman" w:hAnsi="Times New Roman" w:eastAsia="FangSong" w:cs="Times New Roman"/>
+          <w:b/>
+          <w:bCs/>
+        </w:rPr>
+        <w:t xml:space="preserve">关系</w:t>
+      </w:r>
+      <w:r>
+        <w:rPr>
+          <w:rFonts w:hint="eastAsia" w:ascii="Times New Roman" w:hAnsi="Times New Roman" w:eastAsia="Times New Roman" w:cs="Times New Roman"/>
+        </w:rPr>
+        <w:t>：</w:t>
+      </w:r>
+      <w:r>
+        <w:rPr>
+          <w:rFonts w:hint="eastAsia" w:ascii="Times New Roman" w:hAnsi="Times New Roman" w:eastAsia="FangSong" w:cs="Times New Roman"/>
+        </w:rPr>
+        <w:t>混合偏导相等</w:t>
+      </w:r>
+      <w:r>
+        <w:rPr>
+          <w:rFonts w:ascii="Times New Roman" w:hAnsi="Times New Roman" w:eastAsia="Times New Roman" w:cs="Times New Roman"/>
+        </w:rPr>
+        <w:t xml:space="preserve"> + dU </w:t>
+      </w:r>
+      <w:r>
+        <w:rPr>
+          <w:rFonts w:hint="eastAsia" w:ascii="Times New Roman" w:hAnsi="Times New Roman" w:eastAsia="FangSong" w:cs="Times New Roman"/>
+        </w:rPr>
+        <w:t xml:space="preserve">恰当</w:t>
+      </w:r>
+      <w:r>
+        <w:rPr>
+          <w:rFonts w:ascii="Times New Roman" w:hAnsi="Times New Roman" w:eastAsia="Times New Roman" w:cs="Times New Roman"/>
+        </w:rPr>
+        <w:t xml:space="preserve"> → </w:t>
+      </w:r>
+      <w:r>
+        <w:rPr>
+          <w:rFonts w:hint="eastAsia" w:ascii="Times New Roman" w:hAnsi="Times New Roman" w:eastAsia="FangSong" w:cs="Times New Roman"/>
+        </w:rPr>
+        <w:t>四条关系式</w:t>
+      </w:r>
+      <w:r>
+        <w:rPr>
+          <w:rFonts w:hint="eastAsia" w:ascii="Times New Roman" w:hAnsi="Times New Roman" w:eastAsia="Times New Roman" w:cs="Times New Roman"/>
+        </w:rPr>
+        <w:t>，</w:t>
+      </w:r>
+      <w:r>
+        <w:rPr>
+          <w:rFonts w:hint="eastAsia" w:ascii="Times New Roman" w:hAnsi="Times New Roman" w:eastAsia="FangSong" w:cs="Times New Roman"/>
+        </w:rPr>
+        <w:t>把难测的量换成易测的量</w:t>
+      </w:r>
+      <w:r>
+        <w:rPr>
+          <w:rFonts w:hint="eastAsia" w:ascii="Times New Roman" w:hAnsi="Times New Roman" w:eastAsia="Times New Roman" w:cs="Times New Roman"/>
+        </w:rPr>
+        <w:t>。</w:t>
+      </w:r>
+    </w:p>
+    <w:p>
+      <w:pPr>
+        <w:pStyle w:val="Compact"/>
+        <w:numPr>
+          <w:ilvl w:val="0"/>
+          <w:numId w:val="1004"/>
+        </w:numPr>
+      </w:pPr>
+      <w:r>
+        <w:rPr>
+          <w:rFonts w:hint="eastAsia" w:ascii="Times New Roman" w:hAnsi="Times New Roman" w:eastAsia="FangSong" w:cs="Times New Roman"/>
+          <w:b/>
+          <w:bCs/>
+        </w:rPr>
+        <w:t xml:space="preserve">误差传递</w:t>
+      </w:r>
+      <w:r>
+        <w:rPr>
+          <w:rFonts w:hint="eastAsia" w:ascii="Times New Roman" w:hAnsi="Times New Roman" w:eastAsia="Times New Roman" w:cs="Times New Roman"/>
+        </w:rPr>
+        <w:t>：</w:t>
+      </w:r>
+      <w:r>
+        <w:rPr>
+          <w:rFonts w:hint="eastAsia" w:ascii="Times New Roman" w:hAnsi="Times New Roman" w:eastAsia="FangSong" w:cs="Times New Roman"/>
+        </w:rPr>
+        <w:t>间接量的误差</w:t>
+      </w:r>
+      <w:r>
+        <w:rPr>
+          <w:rFonts w:ascii="Times New Roman" w:hAnsi="Times New Roman" w:eastAsia="Times New Roman" w:cs="Times New Roman"/>
+        </w:rPr>
+        <w:t xml:space="preserve"> = </w:t>
+      </w:r>
+      <w:r>
+        <w:rPr>
+          <w:rFonts w:hint="eastAsia" w:ascii="Times New Roman" w:hAnsi="Times New Roman" w:eastAsia="FangSong" w:cs="Times New Roman"/>
+        </w:rPr>
+        <w:t>各直接量偏导贡献的合成</w:t>
+      </w:r>
+      <w:r>
+        <w:rPr>
+          <w:rFonts w:hint="eastAsia" w:ascii="Times New Roman" w:hAnsi="Times New Roman" w:eastAsia="Times New Roman" w:cs="Times New Roman"/>
+        </w:rPr>
+        <w:t>——</w:t>
+      </w:r>
+      <w:r>
+        <w:rPr>
+          <w:rFonts w:hint="eastAsia" w:ascii="Times New Roman" w:hAnsi="Times New Roman" w:eastAsia="FangSong" w:cs="Times New Roman"/>
+        </w:rPr>
+        <w:t>实验设计与有效数字的数学基础</w:t>
+      </w:r>
+      <w:r>
+        <w:rPr>
+          <w:rFonts w:hint="eastAsia" w:ascii="Times New Roman" w:hAnsi="Times New Roman" w:eastAsia="Times New Roman" w:cs="Times New Roman"/>
+        </w:rPr>
+        <w:t>。</w:t>
+      </w:r>
+    </w:p>
+    <w:p>
+      <w:pPr>
+        <w:pStyle w:val="FirstParagraph"/>
+      </w:pPr>
+      <w:r>
+        <w:rPr>
+          <w:rFonts w:hint="eastAsia" w:ascii="Times New Roman" w:hAnsi="Times New Roman" w:eastAsia="FangSong" w:cs="Times New Roman"/>
+        </w:rPr>
+        <w:t>下一讲</w:t>
+      </w:r>
+      <w:r>
+        <w:rPr>
+          <w:rFonts w:hint="eastAsia" w:ascii="Times New Roman" w:hAnsi="Times New Roman" w:eastAsia="Times New Roman" w:cs="Times New Roman"/>
+        </w:rPr>
+        <w:t>：</w:t>
+      </w:r>
+      <w:r>
+        <w:rPr>
+          <w:rFonts w:hint="eastAsia" w:ascii="Times New Roman" w:hAnsi="Times New Roman" w:eastAsia="FangSong" w:cs="Times New Roman"/>
+        </w:rPr>
+        <w:t>不做精确计算时的两件武器</w:t>
+      </w:r>
+      <w:r>
+        <w:rPr>
+          <w:rFonts w:hint="eastAsia" w:ascii="Times New Roman" w:hAnsi="Times New Roman" w:eastAsia="Times New Roman" w:cs="Times New Roman"/>
+        </w:rPr>
+        <w:t>——</w:t>
+      </w:r>
+      <w:r>
+        <w:rPr>
+          <w:rFonts w:hint="eastAsia" w:ascii="Times New Roman" w:hAnsi="Times New Roman" w:eastAsia="FangSong" w:cs="Times New Roman"/>
+        </w:rPr>
+        <w:t>量纲分析与数量级估算</w:t>
+      </w:r>
+      <w:r>
+        <w:rPr>
+          <w:rFonts w:hint="eastAsia" w:ascii="Times New Roman" w:hAnsi="Times New Roman" w:eastAsia="Times New Roman" w:cs="Times New Roman"/>
+        </w:rPr>
+        <w:t>。</w:t>
+      </w:r>
+    </w:p>
+    <w:bookmarkEnd w:id="40"/>
+    <w:bookmarkStart w:id="41" w:name="九本讲速查"/>
     <w:p>
       <w:pPr>
         <w:pStyle w:val="Heading2"/>
@@ -16259,7 +16717,7 @@
         <w:rPr>
           <w:rFonts w:hint="eastAsia" w:ascii="Times New Roman" w:hAnsi="Times New Roman" w:eastAsia="SimHei" w:cs="Times New Roman"/>
         </w:rPr>
-        <w:t>核心公式速查</w:t>
+        <w:t>本讲速查</w:t>
       </w:r>
     </w:p>
     <w:tbl>
@@ -18255,8 +18713,8 @@
         </w:pict>
       </w:r>
     </w:p>
-    <w:bookmarkEnd w:id="40"/>
-    <w:bookmarkStart w:id="44" w:name="十练习题"/>
+    <w:bookmarkEnd w:id="41"/>
+    <w:bookmarkStart w:id="45" w:name="十练习题"/>
     <w:p>
       <w:pPr>
         <w:pStyle w:val="Heading2"/>
@@ -18281,7 +18739,7 @@
         <w:t>练习题</w:t>
       </w:r>
     </w:p>
-    <w:bookmarkStart w:id="41" w:name="基础巩固6-题"/>
+    <w:bookmarkStart w:id="42" w:name="基础巩固6-题"/>
     <w:p>
       <w:pPr>
         <w:pStyle w:val="Heading3"/>
@@ -19442,8 +19900,8 @@
         <w:t>。</w:t>
       </w:r>
     </w:p>
-    <w:bookmarkEnd w:id="41"/>
-    <w:bookmarkStart w:id="42" w:name="竞赛入门6-题"/>
+    <w:bookmarkEnd w:id="42"/>
+    <w:bookmarkStart w:id="43" w:name="竞赛入门6-题"/>
     <w:p>
       <w:pPr>
         <w:pStyle w:val="Heading3"/>
@@ -20589,8 +21047,8 @@
         <w:t>）。</w:t>
       </w:r>
     </w:p>
-    <w:bookmarkEnd w:id="42"/>
-    <w:bookmarkStart w:id="43" w:name="真题挑战6-题竞赛风格改编"/>
+    <w:bookmarkEnd w:id="43"/>
+    <w:bookmarkStart w:id="44" w:name="真题挑战6-题竞赛风格改编"/>
     <w:p>
       <w:pPr>
         <w:pStyle w:val="Heading3"/>
@@ -22695,9 +23153,9 @@
         </w:pict>
       </w:r>
     </w:p>
-    <w:bookmarkEnd w:id="43"/>
     <w:bookmarkEnd w:id="44"/>
-    <w:bookmarkStart w:id="47" w:name="十一参考答案"/>
+    <w:bookmarkEnd w:id="45"/>
+    <w:bookmarkStart w:id="48" w:name="十一参考答案"/>
     <w:p>
       <w:pPr>
         <w:pStyle w:val="Heading2"/>
@@ -22722,7 +23180,7 @@
         <w:t>参考答案</w:t>
       </w:r>
     </w:p>
-    <w:bookmarkStart w:id="45" w:name="练一练"/>
+    <w:bookmarkStart w:id="46" w:name="练一练"/>
     <w:p>
       <w:pPr>
         <w:pStyle w:val="Heading3"/>
@@ -22767,7 +23225,7 @@
         <w:pStyle w:val="Compact"/>
         <w:numPr>
           <w:ilvl w:val="0"/>
-          <w:numId w:val="1004"/>
+          <w:numId w:val="1005"/>
         </w:numPr>
       </w:pPr>
       <w:r>
@@ -22973,7 +23431,7 @@
         <w:pStyle w:val="Compact"/>
         <w:numPr>
           <w:ilvl w:val="0"/>
-          <w:numId w:val="1004"/>
+          <w:numId w:val="1005"/>
         </w:numPr>
       </w:pPr>
       <w:r>
@@ -23401,8 +23859,8 @@
         <w:t>。）</w:t>
       </w:r>
     </w:p>
-    <w:bookmarkEnd w:id="45"/>
-    <w:bookmarkStart w:id="46" w:name="练习题"/>
+    <w:bookmarkEnd w:id="46"/>
+    <w:bookmarkStart w:id="47" w:name="练习题"/>
     <w:p>
       <w:pPr>
         <w:pStyle w:val="Heading3"/>
@@ -32852,9 +33310,9 @@
         <w:t>。</w:t>
       </w:r>
     </w:p>
-    <w:bookmarkEnd w:id="46"/>
     <w:bookmarkEnd w:id="47"/>
     <w:bookmarkEnd w:id="48"/>
+    <w:bookmarkEnd w:id="49"/>
     <w:sectPr>
       <w:footerReference w:type="default" r:id="rId9"/>
       <w:footnotePr>
@@ -33231,6 +33689,9 @@
     <w:abstractNumId w:val="991"/>
   </w:num>
   <w:num w:numId="1004">
+    <w:abstractNumId w:val="991"/>
+  </w:num>
+  <w:num w:numId="1005">
     <w:abstractNumId w:val="991"/>
   </w:num>
 </w:numbering>

--- a/06-学生侧材料/讲义/_数学工具/数学工具-第5讲-偏导与全微分.docx
+++ b/06-学生侧材料/讲义/_数学工具/数学工具-第5讲-偏导与全微分.docx
@@ -1380,7 +1380,7 @@
         <w:rPr>
           <w:rFonts w:hint="eastAsia" w:ascii="Times New Roman" w:hAnsi="Times New Roman" w:eastAsia="FangSong" w:cs="Times New Roman"/>
         </w:rPr>
-        <w:t>没什么可固定的</w:t>
+        <w:t>无需指定固定量</w:t>
       </w:r>
     </w:p>
     <w:p>
@@ -1536,7 +1536,7 @@
         <w:rPr>
           <w:rFonts w:hint="eastAsia" w:ascii="Times New Roman" w:hAnsi="Times New Roman" w:eastAsia="FangSong" w:cs="Times New Roman"/>
         </w:rPr>
-        <w:t xml:space="preserve">一句话记住</w:t>
+        <w:t xml:space="preserve">要点</w:t>
       </w:r>
       <w:r>
         <w:rPr>
@@ -1550,7 +1550,7 @@
           <w:b/>
           <w:bCs/>
         </w:rPr>
-        <w:t>偏导数就是</w:t>
+        <w:t>偏导数是在其余变量保持不变的条件下</w:t>
       </w:r>
       <w:r>
         <w:rPr>
@@ -1558,7 +1558,7 @@
           <w:b/>
           <w:bCs/>
         </w:rPr>
-        <w:t>「</w:t>
+        <w:t>，</w:t>
       </w:r>
       <w:r>
         <w:rPr>
@@ -1566,39 +1566,7 @@
           <w:b/>
           <w:bCs/>
         </w:rPr>
-        <w:t>只让一个变量动</w:t>
-      </w:r>
-      <w:r>
-        <w:rPr>
-          <w:rFonts w:hint="eastAsia" w:ascii="Times New Roman" w:hAnsi="Times New Roman" w:eastAsia="Times New Roman" w:cs="Times New Roman"/>
-          <w:b/>
-          <w:bCs/>
-        </w:rPr>
-        <w:t>，</w:t>
-      </w:r>
-      <w:r>
-        <w:rPr>
-          <w:rFonts w:hint="eastAsia" w:ascii="Times New Roman" w:hAnsi="Times New Roman" w:eastAsia="FangSong" w:cs="Times New Roman"/>
-          <w:b/>
-          <w:bCs/>
-        </w:rPr>
-        <w:t>其他都按住不许动</w:t>
-      </w:r>
-      <w:r>
-        <w:rPr>
-          <w:rFonts w:hint="eastAsia" w:ascii="Times New Roman" w:hAnsi="Times New Roman" w:eastAsia="Times New Roman" w:cs="Times New Roman"/>
-          <w:b/>
-          <w:bCs/>
-        </w:rPr>
-        <w:t>」</w:t>
-      </w:r>
-      <w:r>
-        <w:rPr>
-          <w:rFonts w:hint="eastAsia" w:ascii="Times New Roman" w:hAnsi="Times New Roman" w:eastAsia="FangSong" w:cs="Times New Roman"/>
-          <w:b/>
-          <w:bCs/>
-        </w:rPr>
-        <w:t>的导数</w:t>
+        <w:t>函数对某一变量的变化率</w:t>
       </w:r>
       <w:r>
         <w:rPr>
@@ -2995,7 +2963,7 @@
         <w:rPr>
           <w:rFonts w:hint="eastAsia" w:ascii="Times New Roman" w:hAnsi="Times New Roman" w:eastAsia="FangSong" w:cs="Times New Roman"/>
         </w:rPr>
-        <w:t>九成错误的来源</w:t>
+        <w:t>多数错误的来源</w:t>
       </w:r>
       <w:r>
         <w:rPr>
@@ -3194,7 +3162,7 @@
           <w:b/>
           <w:bCs/>
         </w:rPr>
-        <w:t>用第</w:t>
+        <w:t>按第</w:t>
       </w:r>
       <w:r>
         <w:rPr>
@@ -3210,7 +3178,7 @@
           <w:b/>
           <w:bCs/>
         </w:rPr>
-        <w:t>讲的老办法求导</w:t>
+        <w:t>讲的求导法则求导</w:t>
       </w:r>
       <w:r>
         <w:rPr>
@@ -5603,7 +5571,7 @@
           <w:b/>
           <w:bCs/>
         </w:rPr>
-        <w:t xml:space="preserve">扣除</w:t>
+        <w:t xml:space="preserve">排除</w:t>
       </w:r>
       <w:r>
         <w:rPr>
@@ -6492,7 +6460,7 @@
         <w:rPr>
           <w:rFonts w:hint="eastAsia" w:ascii="Times New Roman" w:hAnsi="Times New Roman" w:eastAsia="FangSong" w:cs="Times New Roman"/>
         </w:rPr>
-        <w:t>能挡掉大部分系数错误</w:t>
+        <w:t>可发现大部分系数错误</w:t>
       </w:r>
       <w:r>
         <w:rPr>
@@ -7836,7 +7804,7 @@
         <w:rPr>
           <w:rFonts w:hint="eastAsia" w:ascii="Times New Roman" w:hAnsi="Times New Roman" w:eastAsia="FangSong" w:cs="Times New Roman"/>
         </w:rPr>
-        <w:t>这条看起来平平无奇的定理</w:t>
+        <w:t>这条形式简单的定理</w:t>
       </w:r>
       <w:r>
         <w:rPr>
@@ -8660,7 +8628,7 @@
         <w:rPr>
           <w:rFonts w:hint="eastAsia" w:ascii="Times New Roman" w:hAnsi="Times New Roman" w:eastAsia="FangSong" w:cs="Times New Roman"/>
         </w:rPr>
-        <w:t>这不是钻牛角尖</w:t>
+        <w:t>这一区分并非无关紧要</w:t>
       </w:r>
       <w:r>
         <w:rPr>
@@ -10155,7 +10123,7 @@
         <w:rPr>
           <w:rFonts w:hint="eastAsia" w:ascii="Times New Roman" w:hAnsi="Times New Roman" w:eastAsia="FangSong" w:cs="Times New Roman"/>
         </w:rPr>
-        <w:t>它在数学上就是这个判据的失败</w:t>
+        <w:t>它在数学上表现为该判据不成立</w:t>
       </w:r>
       <w:r>
         <w:rPr>
@@ -11401,7 +11369,7 @@
         <w:rPr>
           <w:rFonts w:hint="eastAsia" w:ascii="Times New Roman" w:hAnsi="Times New Roman" w:eastAsia="FangSong" w:cs="Times New Roman"/>
         </w:rPr>
-        <w:t>不是背出来的</w:t>
+        <w:t>并非记忆所得</w:t>
       </w:r>
       <w:r>
         <w:rPr>
@@ -11413,7 +11381,7 @@
         <w:rPr>
           <w:rFonts w:hint="eastAsia" w:ascii="Times New Roman" w:hAnsi="Times New Roman" w:eastAsia="FangSong" w:cs="Times New Roman"/>
         </w:rPr>
-        <w:t>是混合偏导相等推出来的</w:t>
+        <w:t>而是由混合偏导相等推出</w:t>
       </w:r>
       <w:r>
         <w:rPr>
@@ -12294,23 +12262,7 @@
           <w:b/>
           <w:bCs/>
         </w:rPr>
-        <w:t xml:space="preserve">考场上现推只要</w:t>
-      </w:r>
-      <w:r>
-        <w:rPr>
-          <w:rFonts w:ascii="Times New Roman" w:hAnsi="Times New Roman" w:eastAsia="Times New Roman" w:cs="Times New Roman"/>
-          <w:b/>
-          <w:bCs/>
-        </w:rPr>
-        <w:t xml:space="preserve"> 20 </w:t>
-      </w:r>
-      <w:r>
-        <w:rPr>
-          <w:rFonts w:hint="eastAsia" w:ascii="Times New Roman" w:hAnsi="Times New Roman" w:eastAsia="FangSong" w:cs="Times New Roman"/>
-          <w:b/>
-          <w:bCs/>
-        </w:rPr>
-        <w:t xml:space="preserve">秒</w:t>
+        <w:t xml:space="preserve">考场上现场推导耗时很短</w:t>
       </w:r>
       <w:r>
         <w:rPr>
@@ -12429,7 +12381,7 @@
     </w:p>
     <w:bookmarkEnd w:id="31"/>
     <w:bookmarkEnd w:id="32"/>
-    <w:bookmarkStart w:id="36" w:name="七误差传递-的另一个主战场"/>
+    <w:bookmarkStart w:id="36" w:name="七误差传递偏导的另一类应用"/>
     <w:p>
       <w:pPr>
         <w:pStyle w:val="Heading2"/>
@@ -12461,22 +12413,9 @@
       </w:r>
       <w:r>
         <w:rPr>
-          <w:rStyle w:val="VerbatimChar"/>
-          <w:rFonts w:ascii="Times New Roman" w:hAnsi="Times New Roman" w:eastAsia="Times New Roman" w:cs="Times New Roman"/>
-        </w:rPr>
-        <w:t xml:space="preserve">∂</w:t>
-      </w:r>
-      <w:r>
-        <w:rPr>
-          <w:rFonts w:ascii="Times New Roman" w:hAnsi="Times New Roman" w:eastAsia="Times New Roman" w:cs="Times New Roman"/>
-        </w:rPr>
-        <w:t xml:space="preserve"> </w:t>
-      </w:r>
-      <w:r>
-        <w:rPr>
           <w:rFonts w:hint="eastAsia" w:ascii="Times New Roman" w:hAnsi="Times New Roman" w:eastAsia="SimHei" w:cs="Times New Roman"/>
         </w:rPr>
-        <w:t xml:space="preserve">的另一个主战场</w:t>
+        <w:t>偏导的另一类应用</w:t>
       </w:r>
     </w:p>
     <w:p>
@@ -13578,7 +13517,7 @@
       </w:r>
     </w:p>
     <w:bookmarkEnd w:id="34"/>
-    <w:bookmarkStart w:id="35" w:name="三个常用特例建议背下来"/>
+    <w:bookmarkStart w:id="35" w:name="三个常用特例建议熟记"/>
     <w:p>
       <w:pPr>
         <w:pStyle w:val="Heading3"/>
@@ -13606,7 +13545,7 @@
         <w:rPr>
           <w:rFonts w:hint="eastAsia" w:ascii="Times New Roman" w:hAnsi="Times New Roman" w:eastAsia="SimHei" w:cs="Times New Roman"/>
         </w:rPr>
-        <w:t>建议背下来</w:t>
+        <w:t>建议熟记</w:t>
       </w:r>
       <w:r>
         <w:rPr>
@@ -14845,7 +14784,7 @@
         <w:rPr>
           <w:rFonts w:hint="eastAsia" w:ascii="Times New Roman" w:hAnsi="Times New Roman" w:eastAsia="FangSong" w:cs="Times New Roman"/>
         </w:rPr>
-        <w:t>把温度计换得更准是浪费</w:t>
+        <w:t>更换更精密的温度计意义不大</w:t>
       </w:r>
       <w:r>
         <w:rPr>
@@ -14912,7 +14851,7 @@
         <w:rPr>
           <w:rFonts w:hint="eastAsia" w:ascii="Times New Roman" w:hAnsi="Times New Roman" w:eastAsia="FangSong" w:cs="Times New Roman"/>
         </w:rPr>
-        <w:t>盲目提高所有仪器的精度是最常见的浪费</w:t>
+        <w:t>盲目提高所有仪器的精度是最常见的无谓投入</w:t>
       </w:r>
       <w:r>
         <w:rPr>
@@ -16115,7 +16054,7 @@
         <w:rPr>
           <w:rFonts w:hint="eastAsia" w:ascii="Times New Roman" w:hAnsi="Times New Roman" w:eastAsia="FangSong" w:cs="Times New Roman"/>
         </w:rPr>
-        <w:t xml:space="preserve">这类式子的共同套路</w:t>
+        <w:t xml:space="preserve">这类式子的通用步骤</w:t>
       </w:r>
       <w:r>
         <w:rPr>

--- a/06-学生侧材料/讲义/_数学工具/数学工具-第5讲-偏导与全微分.docx
+++ b/06-学生侧材料/讲义/_数学工具/数学工具-第5讲-偏导与全微分.docx
@@ -2,57 +2,17 @@
 <file path=word/document.xml><?xml version="1.0" encoding="utf-8"?>
 <w:document xmlns:w="http://schemas.openxmlformats.org/wordprocessingml/2006/main" xmlns:m="http://schemas.openxmlformats.org/officeDocument/2006/math" xmlns:r="http://schemas.openxmlformats.org/officeDocument/2006/relationships" xmlns:o="urn:schemas-microsoft-com:office:office" xmlns:v="urn:schemas-microsoft-com:vml" xmlns:w10="urn:schemas-microsoft-com:office:word" xmlns:a="http://schemas.openxmlformats.org/drawingml/2006/main" xmlns:pic="http://schemas.openxmlformats.org/drawingml/2006/picture" xmlns:wp="http://schemas.openxmlformats.org/drawingml/2006/wordprocessingDrawing">
   <w:body>
-    <w:bookmarkStart w:id="49" w:name="第5讲偏导与全微分当化学量不止依赖一个变量"/>
     <w:p>
       <w:pPr>
-        <w:pStyle w:val="Heading1"/>
-        <w:spacing w:before="280" w:after="120"/>
-        <w:jc w:val="center"/>
+        <w:spacing w:before="160" w:after="80"/>
       </w:pPr>
       <w:r>
-        <w:rPr>
-          <w:rFonts w:hint="eastAsia" w:ascii="Times New Roman" w:hAnsi="Times New Roman" w:eastAsia="SimHei" w:cs="Times New Roman"/>
-        </w:rPr>
-        <w:t>第</w:t>
-      </w:r>
-      <w:r>
-        <w:rPr>
-          <w:rFonts w:hint="eastAsia" w:ascii="Times New Roman" w:hAnsi="Times New Roman" w:eastAsia="Times New Roman" w:cs="Times New Roman"/>
-        </w:rPr>
-        <w:t>5</w:t>
-      </w:r>
-      <w:r>
-        <w:rPr>
-          <w:rFonts w:hint="eastAsia" w:ascii="Times New Roman" w:hAnsi="Times New Roman" w:eastAsia="SimHei" w:cs="Times New Roman"/>
-        </w:rPr>
-        <w:t>讲</w:t>
-      </w:r>
-      <w:r>
-        <w:rPr>
-          <w:rFonts w:hint="eastAsia" w:ascii="Times New Roman" w:hAnsi="Times New Roman" w:eastAsia="Times New Roman" w:cs="Times New Roman"/>
-        </w:rPr>
-        <w:t>：</w:t>
-      </w:r>
-      <w:r>
-        <w:rPr>
-          <w:rFonts w:hint="eastAsia" w:ascii="Times New Roman" w:hAnsi="Times New Roman" w:eastAsia="SimHei" w:cs="Times New Roman"/>
-        </w:rPr>
-        <w:t>偏导与全微分</w:t>
-      </w:r>
-      <w:r>
-        <w:rPr>
-          <w:rFonts w:hint="eastAsia" w:ascii="Times New Roman" w:hAnsi="Times New Roman" w:eastAsia="Times New Roman" w:cs="Times New Roman"/>
-        </w:rPr>
-        <w:t>——</w:t>
-      </w:r>
-      <w:r>
-        <w:rPr>
-          <w:rFonts w:hint="eastAsia" w:ascii="Times New Roman" w:hAnsi="Times New Roman" w:eastAsia="SimHei" w:cs="Times New Roman"/>
-        </w:rPr>
-        <w:t>当化学量不止依赖一个变量</w:t>
+        <w:pict>
+          <v:rect style="width:0;height:1.5pt" o:hralign="center" o:hrstd="t" o:hr="t"/>
+        </w:pict>
       </w:r>
     </w:p>
-    <w:bookmarkStart w:id="9" w:name="学习目标"/>
+    <w:bookmarkStart w:id="11" w:name="为什么化学必须用偏导"/>
     <w:p>
       <w:pPr>
         <w:pStyle w:val="Heading2"/>
@@ -60,740 +20,18 @@
       </w:pPr>
       <w:r>
         <w:rPr>
+          <w:rFonts w:ascii="Times New Roman" w:hAnsi="Times New Roman" w:eastAsia="Times New Roman" w:cs="Times New Roman"/>
+        </w:rPr>
+        <w:t xml:space="preserve">§1 </w:t>
+      </w:r>
+      <w:r>
+        <w:rPr>
           <w:rFonts w:hint="eastAsia" w:ascii="Times New Roman" w:hAnsi="Times New Roman" w:eastAsia="SimHei" w:cs="Times New Roman"/>
         </w:rPr>
-        <w:t xml:space="preserve">学习目标</w:t>
+        <w:t xml:space="preserve">为什么化学必须用偏导</w:t>
       </w:r>
     </w:p>
-    <w:p>
-      <w:pPr>
-        <w:pStyle w:val="BlockText"/>
-      </w:pPr>
-      <w:r>
-        <w:rPr>
-          <w:rFonts w:hint="eastAsia" w:ascii="Times New Roman" w:hAnsi="Times New Roman" w:eastAsia="FangSong" w:cs="Times New Roman"/>
-        </w:rPr>
-        <w:t>对齐考纲</w:t>
-      </w:r>
-      <w:r>
-        <w:rPr>
-          <w:rFonts w:hint="eastAsia" w:ascii="Times New Roman" w:hAnsi="Times New Roman" w:eastAsia="Times New Roman" w:cs="Times New Roman"/>
-        </w:rPr>
-        <w:t>：§06</w:t>
-      </w:r>
-      <w:r>
-        <w:rPr>
-          <w:rFonts w:ascii="Times New Roman" w:hAnsi="Times New Roman" w:eastAsia="Times New Roman" w:cs="Times New Roman"/>
-        </w:rPr>
-        <w:t xml:space="preserve"> </w:t>
-      </w:r>
-      <w:r>
-        <w:rPr>
-          <w:rFonts w:hint="eastAsia" w:ascii="Times New Roman" w:hAnsi="Times New Roman" w:eastAsia="FangSong" w:cs="Times New Roman"/>
-        </w:rPr>
-        <w:t>热力学初步</w:t>
-      </w:r>
-      <w:r>
-        <w:rPr>
-          <w:rFonts w:hint="eastAsia" w:ascii="Times New Roman" w:hAnsi="Times New Roman" w:eastAsia="Times New Roman" w:cs="Times New Roman"/>
-        </w:rPr>
-        <w:t>·</w:t>
-      </w:r>
-      <w:r>
-        <w:rPr>
-          <w:rFonts w:hint="eastAsia" w:ascii="Times New Roman" w:hAnsi="Times New Roman" w:eastAsia="FangSong" w:cs="Times New Roman"/>
-        </w:rPr>
-        <w:t>决赛</w:t>
-      </w:r>
-      <w:r>
-        <w:rPr>
-          <w:rFonts w:hint="eastAsia" w:ascii="Times New Roman" w:hAnsi="Times New Roman" w:eastAsia="Times New Roman" w:cs="Times New Roman"/>
-        </w:rPr>
-        <w:t>04</w:t>
-      </w:r>
-      <w:r>
-        <w:rPr>
-          <w:rFonts w:ascii="Times New Roman" w:hAnsi="Times New Roman" w:eastAsia="Times New Roman" w:cs="Times New Roman"/>
-        </w:rPr>
-        <w:t xml:space="preserve"> </w:t>
-      </w:r>
-      <w:r>
-        <w:rPr>
-          <w:rFonts w:hint="eastAsia" w:ascii="Times New Roman" w:hAnsi="Times New Roman" w:eastAsia="FangSong" w:cs="Times New Roman"/>
-        </w:rPr>
-        <w:t xml:space="preserve">热力学</w:t>
-      </w:r>
-      <w:r>
-        <w:rPr>
-          <w:rFonts w:ascii="Times New Roman" w:hAnsi="Times New Roman" w:eastAsia="Times New Roman" w:cs="Times New Roman"/>
-        </w:rPr>
-        <w:t xml:space="preserve"> </w:t>
-      </w:r>
-    </w:p>
-    <w:p>
-      <w:pPr>
-        <w:pStyle w:val="Compact"/>
-        <w:numPr>
-          <w:ilvl w:val="0"/>
-          <w:numId w:val="1001"/>
-        </w:numPr>
-      </w:pPr>
-      <w:r>
-        <w:rPr>
-          <w:rFonts w:hint="eastAsia" w:ascii="Times New Roman" w:hAnsi="Times New Roman" w:eastAsia="FangSong" w:cs="Times New Roman"/>
-        </w:rPr>
-        <w:t xml:space="preserve">能说清普通导数</w:t>
-      </w:r>
-      <w:r>
-        <w:rPr>
-          <w:rFonts w:ascii="Times New Roman" w:hAnsi="Times New Roman" w:eastAsia="Times New Roman" w:cs="Times New Roman"/>
-        </w:rPr>
-        <w:t xml:space="preserve"> </w:t>
-      </w:r>
-      <w:r>
-        <w:rPr>
-          <w:rStyle w:val="VerbatimChar"/>
-          <w:rFonts w:ascii="Times New Roman" w:hAnsi="Times New Roman" w:eastAsia="Times New Roman" w:cs="Times New Roman"/>
-        </w:rPr>
-        <w:t xml:space="preserve">d</w:t>
-      </w:r>
-      <w:r>
-        <w:rPr>
-          <w:rFonts w:ascii="Times New Roman" w:hAnsi="Times New Roman" w:eastAsia="Times New Roman" w:cs="Times New Roman"/>
-        </w:rPr>
-        <w:t xml:space="preserve"> </w:t>
-      </w:r>
-      <w:r>
-        <w:rPr>
-          <w:rFonts w:hint="eastAsia" w:ascii="Times New Roman" w:hAnsi="Times New Roman" w:eastAsia="FangSong" w:cs="Times New Roman"/>
-        </w:rPr>
-        <w:t xml:space="preserve">与偏导数</w:t>
-      </w:r>
-      <w:r>
-        <w:rPr>
-          <w:rFonts w:ascii="Times New Roman" w:hAnsi="Times New Roman" w:eastAsia="Times New Roman" w:cs="Times New Roman"/>
-        </w:rPr>
-        <w:t xml:space="preserve"> </w:t>
-      </w:r>
-      <w:r>
-        <w:rPr>
-          <w:rStyle w:val="VerbatimChar"/>
-          <w:rFonts w:ascii="Times New Roman" w:hAnsi="Times New Roman" w:eastAsia="Times New Roman" w:cs="Times New Roman"/>
-        </w:rPr>
-        <w:t xml:space="preserve">∂</w:t>
-      </w:r>
-      <w:r>
-        <w:rPr>
-          <w:rFonts w:ascii="Times New Roman" w:hAnsi="Times New Roman" w:eastAsia="Times New Roman" w:cs="Times New Roman"/>
-        </w:rPr>
-        <w:t xml:space="preserve"> </w:t>
-      </w:r>
-      <w:r>
-        <w:rPr>
-          <w:rFonts w:hint="eastAsia" w:ascii="Times New Roman" w:hAnsi="Times New Roman" w:eastAsia="FangSong" w:cs="Times New Roman"/>
-        </w:rPr>
-        <w:t>的差别</w:t>
-      </w:r>
-      <w:r>
-        <w:rPr>
-          <w:rFonts w:hint="eastAsia" w:ascii="Times New Roman" w:hAnsi="Times New Roman" w:eastAsia="Times New Roman" w:cs="Times New Roman"/>
-        </w:rPr>
-        <w:t>，</w:t>
-      </w:r>
-      <w:r>
-        <w:rPr>
-          <w:rFonts w:hint="eastAsia" w:ascii="Times New Roman" w:hAnsi="Times New Roman" w:eastAsia="FangSong" w:cs="Times New Roman"/>
-        </w:rPr>
-        <w:t>并解释</w:t>
-      </w:r>
-      <w:r>
-        <w:rPr>
-          <w:rFonts w:hint="eastAsia" w:ascii="Times New Roman" w:hAnsi="Times New Roman" w:eastAsia="Times New Roman" w:cs="Times New Roman"/>
-        </w:rPr>
-        <w:t>「</w:t>
-      </w:r>
-      <w:r>
-        <w:rPr>
-          <w:rFonts w:hint="eastAsia" w:ascii="Times New Roman" w:hAnsi="Times New Roman" w:eastAsia="FangSong" w:cs="Times New Roman"/>
-        </w:rPr>
-        <w:t>固定其余变量</w:t>
-      </w:r>
-      <w:r>
-        <w:rPr>
-          <w:rFonts w:hint="eastAsia" w:ascii="Times New Roman" w:hAnsi="Times New Roman" w:eastAsia="Times New Roman" w:cs="Times New Roman"/>
-        </w:rPr>
-        <w:t>」</w:t>
-      </w:r>
-      <w:r>
-        <w:rPr>
-          <w:rFonts w:hint="eastAsia" w:ascii="Times New Roman" w:hAnsi="Times New Roman" w:eastAsia="FangSong" w:cs="Times New Roman"/>
-        </w:rPr>
-        <w:t>到底固定了什么</w:t>
-      </w:r>
-      <w:r>
-        <w:rPr>
-          <w:rFonts w:hint="eastAsia" w:ascii="Times New Roman" w:hAnsi="Times New Roman" w:eastAsia="Times New Roman" w:cs="Times New Roman"/>
-        </w:rPr>
-        <w:t>。</w:t>
-      </w:r>
-    </w:p>
-    <w:p>
-      <w:pPr>
-        <w:pStyle w:val="Compact"/>
-        <w:numPr>
-          <w:ilvl w:val="0"/>
-          <w:numId w:val="1001"/>
-        </w:numPr>
-      </w:pPr>
-      <w:r>
-        <w:rPr>
-          <w:rFonts w:hint="eastAsia" w:ascii="Times New Roman" w:hAnsi="Times New Roman" w:eastAsia="FangSong" w:cs="Times New Roman"/>
-        </w:rPr>
-        <w:t>会计算多元函数的偏导数</w:t>
-      </w:r>
-      <w:r>
-        <w:rPr>
-          <w:rFonts w:hint="eastAsia" w:ascii="Times New Roman" w:hAnsi="Times New Roman" w:eastAsia="Times New Roman" w:cs="Times New Roman"/>
-        </w:rPr>
-        <w:t>（</w:t>
-      </w:r>
-      <w:r>
-        <w:rPr>
-          <w:rFonts w:hint="eastAsia" w:ascii="Times New Roman" w:hAnsi="Times New Roman" w:eastAsia="FangSong" w:cs="Times New Roman"/>
-        </w:rPr>
-        <w:t>把其他变量当常数</w:t>
-      </w:r>
-      <w:r>
-        <w:rPr>
-          <w:rFonts w:hint="eastAsia" w:ascii="Times New Roman" w:hAnsi="Times New Roman" w:eastAsia="Times New Roman" w:cs="Times New Roman"/>
-        </w:rPr>
-        <w:t>），</w:t>
-      </w:r>
-      <w:r>
-        <w:rPr>
-          <w:rFonts w:hint="eastAsia" w:ascii="Times New Roman" w:hAnsi="Times New Roman" w:eastAsia="FangSong" w:cs="Times New Roman"/>
-        </w:rPr>
-        <w:t>包括带下标记号</w:t>
-      </w:r>
-      <w:r>
-        <w:rPr>
-          <w:rFonts w:ascii="Times New Roman" w:hAnsi="Times New Roman" w:eastAsia="Times New Roman" w:cs="Times New Roman"/>
-        </w:rPr>
-        <w:t xml:space="preserve"> </w:t>
-      </w:r>
-      <m:oMath>
-        <m:sSub>
-          <m:e>
-            <m:d>
-              <m:dPr>
-                <m:begChr m:val="("/>
-                <m:sepChr m:val=""/>
-                <m:endChr m:val=")"/>
-                <m:grow/>
-              </m:dPr>
-              <m:e>
-                <m:f>
-                  <m:fPr>
-                    <m:type m:val="bar"/>
-                  </m:fPr>
-                  <m:num>
-                    <m:r>
-                      <m:rPr>
-                        <m:sty m:val="p"/>
-                      </m:rPr>
-                      <m:t>∂</m:t>
-                    </m:r>
-                    <m:r>
-                      <m:t>G</m:t>
-                    </m:r>
-                  </m:num>
-                  <m:den>
-                    <m:r>
-                      <m:rPr>
-                        <m:sty m:val="p"/>
-                      </m:rPr>
-                      <m:t>∂</m:t>
-                    </m:r>
-                    <m:r>
-                      <m:t>p</m:t>
-                    </m:r>
-                  </m:den>
-                </m:f>
-              </m:e>
-            </m:d>
-          </m:e>
-          <m:sub>
-            <m:r>
-              <m:t>T</m:t>
-            </m:r>
-          </m:sub>
-        </m:sSub>
-      </m:oMath>
-      <w:r>
-        <w:rPr>
-          <w:rFonts w:ascii="Times New Roman" w:hAnsi="Times New Roman" w:eastAsia="Times New Roman" w:cs="Times New Roman"/>
-        </w:rPr>
-        <w:t xml:space="preserve"> </w:t>
-      </w:r>
-      <w:r>
-        <w:rPr>
-          <w:rFonts w:hint="eastAsia" w:ascii="Times New Roman" w:hAnsi="Times New Roman" w:eastAsia="FangSong" w:cs="Times New Roman"/>
-        </w:rPr>
-        <w:t>的读法</w:t>
-      </w:r>
-      <w:r>
-        <w:rPr>
-          <w:rFonts w:hint="eastAsia" w:ascii="Times New Roman" w:hAnsi="Times New Roman" w:eastAsia="Times New Roman" w:cs="Times New Roman"/>
-        </w:rPr>
-        <w:t>。</w:t>
-      </w:r>
-    </w:p>
-    <w:p>
-      <w:pPr>
-        <w:pStyle w:val="Compact"/>
-        <w:numPr>
-          <w:ilvl w:val="0"/>
-          <w:numId w:val="1001"/>
-        </w:numPr>
-      </w:pPr>
-      <w:r>
-        <w:rPr>
-          <w:rFonts w:hint="eastAsia" w:ascii="Times New Roman" w:hAnsi="Times New Roman" w:eastAsia="FangSong" w:cs="Times New Roman"/>
-        </w:rPr>
-        <w:t xml:space="preserve">会写多元函数的</w:t>
-      </w:r>
-      <w:r>
-        <w:rPr>
-          <w:rFonts w:hint="eastAsia" w:ascii="Times New Roman" w:hAnsi="Times New Roman" w:eastAsia="FangSong" w:cs="Times New Roman"/>
-          <w:b/>
-          <w:bCs/>
-        </w:rPr>
-        <w:t xml:space="preserve">全微分</w:t>
-      </w:r>
-      <w:r>
-        <w:rPr>
-          <w:rFonts w:ascii="Times New Roman" w:hAnsi="Times New Roman" w:eastAsia="Times New Roman" w:cs="Times New Roman"/>
-        </w:rPr>
-        <w:t xml:space="preserve"> </w:t>
-      </w:r>
-      <w:r>
-        <w:rPr>
-          <w:rStyle w:val="VerbatimChar"/>
-          <w:rFonts w:ascii="Times New Roman" w:hAnsi="Times New Roman" w:eastAsia="Times New Roman" w:cs="Times New Roman"/>
-        </w:rPr>
-        <w:t xml:space="preserve">df</w:t>
-      </w:r>
-      <w:r>
-        <w:rPr>
-          <w:rFonts w:hint="eastAsia" w:ascii="Times New Roman" w:hAnsi="Times New Roman" w:eastAsia="Times New Roman" w:cs="Times New Roman"/>
-        </w:rPr>
-        <w:t>，</w:t>
-      </w:r>
-      <w:r>
-        <w:rPr>
-          <w:rFonts w:hint="eastAsia" w:ascii="Times New Roman" w:hAnsi="Times New Roman" w:eastAsia="FangSong" w:cs="Times New Roman"/>
-        </w:rPr>
-        <w:t>并说清它为什么是</w:t>
-      </w:r>
-      <w:r>
-        <w:rPr>
-          <w:rFonts w:hint="eastAsia" w:ascii="Times New Roman" w:hAnsi="Times New Roman" w:eastAsia="Times New Roman" w:cs="Times New Roman"/>
-        </w:rPr>
-        <w:t>「</w:t>
-      </w:r>
-      <w:r>
-        <w:rPr>
-          <w:rFonts w:hint="eastAsia" w:ascii="Times New Roman" w:hAnsi="Times New Roman" w:eastAsia="FangSong" w:cs="Times New Roman"/>
-        </w:rPr>
-        <w:t>各方向变化的线性叠加</w:t>
-      </w:r>
-      <w:r>
-        <w:rPr>
-          <w:rFonts w:hint="eastAsia" w:ascii="Times New Roman" w:hAnsi="Times New Roman" w:eastAsia="Times New Roman" w:cs="Times New Roman"/>
-        </w:rPr>
-        <w:t>」。</w:t>
-      </w:r>
-    </w:p>
-    <w:p>
-      <w:pPr>
-        <w:pStyle w:val="Compact"/>
-        <w:numPr>
-          <w:ilvl w:val="0"/>
-          <w:numId w:val="1001"/>
-        </w:numPr>
-      </w:pPr>
-      <w:r>
-        <w:rPr>
-          <w:rFonts w:hint="eastAsia" w:ascii="Times New Roman" w:hAnsi="Times New Roman" w:eastAsia="FangSong" w:cs="Times New Roman"/>
-        </w:rPr>
-        <w:t xml:space="preserve">会求二阶偏导与</w:t>
-      </w:r>
-      <w:r>
-        <w:rPr>
-          <w:rFonts w:hint="eastAsia" w:ascii="Times New Roman" w:hAnsi="Times New Roman" w:eastAsia="FangSong" w:cs="Times New Roman"/>
-          <w:b/>
-          <w:bCs/>
-        </w:rPr>
-        <w:t xml:space="preserve">混合偏导</w:t>
-      </w:r>
-      <w:r>
-        <w:rPr>
-          <w:rFonts w:hint="eastAsia" w:ascii="Times New Roman" w:hAnsi="Times New Roman" w:eastAsia="Times New Roman" w:cs="Times New Roman"/>
-        </w:rPr>
-        <w:t>，</w:t>
-      </w:r>
-      <w:r>
-        <w:rPr>
-          <w:rFonts w:hint="eastAsia" w:ascii="Times New Roman" w:hAnsi="Times New Roman" w:eastAsia="FangSong" w:cs="Times New Roman"/>
-        </w:rPr>
-        <w:t>并记住</w:t>
-      </w:r>
-      <w:r>
-        <w:rPr>
-          <w:rFonts w:hint="eastAsia" w:ascii="Times New Roman" w:hAnsi="Times New Roman" w:eastAsia="Times New Roman" w:cs="Times New Roman"/>
-        </w:rPr>
-        <w:t>「</w:t>
-      </w:r>
-      <w:r>
-        <w:rPr>
-          <w:rFonts w:hint="eastAsia" w:ascii="Times New Roman" w:hAnsi="Times New Roman" w:eastAsia="FangSong" w:cs="Times New Roman"/>
-        </w:rPr>
-        <w:t>混合偏导与求导次序无关</w:t>
-      </w:r>
-      <w:r>
-        <w:rPr>
-          <w:rFonts w:hint="eastAsia" w:ascii="Times New Roman" w:hAnsi="Times New Roman" w:eastAsia="Times New Roman" w:cs="Times New Roman"/>
-        </w:rPr>
-        <w:t>」</w:t>
-      </w:r>
-      <w:r>
-        <w:rPr>
-          <w:rFonts w:hint="eastAsia" w:ascii="Times New Roman" w:hAnsi="Times New Roman" w:eastAsia="FangSong" w:cs="Times New Roman"/>
-        </w:rPr>
-        <w:t>这个结论及其使用条件</w:t>
-      </w:r>
-      <w:r>
-        <w:rPr>
-          <w:rFonts w:hint="eastAsia" w:ascii="Times New Roman" w:hAnsi="Times New Roman" w:eastAsia="Times New Roman" w:cs="Times New Roman"/>
-        </w:rPr>
-        <w:t>。</w:t>
-      </w:r>
-    </w:p>
-    <w:p>
-      <w:pPr>
-        <w:pStyle w:val="Compact"/>
-        <w:numPr>
-          <w:ilvl w:val="0"/>
-          <w:numId w:val="1001"/>
-        </w:numPr>
-      </w:pPr>
-      <w:r>
-        <w:rPr>
-          <w:rFonts w:hint="eastAsia" w:ascii="Times New Roman" w:hAnsi="Times New Roman" w:eastAsia="FangSong" w:cs="Times New Roman"/>
-        </w:rPr>
-        <w:t xml:space="preserve">能由混合偏导相等</w:t>
-      </w:r>
-      <w:r>
-        <w:rPr>
-          <w:rFonts w:hint="eastAsia" w:ascii="Times New Roman" w:hAnsi="Times New Roman" w:eastAsia="FangSong" w:cs="Times New Roman"/>
-          <w:b/>
-          <w:bCs/>
-        </w:rPr>
-        <w:t xml:space="preserve">独立推出四条</w:t>
-      </w:r>
-      <w:r>
-        <w:rPr>
-          <w:rFonts w:ascii="Times New Roman" w:hAnsi="Times New Roman" w:eastAsia="Times New Roman" w:cs="Times New Roman"/>
-          <w:b/>
-          <w:bCs/>
-        </w:rPr>
-        <w:t xml:space="preserve"> Maxwell </w:t>
-      </w:r>
-      <w:r>
-        <w:rPr>
-          <w:rFonts w:hint="eastAsia" w:ascii="Times New Roman" w:hAnsi="Times New Roman" w:eastAsia="FangSong" w:cs="Times New Roman"/>
-          <w:b/>
-          <w:bCs/>
-        </w:rPr>
-        <w:t xml:space="preserve">关系</w:t>
-      </w:r>
-      <w:r>
-        <w:rPr>
-          <w:rFonts w:hint="eastAsia" w:ascii="Times New Roman" w:hAnsi="Times New Roman" w:eastAsia="Times New Roman" w:cs="Times New Roman"/>
-        </w:rPr>
-        <w:t>，</w:t>
-      </w:r>
-      <w:r>
-        <w:rPr>
-          <w:rFonts w:hint="eastAsia" w:ascii="Times New Roman" w:hAnsi="Times New Roman" w:eastAsia="FangSong" w:cs="Times New Roman"/>
-        </w:rPr>
-        <w:t>不再依赖口诀</w:t>
-      </w:r>
-      <w:r>
-        <w:rPr>
-          <w:rFonts w:hint="eastAsia" w:ascii="Times New Roman" w:hAnsi="Times New Roman" w:eastAsia="Times New Roman" w:cs="Times New Roman"/>
-        </w:rPr>
-        <w:t>。</w:t>
-      </w:r>
-    </w:p>
-    <w:p>
-      <w:pPr>
-        <w:pStyle w:val="Compact"/>
-        <w:numPr>
-          <w:ilvl w:val="0"/>
-          <w:numId w:val="1001"/>
-        </w:numPr>
-      </w:pPr>
-      <w:r>
-        <w:rPr>
-          <w:rFonts w:hint="eastAsia" w:ascii="Times New Roman" w:hAnsi="Times New Roman" w:eastAsia="FangSong" w:cs="Times New Roman"/>
-        </w:rPr>
-        <w:t xml:space="preserve">能解释什么是</w:t>
-      </w:r>
-      <w:r>
-        <w:rPr>
-          <w:rFonts w:hint="eastAsia" w:ascii="Times New Roman" w:hAnsi="Times New Roman" w:eastAsia="FangSong" w:cs="Times New Roman"/>
-          <w:b/>
-          <w:bCs/>
-        </w:rPr>
-        <w:t xml:space="preserve">恰当微分</w:t>
-      </w:r>
-      <w:r>
-        <w:rPr>
-          <w:rFonts w:hint="eastAsia" w:ascii="Times New Roman" w:hAnsi="Times New Roman" w:eastAsia="Times New Roman" w:cs="Times New Roman"/>
-        </w:rPr>
-        <w:t>，</w:t>
-      </w:r>
-      <w:r>
-        <w:rPr>
-          <w:rFonts w:hint="eastAsia" w:ascii="Times New Roman" w:hAnsi="Times New Roman" w:eastAsia="FangSong" w:cs="Times New Roman"/>
-        </w:rPr>
-        <w:t>并用混合偏导判据判断一个微分式是否恰当</w:t>
-      </w:r>
-      <w:r>
-        <w:rPr>
-          <w:rFonts w:hint="eastAsia" w:ascii="Times New Roman" w:hAnsi="Times New Roman" w:eastAsia="Times New Roman" w:cs="Times New Roman"/>
-        </w:rPr>
-        <w:t>（</w:t>
-      </w:r>
-      <w:r>
-        <w:rPr>
-          <w:rFonts w:hint="eastAsia" w:ascii="Times New Roman" w:hAnsi="Times New Roman" w:eastAsia="FangSong" w:cs="Times New Roman"/>
-        </w:rPr>
-        <w:t>即是否对应状态函数</w:t>
-      </w:r>
-      <w:r>
-        <w:rPr>
-          <w:rFonts w:hint="eastAsia" w:ascii="Times New Roman" w:hAnsi="Times New Roman" w:eastAsia="Times New Roman" w:cs="Times New Roman"/>
-        </w:rPr>
-        <w:t>）。</w:t>
-      </w:r>
-    </w:p>
-    <w:p>
-      <w:pPr>
-        <w:pStyle w:val="Compact"/>
-        <w:numPr>
-          <w:ilvl w:val="0"/>
-          <w:numId w:val="1001"/>
-        </w:numPr>
-      </w:pPr>
-      <w:r>
-        <w:rPr>
-          <w:rFonts w:hint="eastAsia" w:ascii="Times New Roman" w:hAnsi="Times New Roman" w:eastAsia="FangSong" w:cs="Times New Roman"/>
-        </w:rPr>
-        <w:t>会写误差传递的一般公式</w:t>
-      </w:r>
-      <w:r>
-        <w:rPr>
-          <w:rFonts w:hint="eastAsia" w:ascii="Times New Roman" w:hAnsi="Times New Roman" w:eastAsia="Times New Roman" w:cs="Times New Roman"/>
-        </w:rPr>
-        <w:t>，</w:t>
-      </w:r>
-      <w:r>
-        <w:rPr>
-          <w:rFonts w:hint="eastAsia" w:ascii="Times New Roman" w:hAnsi="Times New Roman" w:eastAsia="FangSong" w:cs="Times New Roman"/>
-        </w:rPr>
-        <w:t>并用于处理乘除</w:t>
-      </w:r>
-      <w:r>
-        <w:rPr>
-          <w:rFonts w:hint="eastAsia" w:ascii="Times New Roman" w:hAnsi="Times New Roman" w:eastAsia="Times New Roman" w:cs="Times New Roman"/>
-        </w:rPr>
-        <w:t>、</w:t>
-      </w:r>
-      <w:r>
-        <w:rPr>
-          <w:rFonts w:hint="eastAsia" w:ascii="Times New Roman" w:hAnsi="Times New Roman" w:eastAsia="FangSong" w:cs="Times New Roman"/>
-        </w:rPr>
-        <w:t>对数</w:t>
-      </w:r>
-      <w:r>
-        <w:rPr>
-          <w:rFonts w:hint="eastAsia" w:ascii="Times New Roman" w:hAnsi="Times New Roman" w:eastAsia="Times New Roman" w:cs="Times New Roman"/>
-        </w:rPr>
-        <w:t>、</w:t>
-      </w:r>
-      <w:r>
-        <w:rPr>
-          <w:rFonts w:hint="eastAsia" w:ascii="Times New Roman" w:hAnsi="Times New Roman" w:eastAsia="FangSong" w:cs="Times New Roman"/>
-        </w:rPr>
-        <w:t>幂函数三类常见情形</w:t>
-      </w:r>
-      <w:r>
-        <w:rPr>
-          <w:rFonts w:hint="eastAsia" w:ascii="Times New Roman" w:hAnsi="Times New Roman" w:eastAsia="Times New Roman" w:cs="Times New Roman"/>
-        </w:rPr>
-        <w:t>。</w:t>
-      </w:r>
-    </w:p>
-    <w:p>
-      <w:pPr>
-        <w:pStyle w:val="Compact"/>
-        <w:numPr>
-          <w:ilvl w:val="0"/>
-          <w:numId w:val="1001"/>
-        </w:numPr>
-      </w:pPr>
-      <w:r>
-        <w:rPr>
-          <w:rFonts w:hint="eastAsia" w:ascii="Times New Roman" w:hAnsi="Times New Roman" w:eastAsia="FangSong" w:cs="Times New Roman"/>
-        </w:rPr>
-        <w:t xml:space="preserve">会用单变量替换的链式法则处理</w:t>
-      </w:r>
-      <w:r>
-        <w:rPr>
-          <w:rFonts w:ascii="Times New Roman" w:hAnsi="Times New Roman" w:eastAsia="Times New Roman" w:cs="Times New Roman"/>
-        </w:rPr>
-        <w:t xml:space="preserve"> </w:t>
-      </w:r>
-      <m:oMath>
-        <m:sSub>
-          <m:e>
-            <m:d>
-              <m:dPr>
-                <m:begChr m:val="("/>
-                <m:sepChr m:val=""/>
-                <m:endChr m:val=")"/>
-                <m:grow/>
-              </m:dPr>
-              <m:e>
-                <m:f>
-                  <m:fPr>
-                    <m:type m:val="bar"/>
-                  </m:fPr>
-                  <m:num>
-                    <m:r>
-                      <m:rPr>
-                        <m:sty m:val="p"/>
-                      </m:rPr>
-                      <m:t>∂</m:t>
-                    </m:r>
-                    <m:r>
-                      <m:t>U</m:t>
-                    </m:r>
-                  </m:num>
-                  <m:den>
-                    <m:r>
-                      <m:rPr>
-                        <m:sty m:val="p"/>
-                      </m:rPr>
-                      <m:t>∂</m:t>
-                    </m:r>
-                    <m:r>
-                      <m:t>T</m:t>
-                    </m:r>
-                  </m:den>
-                </m:f>
-              </m:e>
-            </m:d>
-          </m:e>
-          <m:sub>
-            <m:r>
-              <m:t>p</m:t>
-            </m:r>
-          </m:sub>
-        </m:sSub>
-      </m:oMath>
-      <w:r>
-        <w:rPr>
-          <w:rFonts w:ascii="Times New Roman" w:hAnsi="Times New Roman" w:eastAsia="Times New Roman" w:cs="Times New Roman"/>
-        </w:rPr>
-        <w:t xml:space="preserve"> </w:t>
-      </w:r>
-      <w:r>
-        <w:rPr>
-          <w:rFonts w:hint="eastAsia" w:ascii="Times New Roman" w:hAnsi="Times New Roman" w:eastAsia="FangSong" w:cs="Times New Roman"/>
-        </w:rPr>
-        <w:t>这类</w:t>
-      </w:r>
-      <w:r>
-        <w:rPr>
-          <w:rFonts w:hint="eastAsia" w:ascii="Times New Roman" w:hAnsi="Times New Roman" w:eastAsia="Times New Roman" w:cs="Times New Roman"/>
-        </w:rPr>
-        <w:t>「</w:t>
-      </w:r>
-      <w:r>
-        <w:rPr>
-          <w:rFonts w:hint="eastAsia" w:ascii="Times New Roman" w:hAnsi="Times New Roman" w:eastAsia="FangSong" w:cs="Times New Roman"/>
-        </w:rPr>
-        <w:t>换变量</w:t>
-      </w:r>
-      <w:r>
-        <w:rPr>
-          <w:rFonts w:hint="eastAsia" w:ascii="Times New Roman" w:hAnsi="Times New Roman" w:eastAsia="Times New Roman" w:cs="Times New Roman"/>
-        </w:rPr>
-        <w:t>」</w:t>
-      </w:r>
-      <w:r>
-        <w:rPr>
-          <w:rFonts w:hint="eastAsia" w:ascii="Times New Roman" w:hAnsi="Times New Roman" w:eastAsia="FangSong" w:cs="Times New Roman"/>
-        </w:rPr>
-        <w:t>问题</w:t>
-      </w:r>
-      <w:r>
-        <w:rPr>
-          <w:rFonts w:hint="eastAsia" w:ascii="Times New Roman" w:hAnsi="Times New Roman" w:eastAsia="Times New Roman" w:cs="Times New Roman"/>
-        </w:rPr>
-        <w:t>。</w:t>
-      </w:r>
-    </w:p>
-    <w:p>
-      <w:pPr>
-        <w:spacing w:before="160" w:after="80"/>
-      </w:pPr>
-      <w:r>
-        <w:pict>
-          <v:rect style="width:0;height:1.5pt" o:hralign="center" o:hrstd="t" o:hr="t"/>
-        </w:pict>
-      </w:r>
-    </w:p>
-    <w:bookmarkEnd w:id="9"/>
-    <w:bookmarkStart w:id="12" w:name="一为什么化学必须用偏导"/>
-    <w:p>
-      <w:pPr>
-        <w:pStyle w:val="Heading2"/>
-        <w:spacing w:before="280" w:after="120"/>
-      </w:pPr>
-      <w:r>
-        <w:rPr>
-          <w:rFonts w:hint="eastAsia" w:ascii="Times New Roman" w:hAnsi="Times New Roman" w:eastAsia="SimHei" w:cs="Times New Roman"/>
-        </w:rPr>
-        <w:t>一</w:t>
-      </w:r>
-      <w:r>
-        <w:rPr>
-          <w:rFonts w:hint="eastAsia" w:ascii="Times New Roman" w:hAnsi="Times New Roman" w:eastAsia="Times New Roman" w:cs="Times New Roman"/>
-        </w:rPr>
-        <w:t>、</w:t>
-      </w:r>
-      <w:r>
-        <w:rPr>
-          <w:rFonts w:hint="eastAsia" w:ascii="Times New Roman" w:hAnsi="Times New Roman" w:eastAsia="SimHei" w:cs="Times New Roman"/>
-        </w:rPr>
-        <w:t>为什么化学必须用偏导</w:t>
-      </w:r>
-    </w:p>
-    <w:bookmarkStart w:id="10" w:name="一个变量不够用"/>
+    <w:bookmarkStart w:id="9" w:name="一个变量不够用"/>
     <w:p>
       <w:pPr>
         <w:pStyle w:val="Heading3"/>
@@ -815,6 +53,7 @@
     <w:p>
       <w:pPr>
         <w:pStyle w:val="FirstParagraph"/>
+        <w:ind w:firstLine="420"/>
       </w:pPr>
       <w:r>
         <w:rPr>
@@ -894,6 +133,7 @@
     <w:p>
       <w:pPr>
         <w:pStyle w:val="BodyText"/>
+        <w:ind w:firstLine="420"/>
       </w:pPr>
       <w:r>
         <w:rPr>
@@ -998,6 +238,7 @@
     <w:p>
       <w:pPr>
         <w:pStyle w:val="BodyText"/>
+        <w:ind w:firstLine="420"/>
       </w:pPr>
       <w:r>
         <w:rPr>
@@ -1075,6 +316,7 @@
     <w:p>
       <w:pPr>
         <w:pStyle w:val="FirstParagraph"/>
+        <w:ind w:firstLine="420"/>
       </w:pPr>
       <w:r>
         <w:rPr>
@@ -1259,6 +501,7 @@
     <w:p>
       <w:pPr>
         <w:pStyle w:val="BodyText"/>
+        <w:ind w:firstLine="420"/>
       </w:pPr>
       <w:r>
         <w:rPr>
@@ -1273,8 +516,8 @@
         <w:t>。</w:t>
       </w:r>
     </w:p>
-    <w:bookmarkEnd w:id="10"/>
-    <w:bookmarkStart w:id="11" w:name="从-d-到"/>
+    <w:bookmarkEnd w:id="9"/>
+    <w:bookmarkStart w:id="10" w:name="从-d-到"/>
     <w:p>
       <w:pPr>
         <w:pStyle w:val="Heading3"/>
@@ -1333,11 +576,8 @@
     </w:p>
     <w:p>
       <w:pPr>
-        <w:pStyle w:val="Compact"/>
-        <w:numPr>
-          <w:ilvl w:val="0"/>
-          <w:numId w:val="1002"/>
-        </w:numPr>
+        <w:pStyle w:val="FirstParagraph"/>
+        <w:ind w:firstLine="420"/>
       </w:pPr>
       <w:r>
         <w:rPr>
@@ -1385,11 +625,8 @@
     </w:p>
     <w:p>
       <w:pPr>
-        <w:pStyle w:val="Compact"/>
-        <w:numPr>
-          <w:ilvl w:val="0"/>
-          <w:numId w:val="1002"/>
-        </w:numPr>
+        <w:pStyle w:val="BodyText"/>
+        <w:ind w:firstLine="420"/>
       </w:pPr>
       <w:r>
         <w:rPr>
@@ -1439,7 +676,8 @@
     </w:p>
     <w:p>
       <w:pPr>
-        <w:pStyle w:val="FirstParagraph"/>
+        <w:pStyle w:val="BodyText"/>
+        <w:ind w:firstLine="420"/>
       </w:pPr>
       <w:r>
         <w:rPr>
@@ -1530,7 +768,8 @@
     </w:p>
     <w:p>
       <w:pPr>
-        <w:pStyle w:val="MethodologyBlock"/>
+        <w:pStyle w:val="BodyText"/>
+        <w:ind w:firstLine="420"/>
       </w:pPr>
       <w:r>
         <w:rPr>
@@ -1538,12 +777,12 @@
         </w:rPr>
         <w:t xml:space="preserve">要点</w:t>
       </w:r>
-      <w:r>
-        <w:rPr>
-          <w:rFonts w:ascii="Times New Roman" w:hAnsi="Times New Roman" w:eastAsia="Times New Roman" w:cs="Times New Roman"/>
-        </w:rPr>
-        <w:t xml:space="preserve"> </w:t>
-      </w:r>
+    </w:p>
+    <w:p>
+      <w:pPr>
+        <w:pStyle w:val="BodyText"/>
+        <w:ind w:firstLine="420"/>
+      </w:pPr>
       <w:r>
         <w:rPr>
           <w:rFonts w:hint="eastAsia" w:ascii="Times New Roman" w:hAnsi="Times New Roman" w:eastAsia="FangSong" w:cs="Times New Roman"/>
@@ -1587,9 +826,9 @@
         </w:pict>
       </w:r>
     </w:p>
+    <w:bookmarkEnd w:id="10"/>
     <w:bookmarkEnd w:id="11"/>
-    <w:bookmarkEnd w:id="12"/>
-    <w:bookmarkStart w:id="16" w:name="二偏导数的定义与计算"/>
+    <w:bookmarkStart w:id="15" w:name="偏导数的定义与计算"/>
     <w:p>
       <w:pPr>
         <w:pStyle w:val="Heading2"/>
@@ -1597,24 +836,18 @@
       </w:pPr>
       <w:r>
         <w:rPr>
+          <w:rFonts w:ascii="Times New Roman" w:hAnsi="Times New Roman" w:eastAsia="Times New Roman" w:cs="Times New Roman"/>
+        </w:rPr>
+        <w:t xml:space="preserve">§2 </w:t>
+      </w:r>
+      <w:r>
+        <w:rPr>
           <w:rFonts w:hint="eastAsia" w:ascii="Times New Roman" w:hAnsi="Times New Roman" w:eastAsia="SimHei" w:cs="Times New Roman"/>
         </w:rPr>
-        <w:t>二</w:t>
-      </w:r>
-      <w:r>
-        <w:rPr>
-          <w:rFonts w:hint="eastAsia" w:ascii="Times New Roman" w:hAnsi="Times New Roman" w:eastAsia="Times New Roman" w:cs="Times New Roman"/>
-        </w:rPr>
-        <w:t>、</w:t>
-      </w:r>
-      <w:r>
-        <w:rPr>
-          <w:rFonts w:hint="eastAsia" w:ascii="Times New Roman" w:hAnsi="Times New Roman" w:eastAsia="SimHei" w:cs="Times New Roman"/>
-        </w:rPr>
-        <w:t>偏导数的定义与计算</w:t>
+        <w:t xml:space="preserve">偏导数的定义与计算</w:t>
       </w:r>
     </w:p>
-    <w:bookmarkStart w:id="13" w:name="定义式"/>
+    <w:bookmarkStart w:id="12" w:name="定义式"/>
     <w:p>
       <w:pPr>
         <w:pStyle w:val="Heading3"/>
@@ -1636,6 +869,7 @@
     <w:p>
       <w:pPr>
         <w:pStyle w:val="FirstParagraph"/>
+        <w:ind w:firstLine="420"/>
       </w:pPr>
       <w:r>
         <w:rPr>
@@ -1958,6 +1192,7 @@
     <w:p>
       <w:pPr>
         <w:pStyle w:val="FirstParagraph"/>
+        <w:ind w:firstLine="420"/>
       </w:pPr>
       <w:r>
         <w:rPr>
@@ -2044,6 +1279,7 @@
     <w:p>
       <w:pPr>
         <w:pStyle w:val="BodyText"/>
+        <w:ind w:firstLine="420"/>
       </w:pPr>
       <w:r>
         <w:rPr>
@@ -2319,8 +1555,8 @@
         </m:oMath>
       </m:oMathPara>
     </w:p>
-    <w:bookmarkEnd w:id="13"/>
-    <w:bookmarkStart w:id="14" w:name="下标记号化学里最重要的一条读写规范"/>
+    <w:bookmarkEnd w:id="12"/>
+    <w:bookmarkStart w:id="13" w:name="下标记号化学里最重要的一条读写规范"/>
     <w:p>
       <w:pPr>
         <w:pStyle w:val="Heading3"/>
@@ -2354,6 +1590,7 @@
     <w:p>
       <w:pPr>
         <w:pStyle w:val="FirstParagraph"/>
+        <w:ind w:firstLine="420"/>
       </w:pPr>
       <w:r>
         <w:rPr>
@@ -2553,6 +1790,7 @@
     <w:p>
       <w:pPr>
         <w:pStyle w:val="FirstParagraph"/>
+        <w:ind w:firstLine="420"/>
       </w:pPr>
       <w:r>
         <w:rPr>
@@ -2717,7 +1955,8 @@
     </w:p>
     <w:p>
       <w:pPr>
-        <w:pStyle w:val="MistakeBlock"/>
+        <w:pStyle w:val="BodyText"/>
+        <w:ind w:firstLine="420"/>
       </w:pPr>
       <w:r>
         <w:rPr>
@@ -2737,12 +1976,12 @@
         </w:rPr>
         <w:t>换了结果就变</w:t>
       </w:r>
-      <w:r>
-        <w:rPr>
-          <w:rFonts w:ascii="Times New Roman" w:hAnsi="Times New Roman" w:eastAsia="Times New Roman" w:cs="Times New Roman"/>
-        </w:rPr>
-        <w:t xml:space="preserve"> </w:t>
-      </w:r>
+    </w:p>
+    <w:p>
+      <w:pPr>
+        <w:pStyle w:val="BodyText"/>
+        <w:ind w:firstLine="420"/>
+      </w:pPr>
       <m:oMath>
         <m:sSub>
           <m:e>
@@ -2972,8 +2211,8 @@
         <w:t>。</w:t>
       </w:r>
     </w:p>
-    <w:bookmarkEnd w:id="14"/>
-    <w:bookmarkStart w:id="15" w:name="计算法把其他变量当常数"/>
+    <w:bookmarkEnd w:id="13"/>
+    <w:bookmarkStart w:id="14" w:name="计算法把其他变量当常数"/>
     <w:p>
       <w:pPr>
         <w:pStyle w:val="Heading3"/>
@@ -3007,6 +2246,7 @@
     <w:p>
       <w:pPr>
         <w:pStyle w:val="FirstParagraph"/>
+        <w:ind w:firstLine="420"/>
       </w:pPr>
       <w:r>
         <w:rPr>
@@ -3023,7 +2263,8 @@
     </w:p>
     <w:p>
       <w:pPr>
-        <w:pStyle w:val="BlockText"/>
+        <w:pStyle w:val="BodyText"/>
+        <w:ind w:firstLine="420"/>
       </w:pPr>
       <w:r>
         <w:rPr>
@@ -3191,7 +2432,8 @@
     </w:p>
     <w:p>
       <w:pPr>
-        <w:pStyle w:val="FirstParagraph"/>
+        <w:pStyle w:val="BodyText"/>
+        <w:ind w:firstLine="420"/>
       </w:pPr>
       <w:r>
         <w:rPr>
@@ -3398,6 +2640,7 @@
     <w:p>
       <w:pPr>
         <w:pStyle w:val="BodyText"/>
+        <w:ind w:firstLine="420"/>
       </w:pPr>
       <w:r>
         <w:rPr>
@@ -3588,6 +2831,7 @@
     <w:p>
       <w:pPr>
         <w:pStyle w:val="FirstParagraph"/>
+        <w:ind w:firstLine="420"/>
       </w:pPr>
       <w:r>
         <w:rPr>
@@ -3885,6 +3129,7 @@
     <w:p>
       <w:pPr>
         <w:pStyle w:val="FirstParagraph"/>
+        <w:ind w:firstLine="420"/>
       </w:pPr>
       <w:r>
         <w:rPr>
@@ -3976,6 +3221,7 @@
     <w:p>
       <w:pPr>
         <w:pStyle w:val="BodyText"/>
+        <w:ind w:firstLine="420"/>
       </w:pPr>
       <w:r>
         <w:rPr>
@@ -4118,6 +3364,7 @@
     <w:p>
       <w:pPr>
         <w:pStyle w:val="BodyText"/>
+        <w:ind w:firstLine="420"/>
       </w:pPr>
       <w:r>
         <w:rPr>
@@ -4313,6 +3560,7 @@
     <w:p>
       <w:pPr>
         <w:pStyle w:val="FirstParagraph"/>
+        <w:ind w:firstLine="420"/>
       </w:pPr>
       <w:r>
         <w:rPr>
@@ -4560,6 +3808,7 @@
     <w:p>
       <w:pPr>
         <w:pStyle w:val="FirstParagraph"/>
+        <w:ind w:firstLine="420"/>
       </w:pPr>
       <w:r>
         <w:rPr>
@@ -4866,9 +4115,9 @@
         </w:pict>
       </w:r>
     </w:p>
+    <w:bookmarkEnd w:id="14"/>
     <w:bookmarkEnd w:id="15"/>
-    <w:bookmarkEnd w:id="16"/>
-    <w:bookmarkStart w:id="20" w:name="三全微分把所有方向的变化加总"/>
+    <w:bookmarkStart w:id="19" w:name="全微分把所有方向的变化加总"/>
     <w:p>
       <w:pPr>
         <w:pStyle w:val="Heading2"/>
@@ -4876,36 +4125,30 @@
       </w:pPr>
       <w:r>
         <w:rPr>
+          <w:rFonts w:ascii="Times New Roman" w:hAnsi="Times New Roman" w:eastAsia="Times New Roman" w:cs="Times New Roman"/>
+        </w:rPr>
+        <w:t xml:space="preserve">§3 </w:t>
+      </w:r>
+      <w:r>
+        <w:rPr>
           <w:rFonts w:hint="eastAsia" w:ascii="Times New Roman" w:hAnsi="Times New Roman" w:eastAsia="SimHei" w:cs="Times New Roman"/>
         </w:rPr>
-        <w:t>三</w:t>
-      </w:r>
-      <w:r>
-        <w:rPr>
-          <w:rFonts w:hint="eastAsia" w:ascii="Times New Roman" w:hAnsi="Times New Roman" w:eastAsia="Times New Roman" w:cs="Times New Roman"/>
-        </w:rPr>
-        <w:t>、</w:t>
+        <w:t>全微分</w:t>
+      </w:r>
+      <w:r>
+        <w:rPr>
+          <w:rFonts w:hint="eastAsia" w:ascii="Times New Roman" w:hAnsi="Times New Roman" w:eastAsia="Times New Roman" w:cs="Times New Roman"/>
+        </w:rPr>
+        <w:t>：</w:t>
       </w:r>
       <w:r>
         <w:rPr>
           <w:rFonts w:hint="eastAsia" w:ascii="Times New Roman" w:hAnsi="Times New Roman" w:eastAsia="SimHei" w:cs="Times New Roman"/>
         </w:rPr>
-        <w:t>全微分</w:t>
-      </w:r>
-      <w:r>
-        <w:rPr>
-          <w:rFonts w:hint="eastAsia" w:ascii="Times New Roman" w:hAnsi="Times New Roman" w:eastAsia="Times New Roman" w:cs="Times New Roman"/>
-        </w:rPr>
-        <w:t>：</w:t>
-      </w:r>
-      <w:r>
-        <w:rPr>
-          <w:rFonts w:hint="eastAsia" w:ascii="Times New Roman" w:hAnsi="Times New Roman" w:eastAsia="SimHei" w:cs="Times New Roman"/>
-        </w:rPr>
         <w:t>把所有方向的变化加总</w:t>
       </w:r>
     </w:p>
-    <w:bookmarkStart w:id="17" w:name="一元的复习"/>
+    <w:bookmarkStart w:id="16" w:name="一元的复习"/>
     <w:p>
       <w:pPr>
         <w:pStyle w:val="Heading3"/>
@@ -4927,6 +4170,7 @@
     <w:p>
       <w:pPr>
         <w:pStyle w:val="FirstParagraph"/>
+        <w:ind w:firstLine="420"/>
       </w:pPr>
       <w:r>
         <w:rPr>
@@ -5066,8 +4310,8 @@
         <w:t xml:space="preserve">」。</w:t>
       </w:r>
     </w:p>
-    <w:bookmarkEnd w:id="17"/>
-    <w:bookmarkStart w:id="18" w:name="多元的全微分"/>
+    <w:bookmarkEnd w:id="16"/>
+    <w:bookmarkStart w:id="17" w:name="多元的全微分"/>
     <w:p>
       <w:pPr>
         <w:pStyle w:val="Heading3"/>
@@ -5089,6 +4333,7 @@
     <w:p>
       <w:pPr>
         <w:pStyle w:val="FirstParagraph"/>
+        <w:ind w:firstLine="420"/>
       </w:pPr>
       <w:r>
         <w:rPr>
@@ -5309,6 +4554,7 @@
     <w:p>
       <w:pPr>
         <w:pStyle w:val="FirstParagraph"/>
+        <w:ind w:firstLine="420"/>
       </w:pPr>
       <w:r>
         <w:rPr>
@@ -5497,6 +4743,7 @@
     <w:p>
       <w:pPr>
         <w:pStyle w:val="FirstParagraph"/>
+        <w:ind w:firstLine="420"/>
       </w:pPr>
       <w:r>
         <w:rPr>
@@ -5544,6 +4791,7 @@
     <w:p>
       <w:pPr>
         <w:pStyle w:val="BodyText"/>
+        <w:ind w:firstLine="420"/>
       </w:pPr>
       <w:r>
         <w:rPr>
@@ -5642,8 +4890,8 @@
         <w:t xml:space="preserve">。</w:t>
       </w:r>
     </w:p>
-    <w:bookmarkEnd w:id="18"/>
-    <w:bookmarkStart w:id="19" w:name="化学里最重要的那个全微分"/>
+    <w:bookmarkEnd w:id="17"/>
+    <w:bookmarkStart w:id="18" w:name="化学里最重要的那个全微分"/>
     <w:p>
       <w:pPr>
         <w:pStyle w:val="Heading3"/>
@@ -5665,6 +4913,7 @@
     <w:p>
       <w:pPr>
         <w:pStyle w:val="FirstParagraph"/>
+        <w:ind w:firstLine="420"/>
       </w:pPr>
       <w:r>
         <w:rPr>
@@ -5708,6 +4957,7 @@
     <w:p>
       <w:pPr>
         <w:pStyle w:val="BodyText"/>
+        <w:ind w:firstLine="420"/>
       </w:pPr>
       <w:r>
         <w:rPr>
@@ -5915,6 +5165,7 @@
     <w:p>
       <w:pPr>
         <w:pStyle w:val="FirstParagraph"/>
+        <w:ind w:firstLine="420"/>
       </w:pPr>
       <w:r>
         <w:rPr>
@@ -6040,6 +5291,7 @@
     <w:p>
       <w:pPr>
         <w:pStyle w:val="FirstParagraph"/>
+        <w:ind w:firstLine="420"/>
       </w:pPr>
       <w:r>
         <w:rPr>
@@ -6168,6 +5420,7 @@
     <w:p>
       <w:pPr>
         <w:pStyle w:val="FirstParagraph"/>
+        <w:ind w:firstLine="420"/>
       </w:pPr>
       <w:r>
         <w:rPr>
@@ -6284,7 +5537,8 @@
     </w:p>
     <w:p>
       <w:pPr>
-        <w:pStyle w:val="MethodologyBlock"/>
+        <w:pStyle w:val="BodyText"/>
+        <w:ind w:firstLine="420"/>
       </w:pPr>
       <w:r>
         <w:rPr>
@@ -6310,12 +5564,12 @@
         </w:rPr>
         <w:t>」</w:t>
       </w:r>
-      <w:r>
-        <w:rPr>
-          <w:rFonts w:ascii="Times New Roman" w:hAnsi="Times New Roman" w:eastAsia="Times New Roman" w:cs="Times New Roman"/>
-        </w:rPr>
-        <w:t xml:space="preserve"> </w:t>
-      </w:r>
+    </w:p>
+    <w:p>
+      <w:pPr>
+        <w:pStyle w:val="BodyText"/>
+        <w:ind w:firstLine="420"/>
+      </w:pPr>
       <w:r>
         <w:rPr>
           <w:rFonts w:hint="eastAsia" w:ascii="Times New Roman" w:hAnsi="Times New Roman" w:eastAsia="FangSong" w:cs="Times New Roman"/>
@@ -6479,9 +5733,9 @@
         </w:pict>
       </w:r>
     </w:p>
+    <w:bookmarkEnd w:id="18"/>
     <w:bookmarkEnd w:id="19"/>
-    <w:bookmarkEnd w:id="20"/>
-    <w:bookmarkStart w:id="24" w:name="四二阶偏导与混合偏导"/>
+    <w:bookmarkStart w:id="23" w:name="二阶偏导与混合偏导"/>
     <w:p>
       <w:pPr>
         <w:pStyle w:val="Heading2"/>
@@ -6489,24 +5743,18 @@
       </w:pPr>
       <w:r>
         <w:rPr>
+          <w:rFonts w:ascii="Times New Roman" w:hAnsi="Times New Roman" w:eastAsia="Times New Roman" w:cs="Times New Roman"/>
+        </w:rPr>
+        <w:t xml:space="preserve">§4 </w:t>
+      </w:r>
+      <w:r>
+        <w:rPr>
           <w:rFonts w:hint="eastAsia" w:ascii="Times New Roman" w:hAnsi="Times New Roman" w:eastAsia="SimHei" w:cs="Times New Roman"/>
         </w:rPr>
-        <w:t>四</w:t>
-      </w:r>
-      <w:r>
-        <w:rPr>
-          <w:rFonts w:hint="eastAsia" w:ascii="Times New Roman" w:hAnsi="Times New Roman" w:eastAsia="Times New Roman" w:cs="Times New Roman"/>
-        </w:rPr>
-        <w:t>、</w:t>
-      </w:r>
-      <w:r>
-        <w:rPr>
-          <w:rFonts w:hint="eastAsia" w:ascii="Times New Roman" w:hAnsi="Times New Roman" w:eastAsia="SimHei" w:cs="Times New Roman"/>
-        </w:rPr>
-        <w:t>二阶偏导与混合偏导</w:t>
+        <w:t xml:space="preserve">二阶偏导与混合偏导</w:t>
       </w:r>
     </w:p>
-    <w:bookmarkStart w:id="21" w:name="二阶偏导"/>
+    <w:bookmarkStart w:id="20" w:name="二阶偏导"/>
     <w:p>
       <w:pPr>
         <w:pStyle w:val="Heading3"/>
@@ -6528,6 +5776,7 @@
     <w:p>
       <w:pPr>
         <w:pStyle w:val="FirstParagraph"/>
+        <w:ind w:firstLine="420"/>
       </w:pPr>
       <w:r>
         <w:rPr>
@@ -6805,8 +6054,8 @@
         </m:oMath>
       </m:oMathPara>
     </w:p>
-    <w:bookmarkEnd w:id="21"/>
-    <w:bookmarkStart w:id="22" w:name="混合偏导本讲的关键"/>
+    <w:bookmarkEnd w:id="20"/>
+    <w:bookmarkStart w:id="21" w:name="混合偏导本讲的关键"/>
     <w:p>
       <w:pPr>
         <w:pStyle w:val="Heading3"/>
@@ -6846,6 +6095,7 @@
     <w:p>
       <w:pPr>
         <w:pStyle w:val="FirstParagraph"/>
+        <w:ind w:firstLine="420"/>
       </w:pPr>
       <w:r>
         <w:rPr>
@@ -7034,6 +6284,7 @@
     <w:p>
       <w:pPr>
         <w:pStyle w:val="FirstParagraph"/>
+        <w:ind w:firstLine="420"/>
       </w:pPr>
       <w:r>
         <w:rPr>
@@ -7221,20 +6472,21 @@
     </w:p>
     <w:p>
       <w:pPr>
+        <w:pStyle w:val="FirstParagraph"/>
+        <w:ind w:firstLine="420"/>
+      </w:pPr>
+      <w:r>
+        <w:rPr>
+          <w:rFonts w:hint="eastAsia" w:ascii="Times New Roman" w:hAnsi="Times New Roman" w:eastAsia="FangSong" w:cs="Times New Roman"/>
+        </w:rPr>
+        <w:t xml:space="preserve">读法说明</w:t>
+      </w:r>
+    </w:p>
+    <w:p>
+      <w:pPr>
         <w:pStyle w:val="BodyText"/>
+        <w:ind w:firstLine="420"/>
       </w:pPr>
-      <w:r>
-        <w:rPr>
-          <w:rFonts w:hint="eastAsia" w:ascii="Times New Roman" w:hAnsi="Times New Roman" w:eastAsia="FangSong" w:cs="Times New Roman"/>
-        </w:rPr>
-        <w:t xml:space="preserve">读法说明</w:t>
-      </w:r>
-      <w:r>
-        <w:rPr>
-          <w:rFonts w:ascii="Times New Roman" w:hAnsi="Times New Roman" w:eastAsia="Times New Roman" w:cs="Times New Roman"/>
-        </w:rPr>
-        <w:t xml:space="preserve"> </w:t>
-      </w:r>
       <m:oMath>
         <m:oMathPr>
           <m:ctrlPr>
@@ -7521,8 +6773,8 @@
         <w:t>。</w:t>
       </w:r>
     </w:p>
-    <w:bookmarkEnd w:id="22"/>
-    <w:bookmarkStart w:id="23" w:name="混合偏导与次序无关clairaut-定理"/>
+    <w:bookmarkEnd w:id="21"/>
+    <w:bookmarkStart w:id="22" w:name="混合偏导与次序无关clairaut-定理"/>
     <w:p>
       <w:pPr>
         <w:pStyle w:val="Heading3"/>
@@ -7568,6 +6820,7 @@
     <w:p>
       <w:pPr>
         <w:pStyle w:val="FirstParagraph"/>
+        <w:ind w:firstLine="420"/>
       </w:pPr>
       <w:r>
         <w:rPr>
@@ -7762,6 +7015,7 @@
     <w:p>
       <w:pPr>
         <w:pStyle w:val="FirstParagraph"/>
+        <w:ind w:firstLine="420"/>
       </w:pPr>
       <w:r>
         <w:rPr>
@@ -7799,6 +7053,7 @@
     <w:p>
       <w:pPr>
         <w:pStyle w:val="BodyText"/>
+        <w:ind w:firstLine="420"/>
       </w:pPr>
       <w:r>
         <w:rPr>
@@ -7852,6 +7107,7 @@
     <w:p>
       <w:pPr>
         <w:pStyle w:val="BodyText"/>
+        <w:ind w:firstLine="420"/>
       </w:pPr>
       <w:r>
         <w:rPr>
@@ -7922,11 +7178,8 @@
     </w:p>
     <w:p>
       <w:pPr>
-        <w:pStyle w:val="Compact"/>
-        <w:numPr>
-          <w:ilvl w:val="0"/>
-          <w:numId w:val="1003"/>
-        </w:numPr>
+        <w:pStyle w:val="BodyText"/>
+        <w:ind w:firstLine="420"/>
       </w:pPr>
       <w:r>
         <w:rPr>
@@ -8093,11 +7346,8 @@
     </w:p>
     <w:p>
       <w:pPr>
-        <w:pStyle w:val="Compact"/>
-        <w:numPr>
-          <w:ilvl w:val="0"/>
-          <w:numId w:val="1003"/>
-        </w:numPr>
+        <w:pStyle w:val="BodyText"/>
+        <w:ind w:firstLine="420"/>
       </w:pPr>
       <w:r>
         <w:rPr>
@@ -8273,7 +7523,8 @@
     </w:p>
     <w:p>
       <w:pPr>
-        <w:pStyle w:val="FirstParagraph"/>
+        <w:pStyle w:val="BodyText"/>
+        <w:ind w:firstLine="420"/>
       </w:pPr>
       <w:r>
         <w:rPr>
@@ -8298,9 +7549,9 @@
         </w:pict>
       </w:r>
     </w:p>
+    <w:bookmarkEnd w:id="22"/>
     <w:bookmarkEnd w:id="23"/>
-    <w:bookmarkEnd w:id="24"/>
-    <w:bookmarkStart w:id="28" w:name="五恰当微分什么样的微分式能对应一个状态函数"/>
+    <w:bookmarkStart w:id="27" w:name="恰当微分什么样的微分式能对应一个状态函数"/>
     <w:p>
       <w:pPr>
         <w:pStyle w:val="Heading2"/>
@@ -8308,15 +7559,9 @@
       </w:pPr>
       <w:r>
         <w:rPr>
-          <w:rFonts w:hint="eastAsia" w:ascii="Times New Roman" w:hAnsi="Times New Roman" w:eastAsia="SimHei" w:cs="Times New Roman"/>
-        </w:rPr>
-        <w:t>五</w:t>
-      </w:r>
-      <w:r>
-        <w:rPr>
-          <w:rFonts w:hint="eastAsia" w:ascii="Times New Roman" w:hAnsi="Times New Roman" w:eastAsia="Times New Roman" w:cs="Times New Roman"/>
-        </w:rPr>
-        <w:t>、</w:t>
+          <w:rFonts w:ascii="Times New Roman" w:hAnsi="Times New Roman" w:eastAsia="Times New Roman" w:cs="Times New Roman"/>
+        </w:rPr>
+        <w:t xml:space="preserve">§5 </w:t>
       </w:r>
       <w:r>
         <w:rPr>
@@ -8340,6 +7585,7 @@
     <w:p>
       <w:pPr>
         <w:pStyle w:val="FirstParagraph"/>
+        <w:ind w:firstLine="420"/>
       </w:pPr>
       <w:r>
         <w:rPr>
@@ -8416,7 +7662,7 @@
         <w:t>）</w:t>
       </w:r>
     </w:p>
-    <w:bookmarkStart w:id="25" w:name="问题"/>
+    <w:bookmarkStart w:id="24" w:name="问题"/>
     <w:p>
       <w:pPr>
         <w:pStyle w:val="Heading3"/>
@@ -8438,6 +7684,7 @@
     <w:p>
       <w:pPr>
         <w:pStyle w:val="FirstParagraph"/>
+        <w:ind w:firstLine="420"/>
       </w:pPr>
       <w:r>
         <w:rPr>
@@ -8569,6 +7816,7 @@
     <w:p>
       <w:pPr>
         <w:pStyle w:val="FirstParagraph"/>
+        <w:ind w:firstLine="420"/>
       </w:pPr>
       <w:r>
         <w:rPr>
@@ -8623,6 +7871,7 @@
     <w:p>
       <w:pPr>
         <w:pStyle w:val="BodyText"/>
+        <w:ind w:firstLine="420"/>
       </w:pPr>
       <w:r>
         <w:rPr>
@@ -8788,8 +8037,8 @@
         <w:t>。</w:t>
       </w:r>
     </w:p>
-    <w:bookmarkEnd w:id="25"/>
-    <w:bookmarkStart w:id="26" w:name="判据混合偏导相等"/>
+    <w:bookmarkEnd w:id="24"/>
+    <w:bookmarkStart w:id="25" w:name="判据混合偏导相等"/>
     <w:p>
       <w:pPr>
         <w:pStyle w:val="Heading3"/>
@@ -8823,6 +8072,7 @@
     <w:p>
       <w:pPr>
         <w:pStyle w:val="FirstParagraph"/>
+        <w:ind w:firstLine="420"/>
       </w:pPr>
       <w:r>
         <w:rPr>
@@ -8976,6 +8226,7 @@
     <w:p>
       <w:pPr>
         <w:pStyle w:val="FirstParagraph"/>
+        <w:ind w:firstLine="420"/>
       </w:pPr>
       <w:r>
         <w:rPr>
@@ -9182,6 +8433,7 @@
     <w:p>
       <w:pPr>
         <w:pStyle w:val="FirstParagraph"/>
+        <w:ind w:firstLine="420"/>
       </w:pPr>
       <w:r>
         <w:rPr>
@@ -9311,6 +8563,7 @@
     <w:p>
       <w:pPr>
         <w:pStyle w:val="FirstParagraph"/>
+        <w:ind w:firstLine="420"/>
       </w:pPr>
       <w:r>
         <w:rPr>
@@ -9468,6 +8721,7 @@
     <w:p>
       <w:pPr>
         <w:pStyle w:val="BodyText"/>
+        <w:ind w:firstLine="420"/>
       </w:pPr>
       <w:r>
         <w:rPr>
@@ -9614,8 +8868,8 @@
         <w:t>）。</w:t>
       </w:r>
     </w:p>
-    <w:bookmarkEnd w:id="26"/>
-    <w:bookmarkStart w:id="27" w:name="化学实例δw-p-dv-不恰当"/>
+    <w:bookmarkEnd w:id="25"/>
+    <w:bookmarkStart w:id="26" w:name="化学实例δw-p-dv-不恰当"/>
     <w:p>
       <w:pPr>
         <w:pStyle w:val="Heading3"/>
@@ -9662,6 +8916,7 @@
     <w:p>
       <w:pPr>
         <w:pStyle w:val="FirstParagraph"/>
+        <w:ind w:firstLine="420"/>
       </w:pPr>
       <w:r>
         <w:rPr>
@@ -9704,6 +8959,7 @@
     <w:p>
       <w:pPr>
         <w:pStyle w:val="BodyText"/>
+        <w:ind w:firstLine="420"/>
       </w:pPr>
       <w:r>
         <w:rPr>
@@ -10012,6 +9268,7 @@
     <w:p>
       <w:pPr>
         <w:pStyle w:val="FirstParagraph"/>
+        <w:ind w:firstLine="420"/>
       </w:pPr>
       <w:r>
         <w:rPr>
@@ -10094,6 +9351,7 @@
     <w:p>
       <w:pPr>
         <w:pStyle w:val="BodyText"/>
+        <w:ind w:firstLine="420"/>
       </w:pPr>
       <w:r>
         <w:rPr>
@@ -10135,6 +9393,7 @@
     <w:p>
       <w:pPr>
         <w:pStyle w:val="BodyText"/>
+        <w:ind w:firstLine="420"/>
       </w:pPr>
       <w:r>
         <w:rPr>
@@ -10142,12 +9401,12 @@
         </w:rPr>
         <w:t xml:space="preserve">一句话总结这一节</w:t>
       </w:r>
-      <w:r>
-        <w:rPr>
-          <w:rFonts w:ascii="Times New Roman" w:hAnsi="Times New Roman" w:eastAsia="Times New Roman" w:cs="Times New Roman"/>
-        </w:rPr>
-        <w:t xml:space="preserve"> </w:t>
-      </w:r>
+    </w:p>
+    <w:p>
+      <w:pPr>
+        <w:pStyle w:val="BodyText"/>
+        <w:ind w:firstLine="420"/>
+      </w:pPr>
       <w:r>
         <w:rPr>
           <w:rFonts w:hint="eastAsia" w:ascii="Times New Roman" w:hAnsi="Times New Roman" w:eastAsia="FangSong" w:cs="Times New Roman"/>
@@ -10285,9 +9544,9 @@
         </w:pict>
       </w:r>
     </w:p>
+    <w:bookmarkEnd w:id="26"/>
     <w:bookmarkEnd w:id="27"/>
-    <w:bookmarkEnd w:id="28"/>
-    <w:bookmarkStart w:id="32" w:name="六maxwell-关系混合偏导相等的直接推论"/>
+    <w:bookmarkStart w:id="31" w:name="maxwell-关系混合偏导相等的直接推论"/>
     <w:p>
       <w:pPr>
         <w:pStyle w:val="Heading2"/>
@@ -10295,21 +9554,9 @@
       </w:pPr>
       <w:r>
         <w:rPr>
-          <w:rFonts w:hint="eastAsia" w:ascii="Times New Roman" w:hAnsi="Times New Roman" w:eastAsia="SimHei" w:cs="Times New Roman"/>
-        </w:rPr>
-        <w:t>六</w:t>
-      </w:r>
-      <w:r>
-        <w:rPr>
-          <w:rFonts w:hint="eastAsia" w:ascii="Times New Roman" w:hAnsi="Times New Roman" w:eastAsia="Times New Roman" w:cs="Times New Roman"/>
-        </w:rPr>
-        <w:t>、Maxwell</w:t>
-      </w:r>
-      <w:r>
-        <w:rPr>
-          <w:rFonts w:ascii="Times New Roman" w:hAnsi="Times New Roman" w:eastAsia="Times New Roman" w:cs="Times New Roman"/>
-        </w:rPr>
-        <w:t xml:space="preserve"> </w:t>
+          <w:rFonts w:ascii="Times New Roman" w:hAnsi="Times New Roman" w:eastAsia="Times New Roman" w:cs="Times New Roman"/>
+        </w:rPr>
+        <w:t xml:space="preserve">§6 Maxwell </w:t>
       </w:r>
       <w:r>
         <w:rPr>
@@ -10333,6 +9580,7 @@
     <w:p>
       <w:pPr>
         <w:pStyle w:val="FirstParagraph"/>
+        <w:ind w:firstLine="420"/>
       </w:pPr>
       <w:r>
         <w:rPr>
@@ -10385,7 +9633,7 @@
         <w:t>）</w:t>
       </w:r>
     </w:p>
-    <w:bookmarkStart w:id="29" w:name="四个热力学势的全微分"/>
+    <w:bookmarkStart w:id="28" w:name="四个热力学势的全微分"/>
     <w:p>
       <w:pPr>
         <w:pStyle w:val="Heading3"/>
@@ -10408,6 +9656,7 @@
       <w:pPr>
         <w:pStyle w:val="FirstParagraph"/>
         <w:spacing w:after="80"/>
+        <w:ind w:firstLine="420"/>
       </w:pPr>
       <w:r>
         <w:rPr>
@@ -10451,6 +9700,15 @@
         <w:tblStyle w:val="Table"/>
         <w:tblW w:type="auto" w:w="0"/>
         <w:tblLook w:firstRow="1" w:lastRow="0" w:firstColumn="0" w:lastColumn="0" w:noHBand="0" w:noVBand="0" w:val="0020"/>
+        <w:jc w:val="center"/>
+        <w:tblBorders>
+          <w:top w:val="single" w:sz="12" w:space="0" w:color="333333"/>
+          <w:bottom w:val="single" w:sz="12" w:space="0" w:color="333333"/>
+          <w:left w:val="none"/>
+          <w:right w:val="none"/>
+          <w:insideH w:val="none"/>
+          <w:insideV w:val="none"/>
+        </w:tblBorders>
       </w:tblPr>
       <w:tblGrid>
         <w:gridCol w:w="3960"/>
@@ -10461,7 +9719,11 @@
           <w:tblHeader w:val="on"/>
         </w:trPr>
         <w:tc>
-          <w:tcPr/>
+          <w:tcPr>
+            <w:tcBorders>
+              <w:bottom w:val="single" w:sz="6" w:space="0" w:color="333333"/>
+            </w:tcBorders>
+          </w:tcPr>
           <w:p>
             <w:pPr>
               <w:pStyle w:val="Compact"/>
@@ -10477,7 +9739,11 @@
           </w:p>
         </w:tc>
         <w:tc>
-          <w:tcPr/>
+          <w:tcPr>
+            <w:tcBorders>
+              <w:bottom w:val="single" w:sz="6" w:space="0" w:color="333333"/>
+            </w:tcBorders>
+          </w:tcPr>
           <w:p>
             <w:pPr>
               <w:pStyle w:val="Compact"/>
@@ -10874,8 +10140,8 @@
         </w:tc>
       </w:tr>
     </w:tbl>
-    <w:bookmarkEnd w:id="29"/>
-    <w:bookmarkStart w:id="30" w:name="由混合偏导相等推出四条关系"/>
+    <w:bookmarkEnd w:id="28"/>
+    <w:bookmarkStart w:id="29" w:name="由混合偏导相等推出四条关系"/>
     <w:p>
       <w:pPr>
         <w:pStyle w:val="Heading3"/>
@@ -10897,6 +10163,7 @@
     <w:p>
       <w:pPr>
         <w:pStyle w:val="FirstParagraph"/>
+        <w:ind w:firstLine="420"/>
       </w:pPr>
       <w:r>
         <w:rPr>
@@ -11334,6 +10601,7 @@
     <w:p>
       <w:pPr>
         <w:pStyle w:val="FirstParagraph"/>
+        <w:ind w:firstLine="420"/>
       </w:pPr>
       <w:r>
         <w:rPr>
@@ -11393,6 +10661,7 @@
     <w:p>
       <w:pPr>
         <w:pStyle w:val="BodyText"/>
+        <w:ind w:firstLine="420"/>
       </w:pPr>
       <w:r>
         <w:rPr>
@@ -11995,8 +11264,8 @@
         </m:oMath>
       </m:oMathPara>
     </w:p>
-    <w:bookmarkEnd w:id="30"/>
-    <w:bookmarkStart w:id="31" w:name="记忆法会用即可但要知道它只是记忆法"/>
+    <w:bookmarkEnd w:id="29"/>
+    <w:bookmarkStart w:id="30" w:name="记忆法会用即可但要知道它只是记忆法"/>
     <w:p>
       <w:pPr>
         <w:pStyle w:val="Heading3"/>
@@ -12048,6 +11317,7 @@
     <w:p>
       <w:pPr>
         <w:pStyle w:val="FirstParagraph"/>
+        <w:ind w:firstLine="420"/>
       </w:pPr>
       <w:r>
         <w:rPr>
@@ -12218,7 +11488,8 @@
     </w:p>
     <w:p>
       <w:pPr>
-        <w:pStyle w:val="MistakeBlock"/>
+        <w:pStyle w:val="BodyText"/>
+        <w:ind w:firstLine="420"/>
       </w:pPr>
       <w:r>
         <w:rPr>
@@ -12226,12 +11497,12 @@
         </w:rPr>
         <w:t xml:space="preserve">口诀不能替代推导</w:t>
       </w:r>
-      <w:r>
-        <w:rPr>
-          <w:rFonts w:ascii="Times New Roman" w:hAnsi="Times New Roman" w:eastAsia="Times New Roman" w:cs="Times New Roman"/>
-        </w:rPr>
-        <w:t xml:space="preserve"> </w:t>
-      </w:r>
+    </w:p>
+    <w:p>
+      <w:pPr>
+        <w:pStyle w:val="BodyText"/>
+        <w:ind w:firstLine="420"/>
+      </w:pPr>
       <w:r>
         <w:rPr>
           <w:rFonts w:hint="eastAsia" w:ascii="Times New Roman" w:hAnsi="Times New Roman" w:eastAsia="FangSong" w:cs="Times New Roman"/>
@@ -12379,9 +11650,9 @@
         </w:pict>
       </w:r>
     </w:p>
+    <w:bookmarkEnd w:id="30"/>
     <w:bookmarkEnd w:id="31"/>
-    <w:bookmarkEnd w:id="32"/>
-    <w:bookmarkStart w:id="36" w:name="七误差传递偏导的另一类应用"/>
+    <w:bookmarkStart w:id="35" w:name="误差传递偏导的另一类应用"/>
     <w:p>
       <w:pPr>
         <w:pStyle w:val="Heading2"/>
@@ -12389,15 +11660,9 @@
       </w:pPr>
       <w:r>
         <w:rPr>
-          <w:rFonts w:hint="eastAsia" w:ascii="Times New Roman" w:hAnsi="Times New Roman" w:eastAsia="SimHei" w:cs="Times New Roman"/>
-        </w:rPr>
-        <w:t>七</w:t>
-      </w:r>
-      <w:r>
-        <w:rPr>
-          <w:rFonts w:hint="eastAsia" w:ascii="Times New Roman" w:hAnsi="Times New Roman" w:eastAsia="Times New Roman" w:cs="Times New Roman"/>
-        </w:rPr>
-        <w:t>、</w:t>
+          <w:rFonts w:ascii="Times New Roman" w:hAnsi="Times New Roman" w:eastAsia="Times New Roman" w:cs="Times New Roman"/>
+        </w:rPr>
+        <w:t xml:space="preserve">§7 </w:t>
       </w:r>
       <w:r>
         <w:rPr>
@@ -12421,6 +11686,7 @@
     <w:p>
       <w:pPr>
         <w:pStyle w:val="FirstParagraph"/>
+        <w:ind w:firstLine="420"/>
       </w:pPr>
       <w:r>
         <w:rPr>
@@ -12461,7 +11727,7 @@
         <w:t>）</w:t>
       </w:r>
     </w:p>
-    <w:bookmarkStart w:id="33" w:name="单变量微分就是误差"/>
+    <w:bookmarkStart w:id="32" w:name="单变量微分就是误差"/>
     <w:p>
       <w:pPr>
         <w:pStyle w:val="Heading3"/>
@@ -12495,6 +11761,7 @@
     <w:p>
       <w:pPr>
         <w:pStyle w:val="FirstParagraph"/>
+        <w:ind w:firstLine="420"/>
       </w:pPr>
       <w:r>
         <w:rPr>
@@ -12706,8 +11973,8 @@
         </m:oMath>
       </m:oMathPara>
     </w:p>
-    <w:bookmarkEnd w:id="33"/>
-    <w:bookmarkStart w:id="34" w:name="多变量误差传递公式"/>
+    <w:bookmarkEnd w:id="32"/>
+    <w:bookmarkStart w:id="33" w:name="多变量误差传递公式"/>
     <w:p>
       <w:pPr>
         <w:pStyle w:val="Heading3"/>
@@ -12741,6 +12008,7 @@
     <w:p>
       <w:pPr>
         <w:pStyle w:val="FirstParagraph"/>
+        <w:ind w:firstLine="420"/>
       </w:pPr>
       <w:r>
         <w:rPr>
@@ -12936,6 +12204,7 @@
     <w:p>
       <w:pPr>
         <w:pStyle w:val="FirstParagraph"/>
+        <w:ind w:firstLine="420"/>
       </w:pPr>
       <w:r>
         <w:rPr>
@@ -13174,6 +12443,7 @@
     <w:p>
       <w:pPr>
         <w:pStyle w:val="FirstParagraph"/>
+        <w:ind w:firstLine="420"/>
       </w:pPr>
       <w:r>
         <w:rPr>
@@ -13385,7 +12655,8 @@
     </w:p>
     <w:p>
       <w:pPr>
-        <w:pStyle w:val="MethodologyBlock"/>
+        <w:pStyle w:val="FirstParagraph"/>
+        <w:ind w:firstLine="420"/>
       </w:pPr>
       <w:r>
         <w:rPr>
@@ -13399,12 +12670,12 @@
         </w:rPr>
         <w:t>？</w:t>
       </w:r>
-      <w:r>
-        <w:rPr>
-          <w:rFonts w:ascii="Times New Roman" w:hAnsi="Times New Roman" w:eastAsia="Times New Roman" w:cs="Times New Roman"/>
-        </w:rPr>
-        <w:t xml:space="preserve"> </w:t>
-      </w:r>
+    </w:p>
+    <w:p>
+      <w:pPr>
+        <w:pStyle w:val="BodyText"/>
+        <w:ind w:firstLine="420"/>
+      </w:pPr>
       <w:r>
         <w:rPr>
           <w:rFonts w:hint="eastAsia" w:ascii="Times New Roman" w:hAnsi="Times New Roman" w:eastAsia="FangSong" w:cs="Times New Roman"/>
@@ -13516,8 +12787,8 @@
         <w:t>。</w:t>
       </w:r>
     </w:p>
-    <w:bookmarkEnd w:id="34"/>
-    <w:bookmarkStart w:id="35" w:name="三个常用特例建议熟记"/>
+    <w:bookmarkEnd w:id="33"/>
+    <w:bookmarkStart w:id="34" w:name="三个常用特例建议熟记"/>
     <w:p>
       <w:pPr>
         <w:pStyle w:val="Heading3"/>
@@ -13560,6 +12831,15 @@
         <w:tblW w:type="pct" w:w="5000"/>
         <w:tblLayout w:type="fixed"/>
         <w:tblLook w:firstRow="1" w:lastRow="0" w:firstColumn="0" w:lastColumn="0" w:noHBand="0" w:noVBand="0" w:val="0020"/>
+        <w:jc w:val="center"/>
+        <w:tblBorders>
+          <w:top w:val="single" w:sz="12" w:space="0" w:color="333333"/>
+          <w:bottom w:val="single" w:sz="12" w:space="0" w:color="333333"/>
+          <w:left w:val="none"/>
+          <w:right w:val="none"/>
+          <w:insideH w:val="none"/>
+          <w:insideV w:val="none"/>
+        </w:tblBorders>
       </w:tblPr>
       <w:tblGrid>
         <w:gridCol w:w="3960"/>
@@ -13570,7 +12850,11 @@
           <w:tblHeader w:val="on"/>
         </w:trPr>
         <w:tc>
-          <w:tcPr/>
+          <w:tcPr>
+            <w:tcBorders>
+              <w:bottom w:val="single" w:sz="6" w:space="0" w:color="333333"/>
+            </w:tcBorders>
+          </w:tcPr>
           <w:p>
             <w:pPr>
               <w:pStyle w:val="Compact"/>
@@ -13586,7 +12870,11 @@
           </w:p>
         </w:tc>
         <w:tc>
-          <w:tcPr/>
+          <w:tcPr>
+            <w:tcBorders>
+              <w:bottom w:val="single" w:sz="6" w:space="0" w:color="333333"/>
+            </w:tcBorders>
+          </w:tcPr>
           <w:p>
             <w:pPr>
               <w:pStyle w:val="Compact"/>
@@ -13911,6 +13199,7 @@
       <w:pPr>
         <w:pStyle w:val="BodyText"/>
         <w:spacing w:before="120"/>
+        <w:ind w:firstLine="420"/>
       </w:pPr>
       <w:r>
         <w:rPr>
@@ -14215,6 +13504,7 @@
     <w:p>
       <w:pPr>
         <w:pStyle w:val="FirstParagraph"/>
+        <w:ind w:firstLine="420"/>
       </w:pPr>
       <w:r>
         <w:rPr>
@@ -14435,6 +13725,7 @@
     <w:p>
       <w:pPr>
         <w:pStyle w:val="BodyText"/>
+        <w:ind w:firstLine="420"/>
       </w:pPr>
       <w:r>
         <w:rPr>
@@ -14716,6 +14007,7 @@
     <w:p>
       <w:pPr>
         <w:pStyle w:val="FirstParagraph"/>
+        <w:ind w:firstLine="420"/>
       </w:pPr>
       <w:r>
         <w:rPr>
@@ -14795,7 +14087,8 @@
     </w:p>
     <w:p>
       <w:pPr>
-        <w:pStyle w:val="MethodologyBlock"/>
+        <w:pStyle w:val="BodyText"/>
+        <w:ind w:firstLine="420"/>
       </w:pPr>
       <w:r>
         <w:rPr>
@@ -14803,12 +14096,12 @@
         </w:rPr>
         <w:t xml:space="preserve">误差传递的实际价值</w:t>
       </w:r>
-      <w:r>
-        <w:rPr>
-          <w:rFonts w:ascii="Times New Roman" w:hAnsi="Times New Roman" w:eastAsia="Times New Roman" w:cs="Times New Roman"/>
-        </w:rPr>
-        <w:t xml:space="preserve"> </w:t>
-      </w:r>
+    </w:p>
+    <w:p>
+      <w:pPr>
+        <w:pStyle w:val="BodyText"/>
+        <w:ind w:firstLine="420"/>
+      </w:pPr>
       <w:r>
         <w:rPr>
           <w:rFonts w:hint="eastAsia" w:ascii="Times New Roman" w:hAnsi="Times New Roman" w:eastAsia="FangSong" w:cs="Times New Roman"/>
@@ -14870,9 +14163,9 @@
         </w:pict>
       </w:r>
     </w:p>
+    <w:bookmarkEnd w:id="34"/>
     <w:bookmarkEnd w:id="35"/>
-    <w:bookmarkEnd w:id="36"/>
-    <w:bookmarkStart w:id="39" w:name="八换变量的链式法则"/>
+    <w:bookmarkStart w:id="38" w:name="换变量的链式法则"/>
     <w:p>
       <w:pPr>
         <w:pStyle w:val="Heading2"/>
@@ -14880,26 +14173,21 @@
       </w:pPr>
       <w:r>
         <w:rPr>
+          <w:rFonts w:ascii="Times New Roman" w:hAnsi="Times New Roman" w:eastAsia="Times New Roman" w:cs="Times New Roman"/>
+        </w:rPr>
+        <w:t xml:space="preserve">§8 </w:t>
+      </w:r>
+      <w:r>
+        <w:rPr>
           <w:rFonts w:hint="eastAsia" w:ascii="Times New Roman" w:hAnsi="Times New Roman" w:eastAsia="SimHei" w:cs="Times New Roman"/>
         </w:rPr>
-        <w:t>八</w:t>
-      </w:r>
-      <w:r>
-        <w:rPr>
-          <w:rFonts w:hint="eastAsia" w:ascii="Times New Roman" w:hAnsi="Times New Roman" w:eastAsia="Times New Roman" w:cs="Times New Roman"/>
-        </w:rPr>
-        <w:t>、</w:t>
-      </w:r>
-      <w:r>
-        <w:rPr>
-          <w:rFonts w:hint="eastAsia" w:ascii="Times New Roman" w:hAnsi="Times New Roman" w:eastAsia="SimHei" w:cs="Times New Roman"/>
-        </w:rPr>
-        <w:t>换变量的链式法则</w:t>
+        <w:t xml:space="preserve">换变量的链式法则</w:t>
       </w:r>
     </w:p>
     <w:p>
       <w:pPr>
         <w:pStyle w:val="FirstParagraph"/>
+        <w:ind w:firstLine="420"/>
       </w:pPr>
       <w:r>
         <w:rPr>
@@ -14940,7 +14228,7 @@
         <w:t>）</w:t>
       </w:r>
     </w:p>
-    <w:bookmarkStart w:id="37" w:name="单变量替换的情形"/>
+    <w:bookmarkStart w:id="36" w:name="单变量替换的情形"/>
     <w:p>
       <w:pPr>
         <w:pStyle w:val="Heading3"/>
@@ -14962,6 +14250,7 @@
     <w:p>
       <w:pPr>
         <w:pStyle w:val="FirstParagraph"/>
+        <w:ind w:firstLine="420"/>
       </w:pPr>
       <w:r>
         <w:rPr>
@@ -15211,8 +14500,8 @@
         </m:oMath>
       </m:oMathPara>
     </w:p>
-    <w:bookmarkEnd w:id="37"/>
-    <w:bookmarkStart w:id="38" w:name="化学里的典型用法"/>
+    <w:bookmarkEnd w:id="36"/>
+    <w:bookmarkStart w:id="37" w:name="化学里的典型用法"/>
     <w:p>
       <w:pPr>
         <w:pStyle w:val="Heading3"/>
@@ -15234,6 +14523,7 @@
     <w:p>
       <w:pPr>
         <w:pStyle w:val="FirstParagraph"/>
+        <w:ind w:firstLine="420"/>
       </w:pPr>
       <w:r>
         <w:rPr>
@@ -15431,6 +14721,7 @@
     <w:p>
       <w:pPr>
         <w:pStyle w:val="BodyText"/>
+        <w:ind w:firstLine="420"/>
       </w:pPr>
       <w:r>
         <w:rPr>
@@ -15799,6 +15090,7 @@
     <w:p>
       <w:pPr>
         <w:pStyle w:val="FirstParagraph"/>
+        <w:ind w:firstLine="420"/>
       </w:pPr>
       <w:r>
         <w:rPr>
@@ -15996,6 +15288,7 @@
     <w:p>
       <w:pPr>
         <w:pStyle w:val="FirstParagraph"/>
+        <w:ind w:firstLine="420"/>
       </w:pPr>
       <w:r>
         <w:rPr>
@@ -16049,6 +15342,7 @@
     <w:p>
       <w:pPr>
         <w:pStyle w:val="BodyText"/>
+        <w:ind w:firstLine="420"/>
       </w:pPr>
       <w:r>
         <w:rPr>
@@ -16056,12 +15350,12 @@
         </w:rPr>
         <w:t xml:space="preserve">这类式子的通用步骤</w:t>
       </w:r>
-      <w:r>
-        <w:rPr>
-          <w:rFonts w:ascii="Times New Roman" w:hAnsi="Times New Roman" w:eastAsia="Times New Roman" w:cs="Times New Roman"/>
-        </w:rPr>
-        <w:t xml:space="preserve"> </w:t>
-      </w:r>
+    </w:p>
+    <w:p>
+      <w:pPr>
+        <w:pStyle w:val="BodyText"/>
+        <w:ind w:firstLine="420"/>
+      </w:pPr>
       <w:r>
         <w:rPr>
           <w:rFonts w:ascii="Times New Roman" w:hAnsi="Times New Roman" w:eastAsia="Times New Roman" w:cs="Times New Roman"/>
@@ -16174,9 +15468,9 @@
         </w:pict>
       </w:r>
     </w:p>
+    <w:bookmarkEnd w:id="37"/>
     <w:bookmarkEnd w:id="38"/>
-    <w:bookmarkEnd w:id="39"/>
-    <w:bookmarkStart w:id="40" w:name="本讲小结"/>
+    <w:bookmarkStart w:id="39" w:name="本讲小结"/>
     <w:p>
       <w:pPr>
         <w:pStyle w:val="Heading2"/>
@@ -16184,6 +15478,12 @@
       </w:pPr>
       <w:r>
         <w:rPr>
+          <w:rFonts w:ascii="Times New Roman" w:hAnsi="Times New Roman" w:eastAsia="Times New Roman" w:cs="Times New Roman"/>
+        </w:rPr>
+        <w:t xml:space="preserve">§9 </w:t>
+      </w:r>
+      <w:r>
+        <w:rPr>
           <w:rFonts w:hint="eastAsia" w:ascii="Times New Roman" w:hAnsi="Times New Roman" w:eastAsia="SimHei" w:cs="Times New Roman"/>
         </w:rPr>
         <w:t xml:space="preserve">本讲小结</w:t>
@@ -16192,6 +15492,7 @@
     <w:p>
       <w:pPr>
         <w:pStyle w:val="FirstParagraph"/>
+        <w:ind w:firstLine="420"/>
       </w:pPr>
       <w:r>
         <w:rPr>
@@ -16254,11 +15555,8 @@
     </w:p>
     <w:p>
       <w:pPr>
-        <w:pStyle w:val="Compact"/>
-        <w:numPr>
-          <w:ilvl w:val="0"/>
-          <w:numId w:val="1004"/>
-        </w:numPr>
+        <w:pStyle w:val="BodyText"/>
+        <w:ind w:firstLine="420"/>
       </w:pPr>
       <w:r>
         <w:rPr>
@@ -16346,11 +15644,8 @@
     </w:p>
     <w:p>
       <w:pPr>
-        <w:pStyle w:val="Compact"/>
-        <w:numPr>
-          <w:ilvl w:val="0"/>
-          <w:numId w:val="1004"/>
-        </w:numPr>
+        <w:pStyle w:val="BodyText"/>
+        <w:ind w:firstLine="420"/>
       </w:pPr>
       <w:r>
         <w:rPr>
@@ -16421,7 +15716,7 @@
         <w:rPr>
           <w:rFonts w:hint="eastAsia" w:ascii="Times New Roman" w:hAnsi="Times New Roman" w:eastAsia="FangSong" w:cs="Times New Roman"/>
         </w:rPr>
-        <w:t>是</w:t>
+        <w:t>是判断</w:t>
       </w:r>
       <w:r>
         <w:rPr>
@@ -16445,7 +15740,7 @@
         <w:rPr>
           <w:rFonts w:hint="eastAsia" w:ascii="Times New Roman" w:hAnsi="Times New Roman" w:eastAsia="FangSong" w:cs="Times New Roman"/>
         </w:rPr>
-        <w:t>的试金石</w:t>
+        <w:t>的判据</w:t>
       </w:r>
       <w:r>
         <w:rPr>
@@ -16456,11 +15751,8 @@
     </w:p>
     <w:p>
       <w:pPr>
-        <w:pStyle w:val="Compact"/>
-        <w:numPr>
-          <w:ilvl w:val="0"/>
-          <w:numId w:val="1004"/>
-        </w:numPr>
+        <w:pStyle w:val="BodyText"/>
+        <w:ind w:firstLine="420"/>
       </w:pPr>
       <w:r>
         <w:rPr>
@@ -16535,11 +15827,8 @@
     </w:p>
     <w:p>
       <w:pPr>
-        <w:pStyle w:val="Compact"/>
-        <w:numPr>
-          <w:ilvl w:val="0"/>
-          <w:numId w:val="1004"/>
-        </w:numPr>
+        <w:pStyle w:val="BodyText"/>
+        <w:ind w:firstLine="420"/>
       </w:pPr>
       <w:r>
         <w:rPr>
@@ -16594,7 +15883,8 @@
     </w:p>
     <w:p>
       <w:pPr>
-        <w:pStyle w:val="FirstParagraph"/>
+        <w:pStyle w:val="BodyText"/>
+        <w:ind w:firstLine="420"/>
       </w:pPr>
       <w:r>
         <w:rPr>
@@ -16612,7 +15902,7 @@
         <w:rPr>
           <w:rFonts w:hint="eastAsia" w:ascii="Times New Roman" w:hAnsi="Times New Roman" w:eastAsia="FangSong" w:cs="Times New Roman"/>
         </w:rPr>
-        <w:t>不做精确计算时的两件武器</w:t>
+        <w:t>不做精确计算时的两种方法</w:t>
       </w:r>
       <w:r>
         <w:rPr>
@@ -16633,8 +15923,8 @@
         <w:t>。</w:t>
       </w:r>
     </w:p>
-    <w:bookmarkEnd w:id="40"/>
-    <w:bookmarkStart w:id="41" w:name="九本讲速查"/>
+    <w:bookmarkEnd w:id="39"/>
+    <w:bookmarkStart w:id="40" w:name="本讲速查"/>
     <w:p>
       <w:pPr>
         <w:pStyle w:val="Heading2"/>
@@ -16642,21 +15932,15 @@
       </w:pPr>
       <w:r>
         <w:rPr>
+          <w:rFonts w:ascii="Times New Roman" w:hAnsi="Times New Roman" w:eastAsia="Times New Roman" w:cs="Times New Roman"/>
+        </w:rPr>
+        <w:t xml:space="preserve">§10 </w:t>
+      </w:r>
+      <w:r>
+        <w:rPr>
           <w:rFonts w:hint="eastAsia" w:ascii="Times New Roman" w:hAnsi="Times New Roman" w:eastAsia="SimHei" w:cs="Times New Roman"/>
         </w:rPr>
-        <w:t>九</w:t>
-      </w:r>
-      <w:r>
-        <w:rPr>
-          <w:rFonts w:hint="eastAsia" w:ascii="Times New Roman" w:hAnsi="Times New Roman" w:eastAsia="Times New Roman" w:cs="Times New Roman"/>
-        </w:rPr>
-        <w:t>、</w:t>
-      </w:r>
-      <w:r>
-        <w:rPr>
-          <w:rFonts w:hint="eastAsia" w:ascii="Times New Roman" w:hAnsi="Times New Roman" w:eastAsia="SimHei" w:cs="Times New Roman"/>
-        </w:rPr>
-        <w:t>本讲速查</w:t>
+        <w:t xml:space="preserve">本讲速查</w:t>
       </w:r>
     </w:p>
     <w:tbl>
@@ -16665,6 +15949,15 @@
         <w:tblW w:type="pct" w:w="5000"/>
         <w:tblLayout w:type="fixed"/>
         <w:tblLook w:firstRow="1" w:lastRow="0" w:firstColumn="0" w:lastColumn="0" w:noHBand="0" w:noVBand="0" w:val="0020"/>
+        <w:jc w:val="center"/>
+        <w:tblBorders>
+          <w:top w:val="single" w:sz="12" w:space="0" w:color="333333"/>
+          <w:bottom w:val="single" w:sz="12" w:space="0" w:color="333333"/>
+          <w:left w:val="none"/>
+          <w:right w:val="none"/>
+          <w:insideH w:val="none"/>
+          <w:insideV w:val="none"/>
+        </w:tblBorders>
       </w:tblPr>
       <w:tblGrid>
         <w:gridCol w:w="3960"/>
@@ -16675,7 +15968,11 @@
           <w:tblHeader w:val="on"/>
         </w:trPr>
         <w:tc>
-          <w:tcPr/>
+          <w:tcPr>
+            <w:tcBorders>
+              <w:bottom w:val="single" w:sz="6" w:space="0" w:color="333333"/>
+            </w:tcBorders>
+          </w:tcPr>
           <w:p>
             <w:pPr>
               <w:pStyle w:val="Compact"/>
@@ -16691,7 +15988,11 @@
           </w:p>
         </w:tc>
         <w:tc>
-          <w:tcPr/>
+          <w:tcPr>
+            <w:tcBorders>
+              <w:bottom w:val="single" w:sz="6" w:space="0" w:color="333333"/>
+            </w:tcBorders>
+          </w:tcPr>
           <w:p>
             <w:pPr>
               <w:pStyle w:val="Compact"/>
@@ -18652,8 +17953,8 @@
         </w:pict>
       </w:r>
     </w:p>
-    <w:bookmarkEnd w:id="41"/>
-    <w:bookmarkStart w:id="45" w:name="十练习题"/>
+    <w:bookmarkEnd w:id="40"/>
+    <w:bookmarkStart w:id="44" w:name="课后习题"/>
     <w:p>
       <w:pPr>
         <w:pStyle w:val="Heading2"/>
@@ -18661,24 +17962,18 @@
       </w:pPr>
       <w:r>
         <w:rPr>
+          <w:rFonts w:ascii="Times New Roman" w:hAnsi="Times New Roman" w:eastAsia="Times New Roman" w:cs="Times New Roman"/>
+        </w:rPr>
+        <w:t xml:space="preserve">§11 </w:t>
+      </w:r>
+      <w:r>
+        <w:rPr>
           <w:rFonts w:hint="eastAsia" w:ascii="Times New Roman" w:hAnsi="Times New Roman" w:eastAsia="SimHei" w:cs="Times New Roman"/>
         </w:rPr>
-        <w:t>十</w:t>
-      </w:r>
-      <w:r>
-        <w:rPr>
-          <w:rFonts w:hint="eastAsia" w:ascii="Times New Roman" w:hAnsi="Times New Roman" w:eastAsia="Times New Roman" w:cs="Times New Roman"/>
-        </w:rPr>
-        <w:t>、</w:t>
-      </w:r>
-      <w:r>
-        <w:rPr>
-          <w:rFonts w:hint="eastAsia" w:ascii="Times New Roman" w:hAnsi="Times New Roman" w:eastAsia="SimHei" w:cs="Times New Roman"/>
-        </w:rPr>
-        <w:t>练习题</w:t>
+        <w:t xml:space="preserve">课后习题</w:t>
       </w:r>
     </w:p>
-    <w:bookmarkStart w:id="42" w:name="基础巩固6-题"/>
+    <w:bookmarkStart w:id="41" w:name="基础巩固6-题"/>
     <w:p>
       <w:pPr>
         <w:pStyle w:val="Heading3"/>
@@ -18724,6 +18019,7 @@
     <w:p>
       <w:pPr>
         <w:pStyle w:val="FirstParagraph"/>
+        <w:ind w:firstLine="420"/>
       </w:pPr>
       <w:r>
         <w:rPr>
@@ -19050,6 +18346,7 @@
     <w:p>
       <w:pPr>
         <w:pStyle w:val="BodyText"/>
+        <w:ind w:firstLine="420"/>
       </w:pPr>
       <w:r>
         <w:rPr>
@@ -19297,6 +18594,7 @@
     <w:p>
       <w:pPr>
         <w:pStyle w:val="BodyText"/>
+        <w:ind w:firstLine="420"/>
       </w:pPr>
       <w:r>
         <w:rPr>
@@ -19416,6 +18714,7 @@
     <w:p>
       <w:pPr>
         <w:pStyle w:val="BodyText"/>
+        <w:ind w:firstLine="420"/>
       </w:pPr>
       <w:r>
         <w:rPr>
@@ -19599,6 +18898,7 @@
     <w:p>
       <w:pPr>
         <w:pStyle w:val="BodyText"/>
+        <w:ind w:firstLine="420"/>
       </w:pPr>
       <w:r>
         <w:rPr>
@@ -19667,6 +18967,7 @@
     <w:p>
       <w:pPr>
         <w:pStyle w:val="BodyText"/>
+        <w:ind w:firstLine="420"/>
       </w:pPr>
       <w:r>
         <w:rPr>
@@ -19839,8 +19140,8 @@
         <w:t>。</w:t>
       </w:r>
     </w:p>
-    <w:bookmarkEnd w:id="42"/>
-    <w:bookmarkStart w:id="43" w:name="竞赛入门6-题"/>
+    <w:bookmarkEnd w:id="41"/>
+    <w:bookmarkStart w:id="42" w:name="竞赛入门6-题"/>
     <w:p>
       <w:pPr>
         <w:pStyle w:val="Heading3"/>
@@ -19886,6 +19187,7 @@
     <w:p>
       <w:pPr>
         <w:pStyle w:val="FirstParagraph"/>
+        <w:ind w:firstLine="420"/>
       </w:pPr>
       <w:r>
         <w:rPr>
@@ -20112,6 +19414,7 @@
     <w:p>
       <w:pPr>
         <w:pStyle w:val="BodyText"/>
+        <w:ind w:firstLine="420"/>
       </w:pPr>
       <w:r>
         <w:rPr>
@@ -20284,6 +19587,7 @@
     <w:p>
       <w:pPr>
         <w:pStyle w:val="BodyText"/>
+        <w:ind w:firstLine="420"/>
       </w:pPr>
       <w:r>
         <w:rPr>
@@ -20539,6 +19843,7 @@
     <w:p>
       <w:pPr>
         <w:pStyle w:val="BodyText"/>
+        <w:ind w:firstLine="420"/>
       </w:pPr>
       <w:r>
         <w:rPr>
@@ -20734,6 +20039,7 @@
     <w:p>
       <w:pPr>
         <w:pStyle w:val="BodyText"/>
+        <w:ind w:firstLine="420"/>
       </w:pPr>
       <w:r>
         <w:rPr>
@@ -20857,6 +20163,7 @@
     <w:p>
       <w:pPr>
         <w:pStyle w:val="BodyText"/>
+        <w:ind w:firstLine="420"/>
       </w:pPr>
       <w:r>
         <w:rPr>
@@ -20986,8 +20293,8 @@
         <w:t>）。</w:t>
       </w:r>
     </w:p>
-    <w:bookmarkEnd w:id="43"/>
-    <w:bookmarkStart w:id="44" w:name="真题挑战6-题竞赛风格改编"/>
+    <w:bookmarkEnd w:id="42"/>
+    <w:bookmarkStart w:id="43" w:name="真题挑战6-题竞赛风格改编"/>
     <w:p>
       <w:pPr>
         <w:pStyle w:val="Heading3"/>
@@ -21045,6 +20352,7 @@
     <w:p>
       <w:pPr>
         <w:pStyle w:val="FirstParagraph"/>
+        <w:ind w:firstLine="420"/>
       </w:pPr>
       <w:r>
         <w:rPr>
@@ -21427,6 +20735,7 @@
     <w:p>
       <w:pPr>
         <w:pStyle w:val="BodyText"/>
+        <w:ind w:firstLine="420"/>
       </w:pPr>
       <w:r>
         <w:rPr>
@@ -21681,6 +20990,7 @@
     <w:p>
       <w:pPr>
         <w:pStyle w:val="BodyText"/>
+        <w:ind w:firstLine="420"/>
       </w:pPr>
       <w:r>
         <w:rPr>
@@ -22084,6 +21394,7 @@
     <w:p>
       <w:pPr>
         <w:pStyle w:val="BodyText"/>
+        <w:ind w:firstLine="420"/>
       </w:pPr>
       <w:r>
         <w:rPr>
@@ -22200,6 +21511,7 @@
     <w:p>
       <w:pPr>
         <w:pStyle w:val="BodyText"/>
+        <w:ind w:firstLine="420"/>
       </w:pPr>
       <w:r>
         <w:rPr>
@@ -22830,6 +22142,7 @@
     <w:p>
       <w:pPr>
         <w:pStyle w:val="BodyText"/>
+        <w:ind w:firstLine="420"/>
       </w:pPr>
       <w:r>
         <w:rPr>
@@ -23092,9 +22405,9 @@
         </w:pict>
       </w:r>
     </w:p>
+    <w:bookmarkEnd w:id="43"/>
     <w:bookmarkEnd w:id="44"/>
-    <w:bookmarkEnd w:id="45"/>
-    <w:bookmarkStart w:id="48" w:name="十一参考答案"/>
+    <w:bookmarkStart w:id="47" w:name="参考答案"/>
     <w:p>
       <w:pPr>
         <w:pStyle w:val="Heading2"/>
@@ -23102,24 +22415,18 @@
       </w:pPr>
       <w:r>
         <w:rPr>
+          <w:rFonts w:ascii="Times New Roman" w:hAnsi="Times New Roman" w:eastAsia="Times New Roman" w:cs="Times New Roman"/>
+        </w:rPr>
+        <w:t xml:space="preserve">§12 </w:t>
+      </w:r>
+      <w:r>
+        <w:rPr>
           <w:rFonts w:hint="eastAsia" w:ascii="Times New Roman" w:hAnsi="Times New Roman" w:eastAsia="SimHei" w:cs="Times New Roman"/>
         </w:rPr>
-        <w:t>十一</w:t>
-      </w:r>
-      <w:r>
-        <w:rPr>
-          <w:rFonts w:hint="eastAsia" w:ascii="Times New Roman" w:hAnsi="Times New Roman" w:eastAsia="Times New Roman" w:cs="Times New Roman"/>
-        </w:rPr>
-        <w:t>、</w:t>
-      </w:r>
-      <w:r>
-        <w:rPr>
-          <w:rFonts w:hint="eastAsia" w:ascii="Times New Roman" w:hAnsi="Times New Roman" w:eastAsia="SimHei" w:cs="Times New Roman"/>
-        </w:rPr>
-        <w:t>参考答案</w:t>
+        <w:t xml:space="preserve">参考答案</w:t>
       </w:r>
     </w:p>
-    <w:bookmarkStart w:id="46" w:name="练一练"/>
+    <w:bookmarkStart w:id="45" w:name="练一练"/>
     <w:p>
       <w:pPr>
         <w:pStyle w:val="Heading3"/>
@@ -23135,6 +22442,7 @@
     <w:p>
       <w:pPr>
         <w:pStyle w:val="FirstParagraph"/>
+        <w:ind w:firstLine="420"/>
       </w:pPr>
       <w:r>
         <w:rPr>
@@ -23161,11 +22469,8 @@
     </w:p>
     <w:p>
       <w:pPr>
-        <w:pStyle w:val="Compact"/>
-        <w:numPr>
-          <w:ilvl w:val="0"/>
-          <w:numId w:val="1005"/>
-        </w:numPr>
+        <w:pStyle w:val="BodyText"/>
+        <w:ind w:firstLine="420"/>
       </w:pPr>
       <w:r>
         <w:rPr>
@@ -23367,11 +22672,8 @@
     </w:p>
     <w:p>
       <w:pPr>
-        <w:pStyle w:val="Compact"/>
-        <w:numPr>
-          <w:ilvl w:val="0"/>
-          <w:numId w:val="1005"/>
-        </w:numPr>
+        <w:pStyle w:val="BodyText"/>
+        <w:ind w:firstLine="420"/>
       </w:pPr>
       <w:r>
         <w:rPr>
@@ -23539,7 +22841,8 @@
     </w:p>
     <w:p>
       <w:pPr>
-        <w:pStyle w:val="FirstParagraph"/>
+        <w:pStyle w:val="BodyText"/>
+        <w:ind w:firstLine="420"/>
       </w:pPr>
       <w:r>
         <w:rPr>
@@ -23798,8 +23101,8 @@
         <w:t>。）</w:t>
       </w:r>
     </w:p>
-    <w:bookmarkEnd w:id="46"/>
-    <w:bookmarkStart w:id="47" w:name="练习题"/>
+    <w:bookmarkEnd w:id="45"/>
+    <w:bookmarkStart w:id="46" w:name="练习题"/>
     <w:p>
       <w:pPr>
         <w:pStyle w:val="Heading3"/>
@@ -23815,6 +23118,7 @@
     <w:p>
       <w:pPr>
         <w:pStyle w:val="FirstParagraph"/>
+        <w:ind w:firstLine="420"/>
       </w:pPr>
       <w:r>
         <w:rPr>
@@ -24203,6 +23507,7 @@
     <w:p>
       <w:pPr>
         <w:pStyle w:val="BodyText"/>
+        <w:ind w:firstLine="420"/>
       </w:pPr>
       <w:r>
         <w:rPr>
@@ -24596,6 +23901,7 @@
     <w:p>
       <w:pPr>
         <w:pStyle w:val="BodyText"/>
+        <w:ind w:firstLine="420"/>
       </w:pPr>
       <w:r>
         <w:rPr>
@@ -24997,6 +24303,7 @@
     <w:p>
       <w:pPr>
         <w:pStyle w:val="BodyText"/>
+        <w:ind w:firstLine="420"/>
       </w:pPr>
       <w:r>
         <w:rPr>
@@ -25579,6 +24886,7 @@
     <w:p>
       <w:pPr>
         <w:pStyle w:val="BodyText"/>
+        <w:ind w:firstLine="420"/>
       </w:pPr>
       <w:r>
         <w:rPr>
@@ -26116,6 +25424,7 @@
     <w:p>
       <w:pPr>
         <w:pStyle w:val="BodyText"/>
+        <w:ind w:firstLine="420"/>
       </w:pPr>
       <w:r>
         <w:rPr>
@@ -26432,6 +25741,7 @@
     <w:p>
       <w:pPr>
         <w:pStyle w:val="BodyText"/>
+        <w:ind w:firstLine="420"/>
       </w:pPr>
       <w:r>
         <w:rPr>
@@ -26921,6 +26231,7 @@
     <w:p>
       <w:pPr>
         <w:pStyle w:val="BodyText"/>
+        <w:ind w:firstLine="420"/>
       </w:pPr>
       <w:r>
         <w:rPr>
@@ -27254,6 +26565,7 @@
     <w:p>
       <w:pPr>
         <w:pStyle w:val="BodyText"/>
+        <w:ind w:firstLine="420"/>
       </w:pPr>
       <w:r>
         <w:rPr>
@@ -27995,6 +27307,7 @@
     <w:p>
       <w:pPr>
         <w:pStyle w:val="BodyText"/>
+        <w:ind w:firstLine="420"/>
       </w:pPr>
       <w:r>
         <w:rPr>
@@ -28494,6 +27807,7 @@
     <w:p>
       <w:pPr>
         <w:pStyle w:val="BodyText"/>
+        <w:ind w:firstLine="420"/>
       </w:pPr>
       <w:r>
         <w:rPr>
@@ -28820,6 +28134,7 @@
     <w:p>
       <w:pPr>
         <w:pStyle w:val="BodyText"/>
+        <w:ind w:firstLine="420"/>
       </w:pPr>
       <w:r>
         <w:rPr>
@@ -29103,6 +28418,7 @@
     <w:p>
       <w:pPr>
         <w:pStyle w:val="BodyText"/>
+        <w:ind w:firstLine="420"/>
       </w:pPr>
       <w:r>
         <w:rPr>
@@ -30149,6 +29465,7 @@
     <w:p>
       <w:pPr>
         <w:pStyle w:val="BodyText"/>
+        <w:ind w:firstLine="420"/>
       </w:pPr>
       <w:r>
         <w:rPr>
@@ -30732,6 +30049,7 @@
     <w:p>
       <w:pPr>
         <w:pStyle w:val="BodyText"/>
+        <w:ind w:firstLine="420"/>
       </w:pPr>
       <w:r>
         <w:rPr>
@@ -31594,6 +30912,7 @@
     <w:p>
       <w:pPr>
         <w:pStyle w:val="BodyText"/>
+        <w:ind w:firstLine="420"/>
       </w:pPr>
       <w:r>
         <w:rPr>
@@ -31933,6 +31252,7 @@
     <w:p>
       <w:pPr>
         <w:pStyle w:val="BodyText"/>
+        <w:ind w:firstLine="420"/>
       </w:pPr>
       <w:r>
         <w:rPr>
@@ -32324,6 +31644,7 @@
     <w:p>
       <w:pPr>
         <w:pStyle w:val="BodyText"/>
+        <w:ind w:firstLine="420"/>
       </w:pPr>
       <w:r>
         <w:rPr>
@@ -32784,383 +32105,20 @@
     </w:p>
     <w:p>
       <w:pPr>
-        <w:pStyle w:val="BodyText"/>
+        <w:pStyle w:val="FirstParagraph"/>
+        <w:ind w:firstLine="420"/>
       </w:pPr>
       <w:r>
         <w:rPr>
           <w:rFonts w:hint="eastAsia" w:ascii="Times New Roman" w:hAnsi="Times New Roman" w:eastAsia="FangSong" w:cs="Times New Roman"/>
         </w:rPr>
         <w:t xml:space="preserve">这一讲能解开哪份讲义的什么坎</w:t>
-      </w:r>
-      <w:r>
-        <w:rPr>
-          <w:rFonts w:ascii="Times New Roman" w:hAnsi="Times New Roman" w:eastAsia="Times New Roman" w:cs="Times New Roman"/>
-        </w:rPr>
-        <w:t xml:space="preserve"> </w:t>
-      </w:r>
-      <w:r>
-        <w:rPr>
-          <w:rFonts w:ascii="Times New Roman" w:hAnsi="Times New Roman" w:eastAsia="Times New Roman" w:cs="Times New Roman"/>
-        </w:rPr>
-        <w:t xml:space="preserve">-</w:t>
-      </w:r>
-      <w:r>
-        <w:rPr>
-          <w:rFonts w:ascii="Times New Roman" w:hAnsi="Times New Roman" w:eastAsia="Times New Roman" w:cs="Times New Roman"/>
-        </w:rPr>
-        <w:t xml:space="preserve"> </w:t>
-      </w:r>
-      <w:r>
-        <w:rPr>
-          <w:rFonts w:hint="eastAsia" w:ascii="Times New Roman" w:hAnsi="Times New Roman" w:eastAsia="FangSong" w:cs="Times New Roman"/>
-          <w:b/>
-          <w:bCs/>
-        </w:rPr>
-        <w:t xml:space="preserve">有效数字与误差分析</w:t>
-      </w:r>
-      <w:r>
-        <w:rPr>
-          <w:rFonts w:hint="eastAsia" w:ascii="Times New Roman" w:hAnsi="Times New Roman" w:eastAsia="Times New Roman" w:cs="Times New Roman"/>
-        </w:rPr>
-        <w:t xml:space="preserve">：</w:t>
-      </w:r>
-      <w:r>
-        <w:rPr>
-          <w:rStyle w:val="VerbatimChar"/>
-          <w:rFonts w:ascii="Times New Roman" w:hAnsi="Times New Roman" w:eastAsia="Times New Roman" w:cs="Times New Roman"/>
-        </w:rPr>
-        <w:t xml:space="preserve">ΔR = |∂R/∂A|ΔA + …</w:t>
-      </w:r>
-      <w:r>
-        <w:rPr>
-          <w:rFonts w:ascii="Times New Roman" w:hAnsi="Times New Roman" w:eastAsia="Times New Roman" w:cs="Times New Roman"/>
-        </w:rPr>
-        <w:t xml:space="preserve"> </w:t>
-      </w:r>
-      <w:r>
-        <w:rPr>
-          <w:rFonts w:hint="eastAsia" w:ascii="Times New Roman" w:hAnsi="Times New Roman" w:eastAsia="FangSong" w:cs="Times New Roman"/>
-        </w:rPr>
-        <w:t>不再是天降公式</w:t>
-      </w:r>
-      <w:r>
-        <w:rPr>
-          <w:rFonts w:hint="eastAsia" w:ascii="Times New Roman" w:hAnsi="Times New Roman" w:eastAsia="Times New Roman" w:cs="Times New Roman"/>
-        </w:rPr>
-        <w:t>，</w:t>
-      </w:r>
-      <w:r>
-        <w:rPr>
-          <w:rFonts w:hint="eastAsia" w:ascii="Times New Roman" w:hAnsi="Times New Roman" w:eastAsia="FangSong" w:cs="Times New Roman"/>
-        </w:rPr>
-        <w:t>而是全微分的直接推论</w:t>
-      </w:r>
-      <w:r>
-        <w:rPr>
-          <w:rFonts w:hint="eastAsia" w:ascii="Times New Roman" w:hAnsi="Times New Roman" w:eastAsia="Times New Roman" w:cs="Times New Roman"/>
-        </w:rPr>
-        <w:t>；</w:t>
-      </w:r>
-      <w:r>
-        <w:rPr>
-          <w:rFonts w:hint="eastAsia" w:ascii="Times New Roman" w:hAnsi="Times New Roman" w:eastAsia="FangSong" w:cs="Times New Roman"/>
-        </w:rPr>
-        <w:t>还能判断该改进哪个测量</w:t>
-      </w:r>
-      <w:r>
-        <w:rPr>
-          <w:rFonts w:hint="eastAsia" w:ascii="Times New Roman" w:hAnsi="Times New Roman" w:eastAsia="Times New Roman" w:cs="Times New Roman"/>
-        </w:rPr>
-        <w:t>。</w:t>
-      </w:r>
-      <w:r>
-        <w:rPr>
-          <w:rFonts w:ascii="Times New Roman" w:hAnsi="Times New Roman" w:eastAsia="Times New Roman" w:cs="Times New Roman"/>
-        </w:rPr>
-        <w:t xml:space="preserve"> </w:t>
-      </w:r>
-      <w:r>
-        <w:rPr>
-          <w:rFonts w:ascii="Times New Roman" w:hAnsi="Times New Roman" w:eastAsia="Times New Roman" w:cs="Times New Roman"/>
-        </w:rPr>
-        <w:t xml:space="preserve">-</w:t>
-      </w:r>
-      <w:r>
-        <w:rPr>
-          <w:rFonts w:ascii="Times New Roman" w:hAnsi="Times New Roman" w:eastAsia="Times New Roman" w:cs="Times New Roman"/>
-        </w:rPr>
-        <w:t xml:space="preserve"> </w:t>
-      </w:r>
-      <w:r>
-        <w:rPr>
-          <w:rFonts w:hint="eastAsia" w:ascii="Times New Roman" w:hAnsi="Times New Roman" w:eastAsia="FangSong" w:cs="Times New Roman"/>
-          <w:b/>
-          <w:bCs/>
-        </w:rPr>
-        <w:t xml:space="preserve">统计热力学与</w:t>
-      </w:r>
-      <w:r>
-        <w:rPr>
-          <w:rFonts w:ascii="Times New Roman" w:hAnsi="Times New Roman" w:eastAsia="Times New Roman" w:cs="Times New Roman"/>
-          <w:b/>
-          <w:bCs/>
-        </w:rPr>
-        <w:t xml:space="preserve"> Maxwell </w:t>
-      </w:r>
-      <w:r>
-        <w:rPr>
-          <w:rFonts w:hint="eastAsia" w:ascii="Times New Roman" w:hAnsi="Times New Roman" w:eastAsia="FangSong" w:cs="Times New Roman"/>
-          <w:b/>
-          <w:bCs/>
-        </w:rPr>
-        <w:t xml:space="preserve">关系</w:t>
-      </w:r>
-      <w:r>
-        <w:rPr>
-          <w:rFonts w:hint="eastAsia" w:ascii="Times New Roman" w:hAnsi="Times New Roman" w:eastAsia="Times New Roman" w:cs="Times New Roman"/>
-        </w:rPr>
-        <w:t>：</w:t>
-      </w:r>
-      <w:r>
-        <w:rPr>
-          <w:rFonts w:hint="eastAsia" w:ascii="Times New Roman" w:hAnsi="Times New Roman" w:eastAsia="FangSong" w:cs="Times New Roman"/>
-        </w:rPr>
-        <w:t>四条</w:t>
-      </w:r>
-      <w:r>
-        <w:rPr>
-          <w:rFonts w:ascii="Times New Roman" w:hAnsi="Times New Roman" w:eastAsia="Times New Roman" w:cs="Times New Roman"/>
-        </w:rPr>
-        <w:t xml:space="preserve"> Maxwell </w:t>
-      </w:r>
-      <w:r>
-        <w:rPr>
-          <w:rFonts w:hint="eastAsia" w:ascii="Times New Roman" w:hAnsi="Times New Roman" w:eastAsia="FangSong" w:cs="Times New Roman"/>
-        </w:rPr>
-        <w:t>关系从</w:t>
-      </w:r>
-      <w:r>
-        <w:rPr>
-          <w:rFonts w:hint="eastAsia" w:ascii="Times New Roman" w:hAnsi="Times New Roman" w:eastAsia="Times New Roman" w:cs="Times New Roman"/>
-        </w:rPr>
-        <w:t>「</w:t>
-      </w:r>
-      <w:r>
-        <w:rPr>
-          <w:rFonts w:hint="eastAsia" w:ascii="Times New Roman" w:hAnsi="Times New Roman" w:eastAsia="FangSong" w:cs="Times New Roman"/>
-        </w:rPr>
-        <w:t>同侧同号</w:t>
-      </w:r>
-      <w:r>
-        <w:rPr>
-          <w:rFonts w:hint="eastAsia" w:ascii="Times New Roman" w:hAnsi="Times New Roman" w:eastAsia="Times New Roman" w:cs="Times New Roman"/>
-        </w:rPr>
-        <w:t>、</w:t>
-      </w:r>
-      <w:r>
-        <w:rPr>
-          <w:rFonts w:hint="eastAsia" w:ascii="Times New Roman" w:hAnsi="Times New Roman" w:eastAsia="FangSong" w:cs="Times New Roman"/>
-        </w:rPr>
-        <w:t>异侧异号</w:t>
-      </w:r>
-      <w:r>
-        <w:rPr>
-          <w:rFonts w:hint="eastAsia" w:ascii="Times New Roman" w:hAnsi="Times New Roman" w:eastAsia="Times New Roman" w:cs="Times New Roman"/>
-        </w:rPr>
-        <w:t>」</w:t>
-      </w:r>
-      <w:r>
-        <w:rPr>
-          <w:rFonts w:hint="eastAsia" w:ascii="Times New Roman" w:hAnsi="Times New Roman" w:eastAsia="FangSong" w:cs="Times New Roman"/>
-        </w:rPr>
-        <w:t>的口诀变成</w:t>
-      </w:r>
-      <w:r>
-        <w:rPr>
-          <w:rFonts w:hint="eastAsia" w:ascii="Times New Roman" w:hAnsi="Times New Roman" w:eastAsia="FangSong" w:cs="Times New Roman"/>
-          <w:b/>
-          <w:bCs/>
-        </w:rPr>
-        <w:t xml:space="preserve">可以现推</w:t>
-      </w:r>
-      <w:r>
-        <w:rPr>
-          <w:rFonts w:hint="eastAsia" w:ascii="Times New Roman" w:hAnsi="Times New Roman" w:eastAsia="Times New Roman" w:cs="Times New Roman"/>
-        </w:rPr>
-        <w:t>；</w:t>
-      </w:r>
-      <w:r>
-        <w:rPr>
-          <w:rFonts w:hint="eastAsia" w:ascii="Times New Roman" w:hAnsi="Times New Roman" w:eastAsia="FangSong" w:cs="Times New Roman"/>
-        </w:rPr>
-        <w:t>内压公式</w:t>
-      </w:r>
-      <w:r>
-        <w:rPr>
-          <w:rFonts w:hint="eastAsia" w:ascii="Times New Roman" w:hAnsi="Times New Roman" w:eastAsia="Times New Roman" w:cs="Times New Roman"/>
-        </w:rPr>
-        <w:t>、</w:t>
-      </w:r>
-      <w:r>
-        <w:rPr>
-          <w:rFonts w:hint="eastAsia" w:ascii="Times New Roman" w:hAnsi="Times New Roman" w:eastAsia="FangSong" w:cs="Times New Roman"/>
-        </w:rPr>
-        <w:t>焦耳</w:t>
-      </w:r>
-      <w:r>
-        <w:rPr>
-          <w:rFonts w:hint="eastAsia" w:ascii="Times New Roman" w:hAnsi="Times New Roman" w:eastAsia="Times New Roman" w:cs="Times New Roman"/>
-        </w:rPr>
-        <w:t>-</w:t>
-      </w:r>
-      <w:r>
-        <w:rPr>
-          <w:rFonts w:hint="eastAsia" w:ascii="Times New Roman" w:hAnsi="Times New Roman" w:eastAsia="FangSong" w:cs="Times New Roman"/>
-        </w:rPr>
-        <w:t>汤姆逊系数的推导链完整闭合</w:t>
-      </w:r>
-      <w:r>
-        <w:rPr>
-          <w:rFonts w:hint="eastAsia" w:ascii="Times New Roman" w:hAnsi="Times New Roman" w:eastAsia="Times New Roman" w:cs="Times New Roman"/>
-        </w:rPr>
-        <w:t>。</w:t>
-      </w:r>
-      <w:r>
-        <w:rPr>
-          <w:rFonts w:ascii="Times New Roman" w:hAnsi="Times New Roman" w:eastAsia="Times New Roman" w:cs="Times New Roman"/>
-        </w:rPr>
-        <w:t xml:space="preserve"> </w:t>
-      </w:r>
-      <w:r>
-        <w:rPr>
-          <w:rFonts w:ascii="Times New Roman" w:hAnsi="Times New Roman" w:eastAsia="Times New Roman" w:cs="Times New Roman"/>
-        </w:rPr>
-        <w:t xml:space="preserve">-</w:t>
-      </w:r>
-      <w:r>
-        <w:rPr>
-          <w:rFonts w:ascii="Times New Roman" w:hAnsi="Times New Roman" w:eastAsia="Times New Roman" w:cs="Times New Roman"/>
-        </w:rPr>
-        <w:t xml:space="preserve"> </w:t>
-      </w:r>
-      <w:r>
-        <w:rPr>
-          <w:rFonts w:hint="eastAsia" w:ascii="Times New Roman" w:hAnsi="Times New Roman" w:eastAsia="FangSong" w:cs="Times New Roman"/>
-          <w:b/>
-          <w:bCs/>
-        </w:rPr>
-        <w:t xml:space="preserve">化学热力学</w:t>
-      </w:r>
-      <w:r>
-        <w:rPr>
-          <w:rFonts w:hint="eastAsia" w:ascii="Times New Roman" w:hAnsi="Times New Roman" w:eastAsia="Times New Roman" w:cs="Times New Roman"/>
-        </w:rPr>
-        <w:t xml:space="preserve">：</w:t>
-      </w:r>
-      <w:r>
-        <w:rPr>
-          <w:rStyle w:val="VerbatimChar"/>
-          <w:rFonts w:ascii="Times New Roman" w:hAnsi="Times New Roman" w:eastAsia="Times New Roman" w:cs="Times New Roman"/>
-        </w:rPr>
-        <w:t xml:space="preserve">δQ</w:t>
-      </w:r>
-      <w:r>
-        <w:rPr>
-          <w:rFonts w:ascii="Times New Roman" w:hAnsi="Times New Roman" w:eastAsia="Times New Roman" w:cs="Times New Roman"/>
-        </w:rPr>
-        <w:t xml:space="preserve">、</w:t>
-      </w:r>
-      <w:r>
-        <w:rPr>
-          <w:rStyle w:val="VerbatimChar"/>
-          <w:rFonts w:ascii="Times New Roman" w:hAnsi="Times New Roman" w:eastAsia="Times New Roman" w:cs="Times New Roman"/>
-        </w:rPr>
-        <w:t xml:space="preserve">δW</w:t>
-      </w:r>
-      <w:r>
-        <w:rPr>
-          <w:rFonts w:ascii="Times New Roman" w:hAnsi="Times New Roman" w:eastAsia="Times New Roman" w:cs="Times New Roman"/>
-        </w:rPr>
-        <w:t xml:space="preserve"> </w:t>
-      </w:r>
-      <w:r>
-        <w:rPr>
-          <w:rFonts w:hint="eastAsia" w:ascii="Times New Roman" w:hAnsi="Times New Roman" w:eastAsia="FangSong" w:cs="Times New Roman"/>
-        </w:rPr>
-        <w:t xml:space="preserve">为什么用</w:t>
-      </w:r>
-      <w:r>
-        <w:rPr>
-          <w:rFonts w:ascii="Times New Roman" w:hAnsi="Times New Roman" w:eastAsia="Times New Roman" w:cs="Times New Roman"/>
-        </w:rPr>
-        <w:t xml:space="preserve"> </w:t>
-      </w:r>
-      <w:r>
-        <w:rPr>
-          <w:rStyle w:val="VerbatimChar"/>
-          <w:rFonts w:ascii="Times New Roman" w:hAnsi="Times New Roman" w:eastAsia="Times New Roman" w:cs="Times New Roman"/>
-        </w:rPr>
-        <w:t xml:space="preserve">δ</w:t>
-      </w:r>
-      <w:r>
-        <w:rPr>
-          <w:rFonts w:ascii="Times New Roman" w:hAnsi="Times New Roman" w:eastAsia="Times New Roman" w:cs="Times New Roman"/>
-        </w:rPr>
-        <w:t xml:space="preserve"> </w:t>
-      </w:r>
-      <w:r>
-        <w:rPr>
-          <w:rFonts w:hint="eastAsia" w:ascii="Times New Roman" w:hAnsi="Times New Roman" w:eastAsia="FangSong" w:cs="Times New Roman"/>
-        </w:rPr>
-        <w:t xml:space="preserve">而不是</w:t>
-      </w:r>
-      <w:r>
-        <w:rPr>
-          <w:rFonts w:ascii="Times New Roman" w:hAnsi="Times New Roman" w:eastAsia="Times New Roman" w:cs="Times New Roman"/>
-        </w:rPr>
-        <w:t xml:space="preserve"> </w:t>
-      </w:r>
-      <w:r>
-        <w:rPr>
-          <w:rStyle w:val="VerbatimChar"/>
-          <w:rFonts w:ascii="Times New Roman" w:hAnsi="Times New Roman" w:eastAsia="Times New Roman" w:cs="Times New Roman"/>
-        </w:rPr>
-        <w:t xml:space="preserve">d</w:t>
-      </w:r>
-      <w:r>
-        <w:rPr>
-          <w:rFonts w:hint="eastAsia" w:ascii="Times New Roman" w:hAnsi="Times New Roman" w:eastAsia="Times New Roman" w:cs="Times New Roman"/>
-        </w:rPr>
-        <w:t>，</w:t>
-      </w:r>
-      <w:r>
-        <w:rPr>
-          <w:rFonts w:hint="eastAsia" w:ascii="Times New Roman" w:hAnsi="Times New Roman" w:eastAsia="FangSong" w:cs="Times New Roman"/>
-        </w:rPr>
-        <w:t>有了严格的判据</w:t>
-      </w:r>
-      <w:r>
-        <w:rPr>
-          <w:rFonts w:hint="eastAsia" w:ascii="Times New Roman" w:hAnsi="Times New Roman" w:eastAsia="Times New Roman" w:cs="Times New Roman"/>
-        </w:rPr>
-        <w:t>（</w:t>
-      </w:r>
-      <w:r>
-        <w:rPr>
-          <w:rFonts w:hint="eastAsia" w:ascii="Times New Roman" w:hAnsi="Times New Roman" w:eastAsia="FangSong" w:cs="Times New Roman"/>
-        </w:rPr>
-        <w:t>混合偏导相等与否</w:t>
-      </w:r>
-      <w:r>
-        <w:rPr>
-          <w:rFonts w:hint="eastAsia" w:ascii="Times New Roman" w:hAnsi="Times New Roman" w:eastAsia="Times New Roman" w:cs="Times New Roman"/>
-        </w:rPr>
-        <w:t>）。</w:t>
       </w:r>
     </w:p>
     <w:p>
       <w:pPr>
         <w:pStyle w:val="BodyText"/>
+        <w:ind w:firstLine="420"/>
       </w:pPr>
       <w:r>
         <w:rPr>
@@ -33168,6 +32126,335 @@
           <w:b/>
           <w:bCs/>
         </w:rPr>
+        <w:t xml:space="preserve">有效数字与误差分析</w:t>
+      </w:r>
+      <w:r>
+        <w:rPr>
+          <w:rFonts w:hint="eastAsia" w:ascii="Times New Roman" w:hAnsi="Times New Roman" w:eastAsia="Times New Roman" w:cs="Times New Roman"/>
+        </w:rPr>
+        <w:t xml:space="preserve">：</w:t>
+      </w:r>
+      <w:r>
+        <w:rPr>
+          <w:rStyle w:val="VerbatimChar"/>
+          <w:rFonts w:ascii="Times New Roman" w:hAnsi="Times New Roman" w:eastAsia="Times New Roman" w:cs="Times New Roman"/>
+        </w:rPr>
+        <w:t xml:space="preserve">ΔR = |∂R/∂A|ΔA + …</w:t>
+      </w:r>
+      <w:r>
+        <w:rPr>
+          <w:rFonts w:ascii="Times New Roman" w:hAnsi="Times New Roman" w:eastAsia="Times New Roman" w:cs="Times New Roman"/>
+        </w:rPr>
+        <w:t xml:space="preserve"> </w:t>
+      </w:r>
+      <w:r>
+        <w:rPr>
+          <w:rFonts w:hint="eastAsia" w:ascii="Times New Roman" w:hAnsi="Times New Roman" w:eastAsia="FangSong" w:cs="Times New Roman"/>
+        </w:rPr>
+        <w:t>不再是天降公式</w:t>
+      </w:r>
+      <w:r>
+        <w:rPr>
+          <w:rFonts w:hint="eastAsia" w:ascii="Times New Roman" w:hAnsi="Times New Roman" w:eastAsia="Times New Roman" w:cs="Times New Roman"/>
+        </w:rPr>
+        <w:t>，</w:t>
+      </w:r>
+      <w:r>
+        <w:rPr>
+          <w:rFonts w:hint="eastAsia" w:ascii="Times New Roman" w:hAnsi="Times New Roman" w:eastAsia="FangSong" w:cs="Times New Roman"/>
+        </w:rPr>
+        <w:t>而是全微分的直接推论</w:t>
+      </w:r>
+      <w:r>
+        <w:rPr>
+          <w:rFonts w:hint="eastAsia" w:ascii="Times New Roman" w:hAnsi="Times New Roman" w:eastAsia="Times New Roman" w:cs="Times New Roman"/>
+        </w:rPr>
+        <w:t>；</w:t>
+      </w:r>
+      <w:r>
+        <w:rPr>
+          <w:rFonts w:hint="eastAsia" w:ascii="Times New Roman" w:hAnsi="Times New Roman" w:eastAsia="FangSong" w:cs="Times New Roman"/>
+        </w:rPr>
+        <w:t>还能判断该改进哪个测量</w:t>
+      </w:r>
+      <w:r>
+        <w:rPr>
+          <w:rFonts w:hint="eastAsia" w:ascii="Times New Roman" w:hAnsi="Times New Roman" w:eastAsia="Times New Roman" w:cs="Times New Roman"/>
+        </w:rPr>
+        <w:t>。</w:t>
+      </w:r>
+    </w:p>
+    <w:p>
+      <w:pPr>
+        <w:pStyle w:val="BodyText"/>
+        <w:ind w:firstLine="420"/>
+      </w:pPr>
+      <w:r>
+        <w:rPr>
+          <w:rFonts w:hint="eastAsia" w:ascii="Times New Roman" w:hAnsi="Times New Roman" w:eastAsia="FangSong" w:cs="Times New Roman"/>
+          <w:b/>
+          <w:bCs/>
+        </w:rPr>
+        <w:t xml:space="preserve">统计热力学与</w:t>
+      </w:r>
+      <w:r>
+        <w:rPr>
+          <w:rFonts w:ascii="Times New Roman" w:hAnsi="Times New Roman" w:eastAsia="Times New Roman" w:cs="Times New Roman"/>
+          <w:b/>
+          <w:bCs/>
+        </w:rPr>
+        <w:t xml:space="preserve"> Maxwell </w:t>
+      </w:r>
+      <w:r>
+        <w:rPr>
+          <w:rFonts w:hint="eastAsia" w:ascii="Times New Roman" w:hAnsi="Times New Roman" w:eastAsia="FangSong" w:cs="Times New Roman"/>
+          <w:b/>
+          <w:bCs/>
+        </w:rPr>
+        <w:t xml:space="preserve">关系</w:t>
+      </w:r>
+      <w:r>
+        <w:rPr>
+          <w:rFonts w:hint="eastAsia" w:ascii="Times New Roman" w:hAnsi="Times New Roman" w:eastAsia="Times New Roman" w:cs="Times New Roman"/>
+        </w:rPr>
+        <w:t>：</w:t>
+      </w:r>
+      <w:r>
+        <w:rPr>
+          <w:rFonts w:hint="eastAsia" w:ascii="Times New Roman" w:hAnsi="Times New Roman" w:eastAsia="FangSong" w:cs="Times New Roman"/>
+        </w:rPr>
+        <w:t>四条</w:t>
+      </w:r>
+      <w:r>
+        <w:rPr>
+          <w:rFonts w:ascii="Times New Roman" w:hAnsi="Times New Roman" w:eastAsia="Times New Roman" w:cs="Times New Roman"/>
+        </w:rPr>
+        <w:t xml:space="preserve"> Maxwell </w:t>
+      </w:r>
+      <w:r>
+        <w:rPr>
+          <w:rFonts w:hint="eastAsia" w:ascii="Times New Roman" w:hAnsi="Times New Roman" w:eastAsia="FangSong" w:cs="Times New Roman"/>
+        </w:rPr>
+        <w:t>关系从</w:t>
+      </w:r>
+      <w:r>
+        <w:rPr>
+          <w:rFonts w:hint="eastAsia" w:ascii="Times New Roman" w:hAnsi="Times New Roman" w:eastAsia="Times New Roman" w:cs="Times New Roman"/>
+        </w:rPr>
+        <w:t>「</w:t>
+      </w:r>
+      <w:r>
+        <w:rPr>
+          <w:rFonts w:hint="eastAsia" w:ascii="Times New Roman" w:hAnsi="Times New Roman" w:eastAsia="FangSong" w:cs="Times New Roman"/>
+        </w:rPr>
+        <w:t>同侧同号</w:t>
+      </w:r>
+      <w:r>
+        <w:rPr>
+          <w:rFonts w:hint="eastAsia" w:ascii="Times New Roman" w:hAnsi="Times New Roman" w:eastAsia="Times New Roman" w:cs="Times New Roman"/>
+        </w:rPr>
+        <w:t>、</w:t>
+      </w:r>
+      <w:r>
+        <w:rPr>
+          <w:rFonts w:hint="eastAsia" w:ascii="Times New Roman" w:hAnsi="Times New Roman" w:eastAsia="FangSong" w:cs="Times New Roman"/>
+        </w:rPr>
+        <w:t>异侧异号</w:t>
+      </w:r>
+      <w:r>
+        <w:rPr>
+          <w:rFonts w:hint="eastAsia" w:ascii="Times New Roman" w:hAnsi="Times New Roman" w:eastAsia="Times New Roman" w:cs="Times New Roman"/>
+        </w:rPr>
+        <w:t>」</w:t>
+      </w:r>
+      <w:r>
+        <w:rPr>
+          <w:rFonts w:hint="eastAsia" w:ascii="Times New Roman" w:hAnsi="Times New Roman" w:eastAsia="FangSong" w:cs="Times New Roman"/>
+        </w:rPr>
+        <w:t>的口诀变成</w:t>
+      </w:r>
+      <w:r>
+        <w:rPr>
+          <w:rFonts w:hint="eastAsia" w:ascii="Times New Roman" w:hAnsi="Times New Roman" w:eastAsia="FangSong" w:cs="Times New Roman"/>
+          <w:b/>
+          <w:bCs/>
+        </w:rPr>
+        <w:t xml:space="preserve">可以现推</w:t>
+      </w:r>
+      <w:r>
+        <w:rPr>
+          <w:rFonts w:hint="eastAsia" w:ascii="Times New Roman" w:hAnsi="Times New Roman" w:eastAsia="Times New Roman" w:cs="Times New Roman"/>
+        </w:rPr>
+        <w:t>；</w:t>
+      </w:r>
+      <w:r>
+        <w:rPr>
+          <w:rFonts w:hint="eastAsia" w:ascii="Times New Roman" w:hAnsi="Times New Roman" w:eastAsia="FangSong" w:cs="Times New Roman"/>
+        </w:rPr>
+        <w:t>内压公式</w:t>
+      </w:r>
+      <w:r>
+        <w:rPr>
+          <w:rFonts w:hint="eastAsia" w:ascii="Times New Roman" w:hAnsi="Times New Roman" w:eastAsia="Times New Roman" w:cs="Times New Roman"/>
+        </w:rPr>
+        <w:t>、</w:t>
+      </w:r>
+      <w:r>
+        <w:rPr>
+          <w:rFonts w:hint="eastAsia" w:ascii="Times New Roman" w:hAnsi="Times New Roman" w:eastAsia="FangSong" w:cs="Times New Roman"/>
+        </w:rPr>
+        <w:t>焦耳</w:t>
+      </w:r>
+      <w:r>
+        <w:rPr>
+          <w:rFonts w:hint="eastAsia" w:ascii="Times New Roman" w:hAnsi="Times New Roman" w:eastAsia="Times New Roman" w:cs="Times New Roman"/>
+        </w:rPr>
+        <w:t>-</w:t>
+      </w:r>
+      <w:r>
+        <w:rPr>
+          <w:rFonts w:hint="eastAsia" w:ascii="Times New Roman" w:hAnsi="Times New Roman" w:eastAsia="FangSong" w:cs="Times New Roman"/>
+        </w:rPr>
+        <w:t>汤姆逊系数的推导链完整闭合</w:t>
+      </w:r>
+      <w:r>
+        <w:rPr>
+          <w:rFonts w:hint="eastAsia" w:ascii="Times New Roman" w:hAnsi="Times New Roman" w:eastAsia="Times New Roman" w:cs="Times New Roman"/>
+        </w:rPr>
+        <w:t>。</w:t>
+      </w:r>
+    </w:p>
+    <w:p>
+      <w:pPr>
+        <w:pStyle w:val="BodyText"/>
+        <w:ind w:firstLine="420"/>
+      </w:pPr>
+      <w:r>
+        <w:rPr>
+          <w:rFonts w:hint="eastAsia" w:ascii="Times New Roman" w:hAnsi="Times New Roman" w:eastAsia="FangSong" w:cs="Times New Roman"/>
+          <w:b/>
+          <w:bCs/>
+        </w:rPr>
+        <w:t xml:space="preserve">化学热力学</w:t>
+      </w:r>
+      <w:r>
+        <w:rPr>
+          <w:rFonts w:hint="eastAsia" w:ascii="Times New Roman" w:hAnsi="Times New Roman" w:eastAsia="Times New Roman" w:cs="Times New Roman"/>
+        </w:rPr>
+        <w:t xml:space="preserve">：</w:t>
+      </w:r>
+      <w:r>
+        <w:rPr>
+          <w:rStyle w:val="VerbatimChar"/>
+          <w:rFonts w:ascii="Times New Roman" w:hAnsi="Times New Roman" w:eastAsia="Times New Roman" w:cs="Times New Roman"/>
+        </w:rPr>
+        <w:t xml:space="preserve">δQ</w:t>
+      </w:r>
+      <w:r>
+        <w:rPr>
+          <w:rFonts w:ascii="Times New Roman" w:hAnsi="Times New Roman" w:eastAsia="Times New Roman" w:cs="Times New Roman"/>
+        </w:rPr>
+        <w:t xml:space="preserve">、</w:t>
+      </w:r>
+      <w:r>
+        <w:rPr>
+          <w:rStyle w:val="VerbatimChar"/>
+          <w:rFonts w:ascii="Times New Roman" w:hAnsi="Times New Roman" w:eastAsia="Times New Roman" w:cs="Times New Roman"/>
+        </w:rPr>
+        <w:t xml:space="preserve">δW</w:t>
+      </w:r>
+      <w:r>
+        <w:rPr>
+          <w:rFonts w:ascii="Times New Roman" w:hAnsi="Times New Roman" w:eastAsia="Times New Roman" w:cs="Times New Roman"/>
+        </w:rPr>
+        <w:t xml:space="preserve"> </w:t>
+      </w:r>
+      <w:r>
+        <w:rPr>
+          <w:rFonts w:hint="eastAsia" w:ascii="Times New Roman" w:hAnsi="Times New Roman" w:eastAsia="FangSong" w:cs="Times New Roman"/>
+        </w:rPr>
+        <w:t xml:space="preserve">为什么用</w:t>
+      </w:r>
+      <w:r>
+        <w:rPr>
+          <w:rFonts w:ascii="Times New Roman" w:hAnsi="Times New Roman" w:eastAsia="Times New Roman" w:cs="Times New Roman"/>
+        </w:rPr>
+        <w:t xml:space="preserve"> </w:t>
+      </w:r>
+      <w:r>
+        <w:rPr>
+          <w:rStyle w:val="VerbatimChar"/>
+          <w:rFonts w:ascii="Times New Roman" w:hAnsi="Times New Roman" w:eastAsia="Times New Roman" w:cs="Times New Roman"/>
+        </w:rPr>
+        <w:t xml:space="preserve">δ</w:t>
+      </w:r>
+      <w:r>
+        <w:rPr>
+          <w:rFonts w:ascii="Times New Roman" w:hAnsi="Times New Roman" w:eastAsia="Times New Roman" w:cs="Times New Roman"/>
+        </w:rPr>
+        <w:t xml:space="preserve"> </w:t>
+      </w:r>
+      <w:r>
+        <w:rPr>
+          <w:rFonts w:hint="eastAsia" w:ascii="Times New Roman" w:hAnsi="Times New Roman" w:eastAsia="FangSong" w:cs="Times New Roman"/>
+        </w:rPr>
+        <w:t xml:space="preserve">而不是</w:t>
+      </w:r>
+      <w:r>
+        <w:rPr>
+          <w:rFonts w:ascii="Times New Roman" w:hAnsi="Times New Roman" w:eastAsia="Times New Roman" w:cs="Times New Roman"/>
+        </w:rPr>
+        <w:t xml:space="preserve"> </w:t>
+      </w:r>
+      <w:r>
+        <w:rPr>
+          <w:rStyle w:val="VerbatimChar"/>
+          <w:rFonts w:ascii="Times New Roman" w:hAnsi="Times New Roman" w:eastAsia="Times New Roman" w:cs="Times New Roman"/>
+        </w:rPr>
+        <w:t xml:space="preserve">d</w:t>
+      </w:r>
+      <w:r>
+        <w:rPr>
+          <w:rFonts w:hint="eastAsia" w:ascii="Times New Roman" w:hAnsi="Times New Roman" w:eastAsia="Times New Roman" w:cs="Times New Roman"/>
+        </w:rPr>
+        <w:t>，</w:t>
+      </w:r>
+      <w:r>
+        <w:rPr>
+          <w:rFonts w:hint="eastAsia" w:ascii="Times New Roman" w:hAnsi="Times New Roman" w:eastAsia="FangSong" w:cs="Times New Roman"/>
+        </w:rPr>
+        <w:t>有了严格的判据</w:t>
+      </w:r>
+      <w:r>
+        <w:rPr>
+          <w:rFonts w:hint="eastAsia" w:ascii="Times New Roman" w:hAnsi="Times New Roman" w:eastAsia="Times New Roman" w:cs="Times New Roman"/>
+        </w:rPr>
+        <w:t>（</w:t>
+      </w:r>
+      <w:r>
+        <w:rPr>
+          <w:rFonts w:hint="eastAsia" w:ascii="Times New Roman" w:hAnsi="Times New Roman" w:eastAsia="FangSong" w:cs="Times New Roman"/>
+        </w:rPr>
+        <w:t>混合偏导相等与否</w:t>
+      </w:r>
+      <w:r>
+        <w:rPr>
+          <w:rFonts w:hint="eastAsia" w:ascii="Times New Roman" w:hAnsi="Times New Roman" w:eastAsia="Times New Roman" w:cs="Times New Roman"/>
+        </w:rPr>
+        <w:t>）。</w:t>
+      </w:r>
+    </w:p>
+    <w:p>
+      <w:pPr>
+        <w:pStyle w:val="BodyText"/>
+        <w:ind w:firstLine="420"/>
+      </w:pPr>
+      <w:r>
+        <w:rPr>
+          <w:rFonts w:hint="eastAsia" w:ascii="Times New Roman" w:hAnsi="Times New Roman" w:eastAsia="FangSong" w:cs="Times New Roman"/>
+          <w:b/>
+          <w:bCs/>
+        </w:rPr>
         <w:t xml:space="preserve">下一讲</w:t>
       </w:r>
       <w:r>
@@ -33249,9 +32536,8 @@
         <w:t>。</w:t>
       </w:r>
     </w:p>
+    <w:bookmarkEnd w:id="46"/>
     <w:bookmarkEnd w:id="47"/>
-    <w:bookmarkEnd w:id="48"/>
-    <w:bookmarkEnd w:id="49"/>
     <w:sectPr>
       <w:footerReference w:type="default" r:id="rId9"/>
       <w:footnotePr>
@@ -33400,238 +32686,8 @@
       </w:pPr>
     </w:lvl>
   </w:abstractNum>
-  <w:abstractNum w:abstractNumId="99411">
-    <w:nsid w:val="00A99411"/>
-    <w:multiLevelType w:val="multilevel"/>
-    <w:lvl w:ilvl="0">
-      <w:start w:val="1"/>
-      <w:numFmt w:val="decimal"/>
-      <w:lvlText w:val="%1."/>
-      <w:lvlJc w:val="left"/>
-      <w:pPr>
-        <w:ind w:left="720" w:hanging="360"/>
-      </w:pPr>
-    </w:lvl>
-    <w:lvl w:ilvl="1">
-      <w:start w:val="1"/>
-      <w:numFmt w:val="decimal"/>
-      <w:lvlText w:val="%2."/>
-      <w:lvlJc w:val="left"/>
-      <w:pPr>
-        <w:ind w:left="1440" w:hanging="360"/>
-      </w:pPr>
-    </w:lvl>
-    <w:lvl w:ilvl="2">
-      <w:start w:val="1"/>
-      <w:numFmt w:val="decimal"/>
-      <w:lvlText w:val="%3."/>
-      <w:lvlJc w:val="left"/>
-      <w:pPr>
-        <w:ind w:left="2160" w:hanging="360"/>
-      </w:pPr>
-    </w:lvl>
-    <w:lvl w:ilvl="3">
-      <w:start w:val="1"/>
-      <w:numFmt w:val="decimal"/>
-      <w:lvlText w:val="%4."/>
-      <w:lvlJc w:val="left"/>
-      <w:pPr>
-        <w:ind w:left="2880" w:hanging="360"/>
-      </w:pPr>
-    </w:lvl>
-    <w:lvl w:ilvl="4">
-      <w:start w:val="1"/>
-      <w:numFmt w:val="decimal"/>
-      <w:lvlText w:val="%5."/>
-      <w:lvlJc w:val="left"/>
-      <w:pPr>
-        <w:ind w:left="3600" w:hanging="360"/>
-      </w:pPr>
-    </w:lvl>
-    <w:lvl w:ilvl="5">
-      <w:start w:val="1"/>
-      <w:numFmt w:val="decimal"/>
-      <w:lvlText w:val="%6."/>
-      <w:lvlJc w:val="left"/>
-      <w:pPr>
-        <w:ind w:left="4320" w:hanging="360"/>
-      </w:pPr>
-    </w:lvl>
-    <w:lvl w:ilvl="6">
-      <w:start w:val="1"/>
-      <w:numFmt w:val="decimal"/>
-      <w:lvlText w:val="%7."/>
-      <w:lvlJc w:val="left"/>
-      <w:pPr>
-        <w:ind w:left="5040" w:hanging="360"/>
-      </w:pPr>
-    </w:lvl>
-    <w:lvl w:ilvl="7">
-      <w:start w:val="1"/>
-      <w:numFmt w:val="decimal"/>
-      <w:lvlText w:val="%8."/>
-      <w:lvlJc w:val="left"/>
-      <w:pPr>
-        <w:ind w:left="5760" w:hanging="360"/>
-      </w:pPr>
-    </w:lvl>
-    <w:lvl w:ilvl="8">
-      <w:start w:val="1"/>
-      <w:numFmt w:val="decimal"/>
-      <w:lvlText w:val="%9."/>
-      <w:lvlJc w:val="left"/>
-      <w:pPr>
-        <w:ind w:left="6480" w:hanging="360"/>
-      </w:pPr>
-    </w:lvl>
-  </w:abstractNum>
-  <w:abstractNum w:abstractNumId="991">
-    <w:nsid w:val="0000A991"/>
-    <w:multiLevelType w:val="multilevel"/>
-    <w:lvl w:ilvl="0">
-      <w:numFmt w:val="bullet"/>
-      <w:lvlText w:val=""/>
-      <w:lvlJc w:val="left"/>
-      <w:pPr>
-        <w:ind w:left="720" w:hanging="360"/>
-      </w:pPr>
-      <w:rPr>
-        <w:rFonts w:ascii="Symbol" w:hAnsi="Symbol" w:cs="Symbol" w:hint="default"/>
-      </w:rPr>
-    </w:lvl>
-    <w:lvl w:ilvl="1">
-      <w:numFmt w:val="bullet"/>
-      <w:lvlText w:val="o"/>
-      <w:lvlJc w:val="left"/>
-      <w:pPr>
-        <w:ind w:left="1440" w:hanging="360"/>
-      </w:pPr>
-      <w:rPr>
-        <w:rFonts w:ascii="Courier New" w:hAnsi="Courier New" w:cs="Courier New" w:hint="default"/>
-      </w:rPr>
-    </w:lvl>
-    <w:lvl w:ilvl="2">
-      <w:numFmt w:val="bullet"/>
-      <w:lvlText w:val=""/>
-      <w:lvlJc w:val="left"/>
-      <w:pPr>
-        <w:ind w:left="2160" w:hanging="360"/>
-      </w:pPr>
-      <w:rPr>
-        <w:rFonts w:ascii="Wingdings" w:hAnsi="Wingdings" w:cs="Wingdings" w:hint="default"/>
-      </w:rPr>
-    </w:lvl>
-    <w:lvl w:ilvl="3">
-      <w:numFmt w:val="bullet"/>
-      <w:lvlText w:val=""/>
-      <w:lvlJc w:val="left"/>
-      <w:pPr>
-        <w:ind w:left="2880" w:hanging="360"/>
-      </w:pPr>
-      <w:rPr>
-        <w:rFonts w:ascii="Symbol" w:hAnsi="Symbol" w:cs="Symbol" w:hint="default"/>
-      </w:rPr>
-    </w:lvl>
-    <w:lvl w:ilvl="4">
-      <w:numFmt w:val="bullet"/>
-      <w:lvlText w:val="o"/>
-      <w:lvlJc w:val="left"/>
-      <w:pPr>
-        <w:ind w:left="3600" w:hanging="360"/>
-      </w:pPr>
-      <w:rPr>
-        <w:rFonts w:ascii="Courier New" w:hAnsi="Courier New" w:cs="Courier New" w:hint="default"/>
-      </w:rPr>
-    </w:lvl>
-    <w:lvl w:ilvl="5">
-      <w:numFmt w:val="bullet"/>
-      <w:lvlText w:val=""/>
-      <w:lvlJc w:val="left"/>
-      <w:pPr>
-        <w:ind w:left="4320" w:hanging="360"/>
-      </w:pPr>
-      <w:rPr>
-        <w:rFonts w:ascii="Wingdings" w:hAnsi="Wingdings" w:cs="Wingdings" w:hint="default"/>
-      </w:rPr>
-    </w:lvl>
-    <w:lvl w:ilvl="6">
-      <w:numFmt w:val="bullet"/>
-      <w:lvlText w:val=""/>
-      <w:lvlJc w:val="left"/>
-      <w:pPr>
-        <w:ind w:left="5040" w:hanging="360"/>
-      </w:pPr>
-      <w:rPr>
-        <w:rFonts w:ascii="Symbol" w:hAnsi="Symbol" w:cs="Symbol" w:hint="default"/>
-      </w:rPr>
-    </w:lvl>
-    <w:lvl w:ilvl="7">
-      <w:numFmt w:val="bullet"/>
-      <w:lvlText w:val="o"/>
-      <w:lvlJc w:val="left"/>
-      <w:pPr>
-        <w:ind w:left="5760" w:hanging="360"/>
-      </w:pPr>
-      <w:rPr>
-        <w:rFonts w:ascii="Courier New" w:hAnsi="Courier New" w:cs="Courier New" w:hint="default"/>
-      </w:rPr>
-    </w:lvl>
-    <w:lvl w:ilvl="8">
-      <w:numFmt w:val="bullet"/>
-      <w:lvlText w:val=""/>
-      <w:lvlJc w:val="left"/>
-      <w:pPr>
-        <w:ind w:left="6480" w:hanging="360"/>
-      </w:pPr>
-      <w:rPr>
-        <w:rFonts w:ascii="Wingdings" w:hAnsi="Wingdings" w:cs="Wingdings" w:hint="default"/>
-      </w:rPr>
-    </w:lvl>
-  </w:abstractNum>
   <w:num w:numId="1000">
     <w:abstractNumId w:val="990"/>
-  </w:num>
-  <w:num w:numId="1001">
-    <w:abstractNumId w:val="99411"/>
-    <w:lvlOverride w:ilvl="0">
-      <w:startOverride w:val="1"/>
-    </w:lvlOverride>
-    <w:lvlOverride w:ilvl="1">
-      <w:startOverride w:val="1"/>
-    </w:lvlOverride>
-    <w:lvlOverride w:ilvl="2">
-      <w:startOverride w:val="1"/>
-    </w:lvlOverride>
-    <w:lvlOverride w:ilvl="3">
-      <w:startOverride w:val="1"/>
-    </w:lvlOverride>
-    <w:lvlOverride w:ilvl="4">
-      <w:startOverride w:val="1"/>
-    </w:lvlOverride>
-    <w:lvlOverride w:ilvl="5">
-      <w:startOverride w:val="1"/>
-    </w:lvlOverride>
-    <w:lvlOverride w:ilvl="6">
-      <w:startOverride w:val="1"/>
-    </w:lvlOverride>
-    <w:lvlOverride w:ilvl="7">
-      <w:startOverride w:val="1"/>
-    </w:lvlOverride>
-    <w:lvlOverride w:ilvl="8">
-      <w:startOverride w:val="1"/>
-    </w:lvlOverride>
-  </w:num>
-  <w:num w:numId="1002">
-    <w:abstractNumId w:val="991"/>
-  </w:num>
-  <w:num w:numId="1003">
-    <w:abstractNumId w:val="991"/>
-  </w:num>
-  <w:num w:numId="1004">
-    <w:abstractNumId w:val="991"/>
-  </w:num>
-  <w:num w:numId="1005">
-    <w:abstractNumId w:val="991"/>
   </w:num>
 </w:numbering>
 </file>
@@ -34360,30 +33416,6 @@
       <ns0:color ns0:themeColor="accent1" ns0:themeShade="BF" ns0:val="365F91"/>
     </ns0:rPr>
   </ns0:style>
-  <w:style w:type="paragraph" w:customStyle="1" w:styleId="BodyText">
-    <w:name w:val="Body Text"/>
-    <w:basedOn w:val="BodyText"/>
-    <w:qFormat/>
-    <ns0:rPr>
-      <w:rFonts ns0:ascii="Times New Roman" ns0:hAnsi="Times New Roman" ns0:eastAsia="FangSong" ns0:cs="Times New Roman"/>
-    </ns0:rPr>
-  </w:style>
-  <w:style w:type="paragraph" w:customStyle="1" w:styleId="MethodologyBlock">
-    <w:name w:val="Methodology Block"/>
-    <w:basedOn w:val="BodyText"/>
-    <w:qFormat/>
-    <ns0:rPr>
-      <w:rFonts ns0:ascii="Times New Roman" ns0:hAnsi="Times New Roman" ns0:eastAsia="FangSong" ns0:cs="Times New Roman"/>
-    </ns0:rPr>
-  </w:style>
-  <w:style w:type="paragraph" w:customStyle="1" w:styleId="MistakeBlock">
-    <w:name w:val="Mistake Block"/>
-    <w:basedOn w:val="BodyText"/>
-    <w:qFormat/>
-    <ns0:rPr>
-      <w:rFonts ns0:ascii="Times New Roman" ns0:hAnsi="Times New Roman" ns0:eastAsia="FangSong" ns0:cs="Times New Roman"/>
-    </ns0:rPr>
-  </w:style>
   <w:style w:type="paragraph" w:customStyle="1" w:styleId="SourceCode">
     <w:name w:val="Source Code"/>
     <w:basedOn w:val="Normal"/>
